--- a/projects/fpga-systems/NexysA7/pumice/ddr2-characterization/docs/DDR2_Characterization_Guide_v0.95.docx
+++ b/projects/fpga-systems/NexysA7/pumice/ddr2-characterization/docs/DDR2_Characterization_Guide_v0.95.docx
@@ -160,7 +160,7 @@
             </w:rPr>
             <w:fldChar w:fldCharType="separate"/>
           </w:r>
-          <w:hyperlink w:anchor="__RefHeading___Toc7030_1464931259">
+          <w:hyperlink w:anchor="__RefHeading___Toc7208_1339948653">
             <w:r>
               <w:rPr>
                 <w:webHidden/>
@@ -181,7 +181,7 @@
             </w:tabs>
             <w:rPr/>
           </w:pPr>
-          <w:hyperlink w:anchor="__RefHeading___Toc7032_1464931259">
+          <w:hyperlink w:anchor="__RefHeading___Toc7210_1339948653">
             <w:r>
               <w:rPr>
                 <w:webHidden/>
@@ -202,7 +202,7 @@
             </w:tabs>
             <w:rPr/>
           </w:pPr>
-          <w:hyperlink w:anchor="__RefHeading___Toc7034_1464931259">
+          <w:hyperlink w:anchor="__RefHeading___Toc7212_1339948653">
             <w:r>
               <w:rPr>
                 <w:webHidden/>
@@ -223,7 +223,7 @@
             </w:tabs>
             <w:rPr/>
           </w:pPr>
-          <w:hyperlink w:anchor="__RefHeading___Toc7036_1464931259">
+          <w:hyperlink w:anchor="__RefHeading___Toc7214_1339948653">
             <w:r>
               <w:rPr>
                 <w:webHidden/>
@@ -244,7 +244,7 @@
             </w:tabs>
             <w:rPr/>
           </w:pPr>
-          <w:hyperlink w:anchor="__RefHeading___Toc7038_1464931259">
+          <w:hyperlink w:anchor="__RefHeading___Toc7216_1339948653">
             <w:r>
               <w:rPr>
                 <w:webHidden/>
@@ -265,7 +265,7 @@
             </w:tabs>
             <w:rPr/>
           </w:pPr>
-          <w:hyperlink w:anchor="__RefHeading___Toc7040_1464931259">
+          <w:hyperlink w:anchor="__RefHeading___Toc7218_1339948653">
             <w:r>
               <w:rPr>
                 <w:webHidden/>
@@ -286,7 +286,7 @@
             </w:tabs>
             <w:rPr/>
           </w:pPr>
-          <w:hyperlink w:anchor="__RefHeading___Toc7042_1464931259">
+          <w:hyperlink w:anchor="__RefHeading___Toc7220_1339948653">
             <w:r>
               <w:rPr>
                 <w:webHidden/>
@@ -307,7 +307,7 @@
             </w:tabs>
             <w:rPr/>
           </w:pPr>
-          <w:hyperlink w:anchor="__RefHeading___Toc7044_1464931259">
+          <w:hyperlink w:anchor="__RefHeading___Toc7222_1339948653">
             <w:r>
               <w:rPr>
                 <w:webHidden/>
@@ -328,7 +328,7 @@
             </w:tabs>
             <w:rPr/>
           </w:pPr>
-          <w:hyperlink w:anchor="__RefHeading___Toc7046_1464931259">
+          <w:hyperlink w:anchor="__RefHeading___Toc7224_1339948653">
             <w:r>
               <w:rPr>
                 <w:webHidden/>
@@ -349,7 +349,7 @@
             </w:tabs>
             <w:rPr/>
           </w:pPr>
-          <w:hyperlink w:anchor="__RefHeading___Toc7048_1464931259">
+          <w:hyperlink w:anchor="__RefHeading___Toc7226_1339948653">
             <w:r>
               <w:rPr>
                 <w:webHidden/>
@@ -370,7 +370,7 @@
             </w:tabs>
             <w:rPr/>
           </w:pPr>
-          <w:hyperlink w:anchor="__RefHeading___Toc7050_1464931259">
+          <w:hyperlink w:anchor="__RefHeading___Toc7228_1339948653">
             <w:r>
               <w:rPr>
                 <w:webHidden/>
@@ -391,7 +391,7 @@
             </w:tabs>
             <w:rPr/>
           </w:pPr>
-          <w:hyperlink w:anchor="__RefHeading___Toc7052_1464931259">
+          <w:hyperlink w:anchor="__RefHeading___Toc7230_1339948653">
             <w:r>
               <w:rPr>
                 <w:webHidden/>
@@ -412,7 +412,7 @@
             </w:tabs>
             <w:rPr/>
           </w:pPr>
-          <w:hyperlink w:anchor="__RefHeading___Toc7054_1464931259">
+          <w:hyperlink w:anchor="__RefHeading___Toc7232_1339948653">
             <w:r>
               <w:rPr>
                 <w:webHidden/>
@@ -433,7 +433,7 @@
             </w:tabs>
             <w:rPr/>
           </w:pPr>
-          <w:hyperlink w:anchor="__RefHeading___Toc7056_1464931259">
+          <w:hyperlink w:anchor="__RefHeading___Toc7234_1339948653">
             <w:r>
               <w:rPr>
                 <w:webHidden/>
@@ -454,7 +454,7 @@
             </w:tabs>
             <w:rPr/>
           </w:pPr>
-          <w:hyperlink w:anchor="__RefHeading___Toc7058_1464931259">
+          <w:hyperlink w:anchor="__RefHeading___Toc7236_1339948653">
             <w:r>
               <w:rPr>
                 <w:webHidden/>
@@ -475,7 +475,7 @@
             </w:tabs>
             <w:rPr/>
           </w:pPr>
-          <w:hyperlink w:anchor="__RefHeading___Toc7060_1464931259">
+          <w:hyperlink w:anchor="__RefHeading___Toc7238_1339948653">
             <w:r>
               <w:rPr>
                 <w:webHidden/>
@@ -496,7 +496,7 @@
             </w:tabs>
             <w:rPr/>
           </w:pPr>
-          <w:hyperlink w:anchor="__RefHeading___Toc7062_1464931259">
+          <w:hyperlink w:anchor="__RefHeading___Toc7240_1339948653">
             <w:r>
               <w:rPr>
                 <w:webHidden/>
@@ -517,7 +517,7 @@
             </w:tabs>
             <w:rPr/>
           </w:pPr>
-          <w:hyperlink w:anchor="__RefHeading___Toc7064_1464931259">
+          <w:hyperlink w:anchor="__RefHeading___Toc7242_1339948653">
             <w:r>
               <w:rPr>
                 <w:webHidden/>
@@ -538,7 +538,7 @@
             </w:tabs>
             <w:rPr/>
           </w:pPr>
-          <w:hyperlink w:anchor="__RefHeading___Toc7066_1464931259">
+          <w:hyperlink w:anchor="__RefHeading___Toc7244_1339948653">
             <w:r>
               <w:rPr>
                 <w:webHidden/>
@@ -559,7 +559,7 @@
             </w:tabs>
             <w:rPr/>
           </w:pPr>
-          <w:hyperlink w:anchor="__RefHeading___Toc7068_1464931259">
+          <w:hyperlink w:anchor="__RefHeading___Toc7246_1339948653">
             <w:r>
               <w:rPr>
                 <w:webHidden/>
@@ -580,7 +580,7 @@
             </w:tabs>
             <w:rPr/>
           </w:pPr>
-          <w:hyperlink w:anchor="__RefHeading___Toc7070_1464931259">
+          <w:hyperlink w:anchor="__RefHeading___Toc7248_1339948653">
             <w:r>
               <w:rPr>
                 <w:webHidden/>
@@ -601,7 +601,7 @@
             </w:tabs>
             <w:rPr/>
           </w:pPr>
-          <w:hyperlink w:anchor="__RefHeading___Toc7072_1464931259">
+          <w:hyperlink w:anchor="__RefHeading___Toc7250_1339948653">
             <w:r>
               <w:rPr>
                 <w:webHidden/>
@@ -622,7 +622,7 @@
             </w:tabs>
             <w:rPr/>
           </w:pPr>
-          <w:hyperlink w:anchor="__RefHeading___Toc7074_1464931259">
+          <w:hyperlink w:anchor="__RefHeading___Toc7252_1339948653">
             <w:r>
               <w:rPr>
                 <w:webHidden/>
@@ -643,7 +643,7 @@
             </w:tabs>
             <w:rPr/>
           </w:pPr>
-          <w:hyperlink w:anchor="__RefHeading___Toc7076_1464931259">
+          <w:hyperlink w:anchor="__RefHeading___Toc7254_1339948653">
             <w:r>
               <w:rPr>
                 <w:webHidden/>
@@ -664,7 +664,7 @@
             </w:tabs>
             <w:rPr/>
           </w:pPr>
-          <w:hyperlink w:anchor="__RefHeading___Toc7078_1464931259">
+          <w:hyperlink w:anchor="__RefHeading___Toc7256_1339948653">
             <w:r>
               <w:rPr>
                 <w:webHidden/>
@@ -685,7 +685,7 @@
             </w:tabs>
             <w:rPr/>
           </w:pPr>
-          <w:hyperlink w:anchor="__RefHeading___Toc7080_1464931259">
+          <w:hyperlink w:anchor="__RefHeading___Toc7258_1339948653">
             <w:r>
               <w:rPr>
                 <w:webHidden/>
@@ -706,7 +706,7 @@
             </w:tabs>
             <w:rPr/>
           </w:pPr>
-          <w:hyperlink w:anchor="__RefHeading___Toc7082_1464931259">
+          <w:hyperlink w:anchor="__RefHeading___Toc7260_1339948653">
             <w:r>
               <w:rPr>
                 <w:webHidden/>
@@ -727,7 +727,7 @@
             </w:tabs>
             <w:rPr/>
           </w:pPr>
-          <w:hyperlink w:anchor="__RefHeading___Toc7084_1464931259">
+          <w:hyperlink w:anchor="__RefHeading___Toc7262_1339948653">
             <w:r>
               <w:rPr>
                 <w:webHidden/>
@@ -748,7 +748,7 @@
             </w:tabs>
             <w:rPr/>
           </w:pPr>
-          <w:hyperlink w:anchor="__RefHeading___Toc7086_1464931259">
+          <w:hyperlink w:anchor="__RefHeading___Toc7264_1339948653">
             <w:r>
               <w:rPr>
                 <w:webHidden/>
@@ -769,7 +769,7 @@
             </w:tabs>
             <w:rPr/>
           </w:pPr>
-          <w:hyperlink w:anchor="__RefHeading___Toc7088_1464931259">
+          <w:hyperlink w:anchor="__RefHeading___Toc7266_1339948653">
             <w:r>
               <w:rPr>
                 <w:webHidden/>
@@ -790,7 +790,7 @@
             </w:tabs>
             <w:rPr/>
           </w:pPr>
-          <w:hyperlink w:anchor="__RefHeading___Toc7090_1464931259">
+          <w:hyperlink w:anchor="__RefHeading___Toc7268_1339948653">
             <w:r>
               <w:rPr>
                 <w:webHidden/>
@@ -811,7 +811,7 @@
             </w:tabs>
             <w:rPr/>
           </w:pPr>
-          <w:hyperlink w:anchor="__RefHeading___Toc7092_1464931259">
+          <w:hyperlink w:anchor="__RefHeading___Toc7270_1339948653">
             <w:r>
               <w:rPr>
                 <w:webHidden/>
@@ -832,7 +832,7 @@
             </w:tabs>
             <w:rPr/>
           </w:pPr>
-          <w:hyperlink w:anchor="__RefHeading___Toc7094_1464931259">
+          <w:hyperlink w:anchor="__RefHeading___Toc7272_1339948653">
             <w:r>
               <w:rPr>
                 <w:webHidden/>
@@ -853,7 +853,7 @@
             </w:tabs>
             <w:rPr/>
           </w:pPr>
-          <w:hyperlink w:anchor="__RefHeading___Toc7096_1464931259">
+          <w:hyperlink w:anchor="__RefHeading___Toc7274_1339948653">
             <w:r>
               <w:rPr>
                 <w:webHidden/>
@@ -874,7 +874,7 @@
             </w:tabs>
             <w:rPr/>
           </w:pPr>
-          <w:hyperlink w:anchor="__RefHeading___Toc7098_1464931259">
+          <w:hyperlink w:anchor="__RefHeading___Toc7276_1339948653">
             <w:r>
               <w:rPr>
                 <w:webHidden/>
@@ -895,7 +895,7 @@
             </w:tabs>
             <w:rPr/>
           </w:pPr>
-          <w:hyperlink w:anchor="__RefHeading___Toc7100_1464931259">
+          <w:hyperlink w:anchor="__RefHeading___Toc7278_1339948653">
             <w:r>
               <w:rPr>
                 <w:webHidden/>
@@ -916,7 +916,7 @@
             </w:tabs>
             <w:rPr/>
           </w:pPr>
-          <w:hyperlink w:anchor="__RefHeading___Toc7102_1464931259">
+          <w:hyperlink w:anchor="__RefHeading___Toc7280_1339948653">
             <w:r>
               <w:rPr>
                 <w:webHidden/>
@@ -937,7 +937,7 @@
             </w:tabs>
             <w:rPr/>
           </w:pPr>
-          <w:hyperlink w:anchor="__RefHeading___Toc7104_1464931259">
+          <w:hyperlink w:anchor="__RefHeading___Toc7282_1339948653">
             <w:r>
               <w:rPr>
                 <w:webHidden/>
@@ -958,7 +958,7 @@
             </w:tabs>
             <w:rPr/>
           </w:pPr>
-          <w:hyperlink w:anchor="__RefHeading___Toc7106_1464931259">
+          <w:hyperlink w:anchor="__RefHeading___Toc7284_1339948653">
             <w:r>
               <w:rPr>
                 <w:webHidden/>
@@ -979,7 +979,7 @@
             </w:tabs>
             <w:rPr/>
           </w:pPr>
-          <w:hyperlink w:anchor="__RefHeading___Toc7108_1464931259">
+          <w:hyperlink w:anchor="__RefHeading___Toc7286_1339948653">
             <w:r>
               <w:rPr>
                 <w:webHidden/>
@@ -1000,7 +1000,7 @@
             </w:tabs>
             <w:rPr/>
           </w:pPr>
-          <w:hyperlink w:anchor="__RefHeading___Toc7110_1464931259">
+          <w:hyperlink w:anchor="__RefHeading___Toc7288_1339948653">
             <w:r>
               <w:rPr>
                 <w:webHidden/>
@@ -1021,7 +1021,7 @@
             </w:tabs>
             <w:rPr/>
           </w:pPr>
-          <w:hyperlink w:anchor="__RefHeading___Toc7112_1464931259">
+          <w:hyperlink w:anchor="__RefHeading___Toc7290_1339948653">
             <w:r>
               <w:rPr>
                 <w:webHidden/>
@@ -1042,7 +1042,7 @@
             </w:tabs>
             <w:rPr/>
           </w:pPr>
-          <w:hyperlink w:anchor="__RefHeading___Toc7114_1464931259">
+          <w:hyperlink w:anchor="__RefHeading___Toc7292_1339948653">
             <w:r>
               <w:rPr>
                 <w:webHidden/>
@@ -1063,7 +1063,7 @@
             </w:tabs>
             <w:rPr/>
           </w:pPr>
-          <w:hyperlink w:anchor="__RefHeading___Toc7116_1464931259">
+          <w:hyperlink w:anchor="__RefHeading___Toc7294_1339948653">
             <w:r>
               <w:rPr>
                 <w:webHidden/>
@@ -1084,7 +1084,7 @@
             </w:tabs>
             <w:rPr/>
           </w:pPr>
-          <w:hyperlink w:anchor="__RefHeading___Toc7118_1464931259">
+          <w:hyperlink w:anchor="__RefHeading___Toc7296_1339948653">
             <w:r>
               <w:rPr>
                 <w:webHidden/>
@@ -1105,7 +1105,7 @@
             </w:tabs>
             <w:rPr/>
           </w:pPr>
-          <w:hyperlink w:anchor="__RefHeading___Toc7120_1464931259">
+          <w:hyperlink w:anchor="__RefHeading___Toc7298_1339948653">
             <w:r>
               <w:rPr>
                 <w:webHidden/>
@@ -1126,7 +1126,7 @@
             </w:tabs>
             <w:rPr/>
           </w:pPr>
-          <w:hyperlink w:anchor="__RefHeading___Toc7122_1464931259">
+          <w:hyperlink w:anchor="__RefHeading___Toc7300_1339948653">
             <w:r>
               <w:rPr>
                 <w:webHidden/>
@@ -1147,7 +1147,7 @@
             </w:tabs>
             <w:rPr/>
           </w:pPr>
-          <w:hyperlink w:anchor="__RefHeading___Toc7124_1464931259">
+          <w:hyperlink w:anchor="__RefHeading___Toc7302_1339948653">
             <w:r>
               <w:rPr>
                 <w:webHidden/>
@@ -1168,7 +1168,7 @@
             </w:tabs>
             <w:rPr/>
           </w:pPr>
-          <w:hyperlink w:anchor="__RefHeading___Toc7126_1464931259">
+          <w:hyperlink w:anchor="__RefHeading___Toc7304_1339948653">
             <w:r>
               <w:rPr>
                 <w:webHidden/>
@@ -1189,7 +1189,7 @@
             </w:tabs>
             <w:rPr/>
           </w:pPr>
-          <w:hyperlink w:anchor="__RefHeading___Toc7128_1464931259">
+          <w:hyperlink w:anchor="__RefHeading___Toc7306_1339948653">
             <w:r>
               <w:rPr>
                 <w:webHidden/>
@@ -1210,7 +1210,7 @@
             </w:tabs>
             <w:rPr/>
           </w:pPr>
-          <w:hyperlink w:anchor="__RefHeading___Toc7130_1464931259">
+          <w:hyperlink w:anchor="__RefHeading___Toc7308_1339948653">
             <w:r>
               <w:rPr>
                 <w:webHidden/>
@@ -1231,7 +1231,7 @@
             </w:tabs>
             <w:rPr/>
           </w:pPr>
-          <w:hyperlink w:anchor="__RefHeading___Toc7132_1464931259">
+          <w:hyperlink w:anchor="__RefHeading___Toc7310_1339948653">
             <w:r>
               <w:rPr>
                 <w:webHidden/>
@@ -1252,7 +1252,7 @@
             </w:tabs>
             <w:rPr/>
           </w:pPr>
-          <w:hyperlink w:anchor="__RefHeading___Toc7134_1464931259">
+          <w:hyperlink w:anchor="__RefHeading___Toc7312_1339948653">
             <w:r>
               <w:rPr>
                 <w:webHidden/>
@@ -1260,7 +1260,7 @@
               </w:rPr>
               <w:t>9.2 8.2 How much idle the controller absorbs</w:t>
               <w:tab/>
-              <w:t>29</w:t>
+              <w:t>30</w:t>
             </w:r>
           </w:hyperlink>
         </w:p>
@@ -1273,7 +1273,7 @@
             </w:tabs>
             <w:rPr/>
           </w:pPr>
-          <w:hyperlink w:anchor="__RefHeading___Toc7136_1464931259">
+          <w:hyperlink w:anchor="__RefHeading___Toc7314_1339948653">
             <w:r>
               <w:rPr>
                 <w:webHidden/>
@@ -1281,7 +1281,7 @@
               </w:rPr>
               <w:t>9.2.1 Figure 8.1: Read Bandwidth vs Gap, Row-Major</w:t>
               <w:tab/>
-              <w:t>30</w:t>
+              <w:t>31</w:t>
             </w:r>
           </w:hyperlink>
         </w:p>
@@ -1294,7 +1294,7 @@
             </w:tabs>
             <w:rPr/>
           </w:pPr>
-          <w:hyperlink w:anchor="__RefHeading___Toc7138_1464931259">
+          <w:hyperlink w:anchor="__RefHeading___Toc7316_1339948653">
             <w:r>
               <w:rPr>
                 <w:webHidden/>
@@ -1315,7 +1315,7 @@
             </w:tabs>
             <w:rPr/>
           </w:pPr>
-          <w:hyperlink w:anchor="__RefHeading___Toc7140_1464931259">
+          <w:hyperlink w:anchor="__RefHeading___Toc7318_1339948653">
             <w:r>
               <w:rPr>
                 <w:webHidden/>
@@ -1323,7 +1323,7 @@
               </w:rPr>
               <w:t>9.2.3 Figure 8.3: Read Bandwidth vs Gap, Col-Major</w:t>
               <w:tab/>
-              <w:t>31</w:t>
+              <w:t>32</w:t>
             </w:r>
           </w:hyperlink>
         </w:p>
@@ -1336,7 +1336,7 @@
             </w:tabs>
             <w:rPr/>
           </w:pPr>
-          <w:hyperlink w:anchor="__RefHeading___Toc7142_1464931259">
+          <w:hyperlink w:anchor="__RefHeading___Toc7320_1339948653">
             <w:r>
               <w:rPr>
                 <w:webHidden/>
@@ -1344,7 +1344,7 @@
               </w:rPr>
               <w:t>9.2.4 Figure 8.4: Bus Bandwidth Across Gap and Generator Count</w:t>
               <w:tab/>
-              <w:t>32</w:t>
+              <w:t>33</w:t>
             </w:r>
           </w:hyperlink>
         </w:p>
@@ -1357,7 +1357,7 @@
             </w:tabs>
             <w:rPr/>
           </w:pPr>
-          <w:hyperlink w:anchor="__RefHeading___Toc7144_1464931259">
+          <w:hyperlink w:anchor="__RefHeading___Toc7322_1339948653">
             <w:r>
               <w:rPr>
                 <w:webHidden/>
@@ -1365,7 +1365,7 @@
               </w:rPr>
               <w:t>9.3 8.3 Where the cycles went</w:t>
               <w:tab/>
-              <w:t>32</w:t>
+              <w:t>33</w:t>
             </w:r>
           </w:hyperlink>
         </w:p>
@@ -1378,7 +1378,7 @@
             </w:tabs>
             <w:rPr/>
           </w:pPr>
-          <w:hyperlink w:anchor="__RefHeading___Toc7146_1464931259">
+          <w:hyperlink w:anchor="__RefHeading___Toc7324_1339948653">
             <w:r>
               <w:rPr>
                 <w:webHidden/>
@@ -1386,7 +1386,7 @@
               </w:rPr>
               <w:t>9.3.1 Figure 8.5: Cycle Breakdown at 1+1 — the Bend and its Cause</w:t>
               <w:tab/>
-              <w:t>33</w:t>
+              <w:t>34</w:t>
             </w:r>
           </w:hyperlink>
         </w:p>
@@ -1399,7 +1399,7 @@
             </w:tabs>
             <w:rPr/>
           </w:pPr>
-          <w:hyperlink w:anchor="__RefHeading___Toc7148_1464931259">
+          <w:hyperlink w:anchor="__RefHeading___Toc7326_1339948653">
             <w:r>
               <w:rPr>
                 <w:webHidden/>
@@ -1420,7 +1420,7 @@
             </w:tabs>
             <w:rPr/>
           </w:pPr>
-          <w:hyperlink w:anchor="__RefHeading___Toc7150_1464931259">
+          <w:hyperlink w:anchor="__RefHeading___Toc7328_1339948653">
             <w:r>
               <w:rPr>
                 <w:webHidden/>
@@ -1441,7 +1441,7 @@
             </w:tabs>
             <w:rPr/>
           </w:pPr>
-          <w:hyperlink w:anchor="__RefHeading___Toc7152_1464931259">
+          <w:hyperlink w:anchor="__RefHeading___Toc7330_1339948653">
             <w:r>
               <w:rPr>
                 <w:webHidden/>
@@ -1593,7 +1593,7 @@
           <w:rPr>
             <w:rStyle w:val="ListLabel1"/>
           </w:rPr>
-          <w:t>30</w:t>
+          <w:t>31</w:t>
         </w:r>
         <w:r>
           <w:rPr>
@@ -1707,7 +1707,7 @@
           <w:rPr>
             <w:rStyle w:val="ListLabel1"/>
           </w:rPr>
-          <w:t>31</w:t>
+          <w:t>32</w:t>
         </w:r>
         <w:r>
           <w:rPr>
@@ -1764,7 +1764,7 @@
           <w:rPr>
             <w:rStyle w:val="ListLabel1"/>
           </w:rPr>
-          <w:t>32</w:t>
+          <w:t>33</w:t>
         </w:r>
         <w:r>
           <w:rPr>
@@ -1821,7 +1821,7 @@
           <w:rPr>
             <w:rStyle w:val="ListLabel1"/>
           </w:rPr>
-          <w:t>33</w:t>
+          <w:t>34</w:t>
         </w:r>
         <w:r>
           <w:rPr>
@@ -3066,14 +3066,14 @@
         <w:spacing w:before="0" w:after="0"/>
         <w:rPr/>
       </w:pPr>
-      <w:hyperlink w:anchor="_Tab_21_Gap_knee_by_address_">
+      <w:hyperlink w:anchor="_Tab_21_Where_bandwidth_reac">
         <w:r>
           <w:rPr>
             <w:rStyle w:val="ListLabel1"/>
             <w:color w:val="000000"/>
             <w:sz w:val="24"/>
           </w:rPr>
-          <w:t>Table 21: Gap knee by address order and generator count</w:t>
+          <w:t>Table 21: Where bandwidth reaches its plateau, measured against the model</w:t>
         </w:r>
         <w:r>
           <w:rPr>
@@ -3091,7 +3091,64 @@
           <w:rPr>
             <w:rStyle w:val="ListLabel1"/>
           </w:rPr>
-          <w:instrText xml:space="preserve"> PAGEREF _Tab_21_Gap_knee_by_address_ \h </w:instrText>
+          <w:instrText xml:space="preserve"> PAGEREF _Tab_21_Where_bandwidth_reac \h </w:instrText>
+        </w:r>
+        <w:r>
+          <w:rPr>
+            <w:rStyle w:val="ListLabel1"/>
+          </w:rPr>
+          <w:fldChar w:fldCharType="separate"/>
+        </w:r>
+        <w:r>
+          <w:rPr>
+            <w:rStyle w:val="ListLabel1"/>
+          </w:rPr>
+          <w:t>29</w:t>
+        </w:r>
+        <w:r>
+          <w:rPr>
+            <w:rStyle w:val="ListLabel1"/>
+          </w:rPr>
+          <w:fldChar w:fldCharType="end"/>
+        </w:r>
+      </w:hyperlink>
+    </w:p>
+    <w:p>
+      <w:pPr>
+        <w:pStyle w:val="Normal"/>
+        <w:tabs>
+          <w:tab w:val="clear" w:pos="720"/>
+          <w:tab w:val="right" w:pos="9360" w:leader="dot"/>
+        </w:tabs>
+        <w:spacing w:before="0" w:after="0"/>
+        <w:rPr/>
+      </w:pPr>
+      <w:hyperlink w:anchor="_Tab_22_Gap_knee_by_address_">
+        <w:r>
+          <w:rPr>
+            <w:rStyle w:val="ListLabel1"/>
+            <w:color w:val="000000"/>
+            <w:sz w:val="24"/>
+          </w:rPr>
+          <w:t>Table 22: Gap knee by address order and generator count</w:t>
+        </w:r>
+        <w:r>
+          <w:rPr>
+            <w:rStyle w:val="ListLabel1"/>
+          </w:rPr>
+          <w:tab/>
+        </w:r>
+        <w:r>
+          <w:rPr>
+            <w:rStyle w:val="ListLabel1"/>
+          </w:rPr>
+          <w:fldChar w:fldCharType="begin"/>
+        </w:r>
+        <w:r>
+          <w:rPr>
+            <w:rStyle w:val="ListLabel1"/>
+          </w:rPr>
+          <w:instrText xml:space="preserve"> PAGEREF _Tab_22_Gap_knee_by_address_ \h </w:instrText>
         </w:r>
         <w:r>
           <w:rPr>
@@ -3123,14 +3180,14 @@
         <w:spacing w:before="0" w:after="0"/>
         <w:rPr/>
       </w:pPr>
-      <w:hyperlink w:anchor="_Tab_22_Read_cycle_breakdown">
+      <w:hyperlink w:anchor="_Tab_23_Read_cycle_breakdown">
         <w:r>
           <w:rPr>
             <w:rStyle w:val="ListLabel1"/>
             <w:color w:val="000000"/>
             <w:sz w:val="24"/>
           </w:rPr>
-          <w:t>Table 22: Read cycle breakdown, row-major, 1+1 generators</w:t>
+          <w:t>Table 23: Read cycle breakdown, row-major, 1+1 generators</w:t>
         </w:r>
         <w:r>
           <w:rPr>
@@ -3148,7 +3205,7 @@
           <w:rPr>
             <w:rStyle w:val="ListLabel1"/>
           </w:rPr>
-          <w:instrText xml:space="preserve"> PAGEREF _Tab_22_Read_cycle_breakdown \h </w:instrText>
+          <w:instrText xml:space="preserve"> PAGEREF _Tab_23_Read_cycle_breakdown \h </w:instrText>
         </w:r>
         <w:r>
           <w:rPr>
@@ -3180,14 +3237,14 @@
         <w:spacing w:before="0" w:after="0"/>
         <w:rPr/>
       </w:pPr>
-      <w:hyperlink w:anchor="_Tab_23_PUMICE_037___narrowi">
+      <w:hyperlink w:anchor="_Tab_24_PUMICE_037___narrowi">
         <w:r>
           <w:rPr>
             <w:rStyle w:val="ListLabel1"/>
             <w:color w:val="000000"/>
             <w:sz w:val="24"/>
           </w:rPr>
-          <w:t>Table 23: PUMICE-037 — narrowing the failing configuration</w:t>
+          <w:t>Table 24: PUMICE-037 — narrowing the failing configuration</w:t>
         </w:r>
         <w:r>
           <w:rPr>
@@ -3205,7 +3262,7 @@
           <w:rPr>
             <w:rStyle w:val="ListLabel1"/>
           </w:rPr>
-          <w:instrText xml:space="preserve"> PAGEREF _Tab_23_PUMICE_037___narrowi \h </w:instrText>
+          <w:instrText xml:space="preserve"> PAGEREF _Tab_24_PUMICE_037___narrowi \h </w:instrText>
         </w:r>
         <w:r>
           <w:rPr>
@@ -3417,7 +3474,7 @@
         <w:spacing w:before="360" w:after="120"/>
         <w:rPr/>
       </w:pPr>
-      <w:bookmarkStart w:id="0" w:name="__RefHeading___Toc7030_1464931259"/>
+      <w:bookmarkStart w:id="0" w:name="__RefHeading___Toc7208_1339948653"/>
       <w:bookmarkEnd w:id="0"/>
       <w:r>
         <w:rPr>
@@ -3627,7 +3684,7 @@
         <w:spacing w:before="280" w:after="80"/>
         <w:rPr/>
       </w:pPr>
-      <w:bookmarkStart w:id="1" w:name="__RefHeading___Toc7032_1464931259"/>
+      <w:bookmarkStart w:id="1" w:name="__RefHeading___Toc7210_1339948653"/>
       <w:bookmarkStart w:id="2" w:name="references"/>
       <w:bookmarkEnd w:id="1"/>
       <w:r>
@@ -4420,7 +4477,7 @@
         <w:spacing w:before="280" w:after="80"/>
         <w:rPr/>
       </w:pPr>
-      <w:bookmarkStart w:id="5" w:name="__RefHeading___Toc7034_1464931259"/>
+      <w:bookmarkStart w:id="5" w:name="__RefHeading___Toc7212_1339948653"/>
       <w:bookmarkStart w:id="6" w:name="terminology"/>
       <w:bookmarkEnd w:id="5"/>
       <w:r>
@@ -4671,7 +4728,7 @@
         <w:spacing w:before="280" w:after="80"/>
         <w:rPr/>
       </w:pPr>
-      <w:bookmarkStart w:id="8" w:name="__RefHeading___Toc7036_1464931259"/>
+      <w:bookmarkStart w:id="8" w:name="__RefHeading___Toc7214_1339948653"/>
       <w:bookmarkEnd w:id="8"/>
       <w:r>
         <w:rPr>
@@ -4945,7 +5002,7 @@
         <w:spacing w:before="360" w:after="120"/>
         <w:rPr/>
       </w:pPr>
-      <w:bookmarkStart w:id="12" w:name="__RefHeading___Toc7038_1464931259"/>
+      <w:bookmarkStart w:id="12" w:name="__RefHeading___Toc7216_1339948653"/>
       <w:bookmarkEnd w:id="12"/>
       <w:r>
         <w:rPr>
@@ -4975,7 +5032,7 @@
         <w:spacing w:before="280" w:after="80"/>
         <w:rPr/>
       </w:pPr>
-      <w:bookmarkStart w:id="13" w:name="__RefHeading___Toc7040_1464931259"/>
+      <w:bookmarkStart w:id="13" w:name="__RefHeading___Toc7218_1339948653"/>
       <w:bookmarkStart w:id="14" w:name="what-it-characterizes"/>
       <w:bookmarkEnd w:id="13"/>
       <w:r>
@@ -5072,7 +5129,7 @@
         <w:spacing w:before="280" w:after="80"/>
         <w:rPr/>
       </w:pPr>
-      <w:bookmarkStart w:id="15" w:name="__RefHeading___Toc7042_1464931259"/>
+      <w:bookmarkStart w:id="15" w:name="__RefHeading___Toc7220_1339948653"/>
       <w:bookmarkStart w:id="16" w:name="the-three-flows"/>
       <w:bookmarkEnd w:id="15"/>
       <w:r>
@@ -5672,7 +5729,7 @@
         <w:spacing w:before="280" w:after="80"/>
         <w:rPr/>
       </w:pPr>
-      <w:bookmarkStart w:id="18" w:name="__RefHeading___Toc7044_1464931259"/>
+      <w:bookmarkStart w:id="18" w:name="__RefHeading___Toc7222_1339948653"/>
       <w:bookmarkEnd w:id="18"/>
       <w:r>
         <w:rPr>
@@ -6253,7 +6310,7 @@
         <w:spacing w:before="280" w:after="80"/>
         <w:rPr/>
       </w:pPr>
-      <w:bookmarkStart w:id="21" w:name="__RefHeading___Toc7046_1464931259"/>
+      <w:bookmarkStart w:id="21" w:name="__RefHeading___Toc7224_1339948653"/>
       <w:bookmarkEnd w:id="21"/>
       <w:r>
         <w:rPr>
@@ -6991,7 +7048,7 @@
         <w:spacing w:before="360" w:after="120"/>
         <w:rPr/>
       </w:pPr>
-      <w:bookmarkStart w:id="23" w:name="__RefHeading___Toc7048_1464931259"/>
+      <w:bookmarkStart w:id="23" w:name="__RefHeading___Toc7226_1339948653"/>
       <w:bookmarkStart w:id="24" w:name="how-it-works"/>
       <w:bookmarkEnd w:id="23"/>
       <w:r>
@@ -7022,7 +7079,7 @@
         <w:spacing w:before="280" w:after="80"/>
         <w:rPr/>
       </w:pPr>
-      <w:bookmarkStart w:id="25" w:name="__RefHeading___Toc7050_1464931259"/>
+      <w:bookmarkStart w:id="25" w:name="__RefHeading___Toc7228_1339948653"/>
       <w:bookmarkStart w:id="26" w:name="the-transport-spine"/>
       <w:bookmarkEnd w:id="25"/>
       <w:r>
@@ -7062,7 +7119,7 @@
         <w:spacing w:before="200" w:after="80"/>
         <w:rPr/>
       </w:pPr>
-      <w:bookmarkStart w:id="27" w:name="__RefHeading___Toc7052_1464931259"/>
+      <w:bookmarkStart w:id="27" w:name="__RefHeading___Toc7230_1339948653"/>
       <w:bookmarkStart w:id="28" w:name="X1f5fcbc2250ac5068647b17b4e3675239762280"/>
       <w:bookmarkStart w:id="29" w:name="_Fig_1_DDR2_Characterizatio"/>
       <w:bookmarkEnd w:id="27"/>
@@ -7284,7 +7341,7 @@
         <w:spacing w:before="280" w:after="80"/>
         <w:rPr/>
       </w:pPr>
-      <w:bookmarkStart w:id="30" w:name="__RefHeading___Toc7054_1464931259"/>
+      <w:bookmarkStart w:id="30" w:name="__RefHeading___Toc7232_1339948653"/>
       <w:bookmarkStart w:id="31" w:name="the-14-axil-bridge"/>
       <w:bookmarkEnd w:id="30"/>
       <w:r>
@@ -7361,7 +7418,7 @@
         <w:spacing w:before="280" w:after="80"/>
         <w:rPr/>
       </w:pPr>
-      <w:bookmarkStart w:id="32" w:name="__RefHeading___Toc7056_1464931259"/>
+      <w:bookmarkStart w:id="32" w:name="__RefHeading___Toc7234_1339948653"/>
       <w:bookmarkEnd w:id="32"/>
       <w:r>
         <w:rPr>
@@ -8217,7 +8274,7 @@
         <w:spacing w:before="280" w:after="80"/>
         <w:rPr/>
       </w:pPr>
-      <w:bookmarkStart w:id="35" w:name="__RefHeading___Toc7058_1464931259"/>
+      <w:bookmarkStart w:id="35" w:name="__RefHeading___Toc7236_1339948653"/>
       <w:bookmarkEnd w:id="35"/>
       <w:r>
         <w:rPr>
@@ -8425,7 +8482,7 @@
         <w:spacing w:before="280" w:after="80"/>
         <w:rPr/>
       </w:pPr>
-      <w:bookmarkStart w:id="36" w:name="__RefHeading___Toc7060_1464931259"/>
+      <w:bookmarkStart w:id="36" w:name="__RefHeading___Toc7238_1339948653"/>
       <w:bookmarkStart w:id="37" w:name="the-controller-dfi-and-phy-black-boxes"/>
       <w:bookmarkEnd w:id="36"/>
       <w:r>
@@ -8547,7 +8604,7 @@
         <w:spacing w:before="360" w:after="120"/>
         <w:rPr/>
       </w:pPr>
-      <w:bookmarkStart w:id="38" w:name="__RefHeading___Toc7062_1464931259"/>
+      <w:bookmarkStart w:id="38" w:name="__RefHeading___Toc7240_1339948653"/>
       <w:bookmarkStart w:id="39" w:name="test-methodology"/>
       <w:bookmarkEnd w:id="38"/>
       <w:r>
@@ -8590,7 +8647,7 @@
         <w:spacing w:before="280" w:after="80"/>
         <w:rPr/>
       </w:pPr>
-      <w:bookmarkStart w:id="40" w:name="__RefHeading___Toc7064_1464931259"/>
+      <w:bookmarkStart w:id="40" w:name="__RefHeading___Toc7242_1339948653"/>
       <w:bookmarkStart w:id="41" w:name="what-is-under-test"/>
       <w:bookmarkEnd w:id="40"/>
       <w:r>
@@ -8648,7 +8705,7 @@
         <w:spacing w:before="280" w:after="80"/>
         <w:rPr/>
       </w:pPr>
-      <w:bookmarkStart w:id="42" w:name="__RefHeading___Toc7066_1464931259"/>
+      <w:bookmarkStart w:id="42" w:name="__RefHeading___Toc7244_1339948653"/>
       <w:bookmarkStart w:id="43" w:name="what-is-measured-and-how"/>
       <w:bookmarkEnd w:id="42"/>
       <w:r>
@@ -9306,7 +9363,7 @@
         <w:spacing w:before="280" w:after="80"/>
         <w:rPr/>
       </w:pPr>
-      <w:bookmarkStart w:id="45" w:name="__RefHeading___Toc7068_1464931259"/>
+      <w:bookmarkStart w:id="45" w:name="__RefHeading___Toc7246_1339948653"/>
       <w:bookmarkEnd w:id="45"/>
       <w:r>
         <w:rPr>
@@ -9812,7 +9869,7 @@
         <w:spacing w:before="280" w:after="80"/>
         <w:rPr/>
       </w:pPr>
-      <w:bookmarkStart w:id="48" w:name="__RefHeading___Toc7070_1464931259"/>
+      <w:bookmarkStart w:id="48" w:name="__RefHeading___Toc7248_1339948653"/>
       <w:bookmarkEnd w:id="48"/>
       <w:r>
         <w:rPr>
@@ -9907,7 +9964,7 @@
         <w:spacing w:before="280" w:after="80"/>
         <w:rPr/>
       </w:pPr>
-      <w:bookmarkStart w:id="49" w:name="__RefHeading___Toc7072_1464931259"/>
+      <w:bookmarkStart w:id="49" w:name="__RefHeading___Toc7250_1339948653"/>
       <w:bookmarkStart w:id="50" w:name="measurement-pitfalls"/>
       <w:bookmarkEnd w:id="49"/>
       <w:r>
@@ -10177,7 +10234,7 @@
         <w:spacing w:before="360" w:after="120"/>
         <w:rPr/>
       </w:pPr>
-      <w:bookmarkStart w:id="51" w:name="__RefHeading___Toc7074_1464931259"/>
+      <w:bookmarkStart w:id="51" w:name="__RefHeading___Toc7252_1339948653"/>
       <w:bookmarkStart w:id="52" w:name="build-and-run"/>
       <w:bookmarkEnd w:id="51"/>
       <w:r>
@@ -10330,7 +10387,7 @@
         <w:spacing w:before="280" w:after="80"/>
         <w:rPr/>
       </w:pPr>
-      <w:bookmarkStart w:id="53" w:name="__RefHeading___Toc7076_1464931259"/>
+      <w:bookmarkStart w:id="53" w:name="__RefHeading___Toc7254_1339948653"/>
       <w:bookmarkStart w:id="54" w:name="build-perf-make-targets"/>
       <w:bookmarkEnd w:id="53"/>
       <w:r>
@@ -11918,7 +11975,7 @@
         <w:spacing w:before="280" w:after="80"/>
         <w:rPr/>
       </w:pPr>
-      <w:bookmarkStart w:id="56" w:name="__RefHeading___Toc7078_1464931259"/>
+      <w:bookmarkStart w:id="56" w:name="__RefHeading___Toc7256_1339948653"/>
       <w:bookmarkStart w:id="57" w:name="the-host-programs-build-perfhost"/>
       <w:bookmarkEnd w:id="56"/>
       <w:r>
@@ -12543,7 +12600,7 @@
         <w:spacing w:before="280" w:after="80"/>
         <w:rPr/>
       </w:pPr>
-      <w:bookmarkStart w:id="58" w:name="__RefHeading___Toc7080_1464931259"/>
+      <w:bookmarkStart w:id="58" w:name="__RefHeading___Toc7258_1339948653"/>
       <w:bookmarkStart w:id="59" w:name="the-performance-sweeps-build-perfbin"/>
       <w:bookmarkEnd w:id="58"/>
       <w:r>
@@ -13008,7 +13065,7 @@
         <w:spacing w:before="280" w:after="80"/>
         <w:rPr/>
       </w:pPr>
-      <w:bookmarkStart w:id="60" w:name="__RefHeading___Toc7082_1464931259"/>
+      <w:bookmarkStart w:id="60" w:name="__RefHeading___Toc7260_1339948653"/>
       <w:bookmarkStart w:id="61" w:name="typical-bring-up-sequence"/>
       <w:bookmarkEnd w:id="60"/>
       <w:r>
@@ -13187,7 +13244,7 @@
         <w:spacing w:before="360" w:after="120"/>
         <w:rPr/>
       </w:pPr>
-      <w:bookmarkStart w:id="62" w:name="__RefHeading___Toc7084_1464931259"/>
+      <w:bookmarkStart w:id="62" w:name="__RefHeading___Toc7262_1339948653"/>
       <w:bookmarkEnd w:id="62"/>
       <w:r>
         <w:rPr>
@@ -13217,7 +13274,7 @@
         <w:spacing w:before="280" w:after="80"/>
         <w:rPr/>
       </w:pPr>
-      <w:bookmarkStart w:id="63" w:name="__RefHeading___Toc7086_1464931259"/>
+      <w:bookmarkStart w:id="63" w:name="__RefHeading___Toc7264_1339948653"/>
       <w:bookmarkEnd w:id="63"/>
       <w:r>
         <w:rPr>
@@ -14152,7 +14209,7 @@
         <w:spacing w:before="280" w:after="80"/>
         <w:rPr/>
       </w:pPr>
-      <w:bookmarkStart w:id="66" w:name="__RefHeading___Toc7088_1464931259"/>
+      <w:bookmarkStart w:id="66" w:name="__RefHeading___Toc7266_1339948653"/>
       <w:bookmarkEnd w:id="66"/>
       <w:r>
         <w:rPr>
@@ -14375,7 +14432,7 @@
         <w:spacing w:before="200" w:after="80"/>
         <w:rPr/>
       </w:pPr>
-      <w:bookmarkStart w:id="67" w:name="__RefHeading___Toc7090_1464931259"/>
+      <w:bookmarkStart w:id="67" w:name="__RefHeading___Toc7268_1339948653"/>
       <w:bookmarkStart w:id="68" w:name="waveform-5.1-engine-kick-and-poll"/>
       <w:bookmarkStart w:id="69" w:name="_Wave_5_1_Engine_Kick_and_Poll"/>
       <w:bookmarkEnd w:id="67"/>
@@ -14493,7 +14550,7 @@
         <w:spacing w:before="280" w:after="80"/>
         <w:rPr/>
       </w:pPr>
-      <w:bookmarkStart w:id="70" w:name="__RefHeading___Toc7092_1464931259"/>
+      <w:bookmarkStart w:id="70" w:name="__RefHeading___Toc7270_1339948653"/>
       <w:bookmarkEnd w:id="70"/>
       <w:r>
         <w:rPr>
@@ -18502,7 +18559,7 @@
         <w:spacing w:before="280" w:after="80"/>
         <w:rPr/>
       </w:pPr>
-      <w:bookmarkStart w:id="73" w:name="__RefHeading___Toc7094_1464931259"/>
+      <w:bookmarkStart w:id="73" w:name="__RefHeading___Toc7272_1339948653"/>
       <w:bookmarkEnd w:id="73"/>
       <w:r>
         <w:rPr>
@@ -19542,7 +19599,7 @@
         <w:spacing w:before="280" w:after="80"/>
         <w:rPr/>
       </w:pPr>
-      <w:bookmarkStart w:id="75" w:name="__RefHeading___Toc7096_1464931259"/>
+      <w:bookmarkStart w:id="75" w:name="__RefHeading___Toc7274_1339948653"/>
       <w:bookmarkEnd w:id="75"/>
       <w:r>
         <w:rPr>
@@ -21363,7 +21420,7 @@
         <w:spacing w:before="280" w:after="80"/>
         <w:rPr/>
       </w:pPr>
-      <w:bookmarkStart w:id="77" w:name="__RefHeading___Toc7098_1464931259"/>
+      <w:bookmarkStart w:id="77" w:name="__RefHeading___Toc7276_1339948653"/>
       <w:bookmarkEnd w:id="77"/>
       <w:r>
         <w:rPr>
@@ -22290,7 +22347,7 @@
         <w:spacing w:before="280" w:after="80"/>
         <w:rPr/>
       </w:pPr>
-      <w:bookmarkStart w:id="79" w:name="__RefHeading___Toc7100_1464931259"/>
+      <w:bookmarkStart w:id="79" w:name="__RefHeading___Toc7278_1339948653"/>
       <w:bookmarkEnd w:id="79"/>
       <w:r>
         <w:rPr>
@@ -24606,7 +24663,7 @@
         <w:spacing w:before="280" w:after="80"/>
         <w:rPr/>
       </w:pPr>
-      <w:bookmarkStart w:id="81" w:name="__RefHeading___Toc7102_1464931259"/>
+      <w:bookmarkStart w:id="81" w:name="__RefHeading___Toc7280_1339948653"/>
       <w:bookmarkEnd w:id="81"/>
       <w:r>
         <w:rPr>
@@ -26011,7 +26068,7 @@
         <w:spacing w:before="360" w:after="120"/>
         <w:rPr/>
       </w:pPr>
-      <w:bookmarkStart w:id="84" w:name="__RefHeading___Toc7104_1464931259"/>
+      <w:bookmarkStart w:id="84" w:name="__RefHeading___Toc7282_1339948653"/>
       <w:bookmarkEnd w:id="84"/>
       <w:r>
         <w:rPr>
@@ -26132,7 +26189,7 @@
         <w:spacing w:before="280" w:after="80"/>
         <w:rPr/>
       </w:pPr>
-      <w:bookmarkStart w:id="85" w:name="__RefHeading___Toc7106_1464931259"/>
+      <w:bookmarkStart w:id="85" w:name="__RefHeading___Toc7284_1339948653"/>
       <w:bookmarkStart w:id="86" w:name="testbenches"/>
       <w:bookmarkEnd w:id="85"/>
       <w:r>
@@ -26659,7 +26716,7 @@
         <w:spacing w:before="280" w:after="80"/>
         <w:rPr/>
       </w:pPr>
-      <w:bookmarkStart w:id="88" w:name="__RefHeading___Toc7108_1464931259"/>
+      <w:bookmarkStart w:id="88" w:name="__RefHeading___Toc7286_1339948653"/>
       <w:bookmarkStart w:id="89" w:name="how-the-same-program-runs-in-sim"/>
       <w:bookmarkEnd w:id="88"/>
       <w:r>
@@ -26914,7 +26971,7 @@
         <w:spacing w:before="280" w:after="80"/>
         <w:rPr/>
       </w:pPr>
-      <w:bookmarkStart w:id="90" w:name="__RefHeading___Toc7110_1464931259"/>
+      <w:bookmarkStart w:id="90" w:name="__RefHeading___Toc7288_1339948653"/>
       <w:bookmarkStart w:id="91" w:name="match-the-boards-exact-dfi-config"/>
       <w:bookmarkEnd w:id="90"/>
       <w:r>
@@ -27123,7 +27180,7 @@
         <w:spacing w:before="280" w:after="80"/>
         <w:rPr/>
       </w:pPr>
-      <w:bookmarkStart w:id="92" w:name="__RefHeading___Toc7112_1464931259"/>
+      <w:bookmarkStart w:id="92" w:name="__RefHeading___Toc7290_1339948653"/>
       <w:bookmarkStart w:id="93" w:name="what-the-sim-can-and-cannot-reproduce"/>
       <w:bookmarkEnd w:id="92"/>
       <w:r>
@@ -27195,7 +27252,7 @@
         <w:spacing w:before="360" w:after="120"/>
         <w:rPr/>
       </w:pPr>
-      <w:bookmarkStart w:id="94" w:name="__RefHeading___Toc7114_1464931259"/>
+      <w:bookmarkStart w:id="94" w:name="__RefHeading___Toc7292_1339948653"/>
       <w:bookmarkStart w:id="95" w:name="troubleshooting"/>
       <w:bookmarkEnd w:id="94"/>
       <w:r>
@@ -27226,7 +27283,7 @@
         <w:spacing w:before="280" w:after="80"/>
         <w:rPr/>
       </w:pPr>
-      <w:bookmarkStart w:id="96" w:name="__RefHeading___Toc7116_1464931259"/>
+      <w:bookmarkStart w:id="96" w:name="__RefHeading___Toc7294_1339948653"/>
       <w:bookmarkStart w:id="97" w:name="current-board-state"/>
       <w:bookmarkEnd w:id="96"/>
       <w:r>
@@ -27436,7 +27493,7 @@
         <w:spacing w:before="280" w:after="80"/>
         <w:rPr/>
       </w:pPr>
-      <w:bookmarkStart w:id="99" w:name="__RefHeading___Toc7118_1464931259"/>
+      <w:bookmarkStart w:id="99" w:name="__RefHeading___Toc7296_1339948653"/>
       <w:bookmarkStart w:id="100" w:name="sticky-errors-look-like-a-wedge"/>
       <w:bookmarkEnd w:id="99"/>
       <w:r>
@@ -27581,7 +27638,7 @@
         <w:spacing w:before="280" w:after="80"/>
         <w:rPr/>
       </w:pPr>
-      <w:bookmarkStart w:id="101" w:name="__RefHeading___Toc7120_1464931259"/>
+      <w:bookmarkStart w:id="101" w:name="__RefHeading___Toc7298_1339948653"/>
       <w:bookmarkEnd w:id="101"/>
       <w:r>
         <w:rPr>
@@ -28209,7 +28266,7 @@
         <w:spacing w:before="280" w:after="80"/>
         <w:rPr/>
       </w:pPr>
-      <w:bookmarkStart w:id="104" w:name="__RefHeading___Toc7122_1464931259"/>
+      <w:bookmarkStart w:id="104" w:name="__RefHeading___Toc7300_1339948653"/>
       <w:bookmarkEnd w:id="104"/>
       <w:r>
         <w:rPr>
@@ -28303,7 +28360,7 @@
         <w:spacing w:before="280" w:after="80"/>
         <w:rPr/>
       </w:pPr>
-      <w:bookmarkStart w:id="105" w:name="__RefHeading___Toc7124_1464931259"/>
+      <w:bookmarkStart w:id="105" w:name="__RefHeading___Toc7302_1339948653"/>
       <w:bookmarkStart w:id="106" w:name="a7ddrphy-is-not-simulatable"/>
       <w:bookmarkEnd w:id="105"/>
       <w:r>
@@ -28559,7 +28616,7 @@
         <w:spacing w:before="280" w:after="80"/>
         <w:rPr/>
       </w:pPr>
-      <w:bookmarkStart w:id="107" w:name="__RefHeading___Toc7126_1464931259"/>
+      <w:bookmarkStart w:id="107" w:name="__RefHeading___Toc7304_1339948653"/>
       <w:bookmarkStart w:id="108" w:name="Xb4996f7623cf6e6f0c38e9b6a581c6231bef54b"/>
       <w:bookmarkEnd w:id="107"/>
       <w:r>
@@ -28651,7 +28708,7 @@
         <w:spacing w:before="280" w:after="80"/>
         <w:rPr/>
       </w:pPr>
-      <w:bookmarkStart w:id="109" w:name="__RefHeading___Toc7128_1464931259"/>
+      <w:bookmarkStart w:id="109" w:name="__RefHeading___Toc7306_1339948653"/>
       <w:bookmarkStart w:id="110" w:name="litedram-baseline-flow"/>
       <w:bookmarkEnd w:id="109"/>
       <w:r>
@@ -28753,7 +28810,7 @@
         <w:spacing w:before="360" w:after="120"/>
         <w:rPr/>
       </w:pPr>
-      <w:bookmarkStart w:id="111" w:name="__RefHeading___Toc7130_1464931259"/>
+      <w:bookmarkStart w:id="111" w:name="__RefHeading___Toc7308_1339948653"/>
       <w:bookmarkStart w:id="112" w:name="measured-results"/>
       <w:bookmarkEnd w:id="111"/>
       <w:r>
@@ -28948,7 +29005,7 @@
         <w:spacing w:before="280" w:after="80"/>
         <w:rPr/>
       </w:pPr>
-      <w:bookmarkStart w:id="113" w:name="__RefHeading___Toc7132_1464931259"/>
+      <w:bookmarkStart w:id="113" w:name="__RefHeading___Toc7310_1339948653"/>
       <w:bookmarkStart w:id="114" w:name="X22d7e5910b116de5ae6c737e0d30d5de4ae8e7f"/>
       <w:bookmarkEnd w:id="113"/>
       <w:r>
@@ -30781,20 +30838,723 @@
         <w:rPr>
           <w:sz w:val="20"/>
         </w:rPr>
-        <w:t xml:space="preserve">The knees confirm the shape too: they scale as </w:t>
+        <w:t xml:space="preserve">The knee confirms the shape too. It is the smallest number of bursts in flight at which bandwidth reaches 95% of the plateau, and the model puts it at </w:t>
       </w:r>
       <w:r>
         <w:rPr>
           <w:rStyle w:val="VerbatimChar"/>
           <w:sz w:val="20"/>
         </w:rPr>
-        <w:t>1/AxLEN</w:t>
-      </w:r>
-      <w:r>
-        <w:rPr>
-          <w:sz w:val="20"/>
-        </w:rPr>
-        <w:t xml:space="preserve"> exactly — none inside 32 at AxLEN 1 (model 49), 32 at AxLEN 2 (model 24.5), 24 at AxLEN 4 (model 12.3), 12 at AxLEN 8 (model 6.2). The </w:t>
+        <w:t>0.95 x (latency + AxLEN) / AxLEN</w:t>
+      </w:r>
+      <w:r>
+        <w:rPr>
+          <w:sz w:val="20"/>
+        </w:rPr>
+        <w:t>:</w:t>
+      </w:r>
+    </w:p>
+    <w:p>
+      <w:pPr>
+        <w:pStyle w:val="TableCaption"/>
+        <w:rPr/>
+      </w:pPr>
+      <w:bookmarkStart w:id="117" w:name="_Tab_21_Where_bandwidth_reac"/>
+      <w:r>
+        <w:rPr/>
+        <w:t>Where bandwidth reaches its plateau, measured against the model</w:t>
+      </w:r>
+      <w:bookmarkEnd w:id="117"/>
+    </w:p>
+    <w:tbl>
+      <w:tblPr>
+        <w:tblStyle w:val="Table"/>
+        <w:tblW w:w="7920" w:type="dxa"/>
+        <w:jc w:val="left"/>
+        <w:tblInd w:w="108" w:type="dxa"/>
+        <w:tblLayout w:type="fixed"/>
+        <w:tblCellMar>
+          <w:top w:w="0" w:type="dxa"/>
+          <w:left w:w="108" w:type="dxa"/>
+          <w:bottom w:w="0" w:type="dxa"/>
+          <w:right w:w="108" w:type="dxa"/>
+        </w:tblCellMar>
+        <w:tblLook w:val="0020" w:noHBand="0" w:noVBand="0" w:firstColumn="0" w:lastRow="0" w:lastColumn="0" w:firstRow="1"/>
+      </w:tblPr>
+      <w:tblGrid>
+        <w:gridCol w:w="1980"/>
+        <w:gridCol w:w="1980"/>
+        <w:gridCol w:w="1980"/>
+        <w:gridCol w:w="1979"/>
+      </w:tblGrid>
+      <w:tr>
+        <w:trPr>
+          <w:tblHeader w:val="true"/>
+        </w:trPr>
+        <w:tc>
+          <w:tcPr>
+            <w:tcW w:w="1980" w:type="dxa"/>
+            <w:tcBorders>
+              <w:bottom w:val="single" w:sz="6" w:space="0" w:color="000000"/>
+            </w:tcBorders>
+            <w:shd w:color="auto" w:fill="E0E0E0" w:val="clear"/>
+            <w:vAlign w:val="bottom"/>
+          </w:tcPr>
+          <w:p>
+            <w:pPr>
+              <w:pStyle w:val="Compact"/>
+              <w:widowControl/>
+              <w:spacing w:before="36" w:after="36"/>
+              <w:jc w:val="left"/>
+              <w:rPr>
+                <w:rFonts w:ascii="Cambria" w:hAnsi="Cambria" w:eastAsia="Cambria" w:cs=""/>
+                <w:kern w:val="0"/>
+                <w:sz w:val="24"/>
+                <w:szCs w:val="24"/>
+                <w:lang w:val="en-US" w:eastAsia="en-US" w:bidi="ar-SA"/>
+              </w:rPr>
+            </w:pPr>
+            <w:r>
+              <w:rPr>
+                <w:rFonts w:eastAsia="Cambria" w:cs=""/>
+                <w:b/>
+                <w:kern w:val="0"/>
+                <w:sz w:val="20"/>
+                <w:szCs w:val="24"/>
+                <w:lang w:val="en-US" w:eastAsia="en-US" w:bidi="ar-SA"/>
+              </w:rPr>
+              <w:t>AxLEN</w:t>
+            </w:r>
+          </w:p>
+        </w:tc>
+        <w:tc>
+          <w:tcPr>
+            <w:tcW w:w="1980" w:type="dxa"/>
+            <w:tcBorders>
+              <w:bottom w:val="single" w:sz="6" w:space="0" w:color="000000"/>
+            </w:tcBorders>
+            <w:shd w:color="auto" w:fill="E0E0E0" w:val="clear"/>
+            <w:vAlign w:val="bottom"/>
+          </w:tcPr>
+          <w:p>
+            <w:pPr>
+              <w:pStyle w:val="Compact"/>
+              <w:widowControl/>
+              <w:spacing w:before="36" w:after="36"/>
+              <w:jc w:val="left"/>
+              <w:rPr>
+                <w:rFonts w:ascii="Cambria" w:hAnsi="Cambria" w:eastAsia="Cambria" w:cs=""/>
+                <w:kern w:val="0"/>
+                <w:sz w:val="24"/>
+                <w:szCs w:val="24"/>
+                <w:lang w:val="en-US" w:eastAsia="en-US" w:bidi="ar-SA"/>
+              </w:rPr>
+            </w:pPr>
+            <w:r>
+              <w:rPr>
+                <w:rFonts w:eastAsia="Cambria" w:cs=""/>
+                <w:b/>
+                <w:kern w:val="0"/>
+                <w:sz w:val="20"/>
+                <w:szCs w:val="24"/>
+                <w:lang w:val="en-US" w:eastAsia="en-US" w:bidi="ar-SA"/>
+              </w:rPr>
+              <w:t>model knee</w:t>
+            </w:r>
+          </w:p>
+        </w:tc>
+        <w:tc>
+          <w:tcPr>
+            <w:tcW w:w="1980" w:type="dxa"/>
+            <w:tcBorders>
+              <w:bottom w:val="single" w:sz="6" w:space="0" w:color="000000"/>
+            </w:tcBorders>
+            <w:shd w:color="auto" w:fill="E0E0E0" w:val="clear"/>
+            <w:vAlign w:val="bottom"/>
+          </w:tcPr>
+          <w:p>
+            <w:pPr>
+              <w:pStyle w:val="Compact"/>
+              <w:widowControl/>
+              <w:spacing w:before="36" w:after="36"/>
+              <w:jc w:val="left"/>
+              <w:rPr>
+                <w:rFonts w:ascii="Cambria" w:hAnsi="Cambria" w:eastAsia="Cambria" w:cs=""/>
+                <w:kern w:val="0"/>
+                <w:sz w:val="24"/>
+                <w:szCs w:val="24"/>
+                <w:lang w:val="en-US" w:eastAsia="en-US" w:bidi="ar-SA"/>
+              </w:rPr>
+            </w:pPr>
+            <w:r>
+              <w:rPr>
+                <w:rFonts w:eastAsia="Cambria" w:cs=""/>
+                <w:b/>
+                <w:kern w:val="0"/>
+                <w:sz w:val="20"/>
+                <w:szCs w:val="24"/>
+                <w:lang w:val="en-US" w:eastAsia="en-US" w:bidi="ar-SA"/>
+              </w:rPr>
+              <w:t>measured knee</w:t>
+            </w:r>
+          </w:p>
+        </w:tc>
+        <w:tc>
+          <w:tcPr>
+            <w:tcW w:w="1979" w:type="dxa"/>
+            <w:tcBorders>
+              <w:bottom w:val="single" w:sz="6" w:space="0" w:color="000000"/>
+            </w:tcBorders>
+            <w:shd w:color="auto" w:fill="E0E0E0" w:val="clear"/>
+            <w:vAlign w:val="bottom"/>
+          </w:tcPr>
+          <w:p>
+            <w:pPr>
+              <w:pStyle w:val="Compact"/>
+              <w:widowControl/>
+              <w:spacing w:before="36" w:after="36"/>
+              <w:jc w:val="left"/>
+              <w:rPr>
+                <w:rFonts w:ascii="Cambria" w:hAnsi="Cambria" w:eastAsia="Cambria" w:cs=""/>
+                <w:kern w:val="0"/>
+                <w:sz w:val="24"/>
+                <w:szCs w:val="24"/>
+                <w:lang w:val="en-US" w:eastAsia="en-US" w:bidi="ar-SA"/>
+              </w:rPr>
+            </w:pPr>
+            <w:r>
+              <w:rPr>
+                <w:rFonts w:eastAsia="Cambria" w:cs=""/>
+                <w:b/>
+                <w:kern w:val="0"/>
+                <w:sz w:val="20"/>
+                <w:szCs w:val="24"/>
+                <w:lang w:val="en-US" w:eastAsia="en-US" w:bidi="ar-SA"/>
+              </w:rPr>
+              <w:t>ratio</w:t>
+            </w:r>
+          </w:p>
+        </w:tc>
+      </w:tr>
+      <w:tr>
+        <w:trPr/>
+        <w:tc>
+          <w:tcPr>
+            <w:tcW w:w="1980" w:type="dxa"/>
+            <w:tcBorders/>
+          </w:tcPr>
+          <w:p>
+            <w:pPr>
+              <w:pStyle w:val="Compact"/>
+              <w:widowControl/>
+              <w:spacing w:before="36" w:after="36"/>
+              <w:jc w:val="left"/>
+              <w:rPr>
+                <w:rFonts w:ascii="Cambria" w:hAnsi="Cambria" w:eastAsia="Cambria" w:cs=""/>
+                <w:kern w:val="0"/>
+                <w:sz w:val="24"/>
+                <w:szCs w:val="24"/>
+                <w:lang w:val="en-US" w:eastAsia="en-US" w:bidi="ar-SA"/>
+              </w:rPr>
+            </w:pPr>
+            <w:r>
+              <w:rPr>
+                <w:rFonts w:eastAsia="Cambria" w:cs=""/>
+                <w:kern w:val="0"/>
+                <w:sz w:val="24"/>
+                <w:szCs w:val="24"/>
+                <w:lang w:val="en-US" w:eastAsia="en-US" w:bidi="ar-SA"/>
+              </w:rPr>
+              <w:t>1</w:t>
+            </w:r>
+          </w:p>
+        </w:tc>
+        <w:tc>
+          <w:tcPr>
+            <w:tcW w:w="1980" w:type="dxa"/>
+            <w:tcBorders/>
+          </w:tcPr>
+          <w:p>
+            <w:pPr>
+              <w:pStyle w:val="Compact"/>
+              <w:widowControl/>
+              <w:spacing w:before="36" w:after="36"/>
+              <w:jc w:val="left"/>
+              <w:rPr>
+                <w:rFonts w:ascii="Cambria" w:hAnsi="Cambria" w:eastAsia="Cambria" w:cs=""/>
+                <w:kern w:val="0"/>
+                <w:sz w:val="24"/>
+                <w:szCs w:val="24"/>
+                <w:lang w:val="en-US" w:eastAsia="en-US" w:bidi="ar-SA"/>
+              </w:rPr>
+            </w:pPr>
+            <w:r>
+              <w:rPr>
+                <w:rFonts w:eastAsia="Cambria" w:cs=""/>
+                <w:kern w:val="0"/>
+                <w:sz w:val="24"/>
+                <w:szCs w:val="24"/>
+                <w:lang w:val="en-US" w:eastAsia="en-US" w:bidi="ar-SA"/>
+              </w:rPr>
+              <w:t>47.7</w:t>
+            </w:r>
+          </w:p>
+        </w:tc>
+        <w:tc>
+          <w:tcPr>
+            <w:tcW w:w="1980" w:type="dxa"/>
+            <w:tcBorders/>
+          </w:tcPr>
+          <w:p>
+            <w:pPr>
+              <w:pStyle w:val="Compact"/>
+              <w:widowControl/>
+              <w:spacing w:before="36" w:after="36"/>
+              <w:jc w:val="left"/>
+              <w:rPr>
+                <w:rFonts w:ascii="Cambria" w:hAnsi="Cambria" w:eastAsia="Cambria" w:cs=""/>
+                <w:kern w:val="0"/>
+                <w:sz w:val="24"/>
+                <w:szCs w:val="24"/>
+                <w:lang w:val="en-US" w:eastAsia="en-US" w:bidi="ar-SA"/>
+              </w:rPr>
+            </w:pPr>
+            <w:r>
+              <w:rPr>
+                <w:rFonts w:eastAsia="Cambria" w:cs=""/>
+                <w:kern w:val="0"/>
+                <w:sz w:val="24"/>
+                <w:szCs w:val="24"/>
+                <w:lang w:val="en-US" w:eastAsia="en-US" w:bidi="ar-SA"/>
+              </w:rPr>
+              <w:t>none inside 32 (still climbing)</w:t>
+            </w:r>
+          </w:p>
+        </w:tc>
+        <w:tc>
+          <w:tcPr>
+            <w:tcW w:w="1979" w:type="dxa"/>
+            <w:tcBorders/>
+          </w:tcPr>
+          <w:p>
+            <w:pPr>
+              <w:pStyle w:val="Compact"/>
+              <w:widowControl/>
+              <w:spacing w:before="36" w:after="36"/>
+              <w:jc w:val="left"/>
+              <w:rPr>
+                <w:rFonts w:ascii="Cambria" w:hAnsi="Cambria" w:eastAsia="Cambria" w:cs=""/>
+                <w:kern w:val="0"/>
+                <w:sz w:val="24"/>
+                <w:szCs w:val="24"/>
+                <w:lang w:val="en-US" w:eastAsia="en-US" w:bidi="ar-SA"/>
+              </w:rPr>
+            </w:pPr>
+            <w:r>
+              <w:rPr>
+                <w:rFonts w:eastAsia="Cambria" w:cs=""/>
+                <w:kern w:val="0"/>
+                <w:sz w:val="24"/>
+                <w:szCs w:val="24"/>
+                <w:lang w:val="en-US" w:eastAsia="en-US" w:bidi="ar-SA"/>
+              </w:rPr>
+              <w:t>—</w:t>
+            </w:r>
+          </w:p>
+        </w:tc>
+      </w:tr>
+      <w:tr>
+        <w:trPr/>
+        <w:tc>
+          <w:tcPr>
+            <w:tcW w:w="1980" w:type="dxa"/>
+            <w:tcBorders/>
+          </w:tcPr>
+          <w:p>
+            <w:pPr>
+              <w:pStyle w:val="Compact"/>
+              <w:widowControl/>
+              <w:spacing w:before="36" w:after="36"/>
+              <w:jc w:val="left"/>
+              <w:rPr>
+                <w:rFonts w:ascii="Cambria" w:hAnsi="Cambria" w:eastAsia="Cambria" w:cs=""/>
+                <w:kern w:val="0"/>
+                <w:sz w:val="24"/>
+                <w:szCs w:val="24"/>
+                <w:lang w:val="en-US" w:eastAsia="en-US" w:bidi="ar-SA"/>
+              </w:rPr>
+            </w:pPr>
+            <w:r>
+              <w:rPr>
+                <w:rFonts w:eastAsia="Cambria" w:cs=""/>
+                <w:kern w:val="0"/>
+                <w:sz w:val="24"/>
+                <w:szCs w:val="24"/>
+                <w:lang w:val="en-US" w:eastAsia="en-US" w:bidi="ar-SA"/>
+              </w:rPr>
+              <w:t>2</w:t>
+            </w:r>
+          </w:p>
+        </w:tc>
+        <w:tc>
+          <w:tcPr>
+            <w:tcW w:w="1980" w:type="dxa"/>
+            <w:tcBorders/>
+          </w:tcPr>
+          <w:p>
+            <w:pPr>
+              <w:pStyle w:val="Compact"/>
+              <w:widowControl/>
+              <w:spacing w:before="36" w:after="36"/>
+              <w:jc w:val="left"/>
+              <w:rPr>
+                <w:rFonts w:ascii="Cambria" w:hAnsi="Cambria" w:eastAsia="Cambria" w:cs=""/>
+                <w:kern w:val="0"/>
+                <w:sz w:val="24"/>
+                <w:szCs w:val="24"/>
+                <w:lang w:val="en-US" w:eastAsia="en-US" w:bidi="ar-SA"/>
+              </w:rPr>
+            </w:pPr>
+            <w:r>
+              <w:rPr>
+                <w:rFonts w:eastAsia="Cambria" w:cs=""/>
+                <w:kern w:val="0"/>
+                <w:sz w:val="24"/>
+                <w:szCs w:val="24"/>
+                <w:lang w:val="en-US" w:eastAsia="en-US" w:bidi="ar-SA"/>
+              </w:rPr>
+              <w:t>24.1</w:t>
+            </w:r>
+          </w:p>
+        </w:tc>
+        <w:tc>
+          <w:tcPr>
+            <w:tcW w:w="1980" w:type="dxa"/>
+            <w:tcBorders/>
+          </w:tcPr>
+          <w:p>
+            <w:pPr>
+              <w:pStyle w:val="Compact"/>
+              <w:widowControl/>
+              <w:spacing w:before="36" w:after="36"/>
+              <w:jc w:val="left"/>
+              <w:rPr>
+                <w:rFonts w:ascii="Cambria" w:hAnsi="Cambria" w:eastAsia="Cambria" w:cs=""/>
+                <w:kern w:val="0"/>
+                <w:sz w:val="24"/>
+                <w:szCs w:val="24"/>
+                <w:lang w:val="en-US" w:eastAsia="en-US" w:bidi="ar-SA"/>
+              </w:rPr>
+            </w:pPr>
+            <w:r>
+              <w:rPr>
+                <w:rFonts w:eastAsia="Cambria" w:cs=""/>
+                <w:kern w:val="0"/>
+                <w:sz w:val="24"/>
+                <w:szCs w:val="24"/>
+                <w:lang w:val="en-US" w:eastAsia="en-US" w:bidi="ar-SA"/>
+              </w:rPr>
+              <w:t>24</w:t>
+            </w:r>
+          </w:p>
+        </w:tc>
+        <w:tc>
+          <w:tcPr>
+            <w:tcW w:w="1979" w:type="dxa"/>
+            <w:tcBorders/>
+          </w:tcPr>
+          <w:p>
+            <w:pPr>
+              <w:pStyle w:val="Compact"/>
+              <w:widowControl/>
+              <w:spacing w:before="36" w:after="36"/>
+              <w:jc w:val="left"/>
+              <w:rPr>
+                <w:rFonts w:ascii="Cambria" w:hAnsi="Cambria" w:eastAsia="Cambria" w:cs=""/>
+                <w:kern w:val="0"/>
+                <w:sz w:val="24"/>
+                <w:szCs w:val="24"/>
+                <w:lang w:val="en-US" w:eastAsia="en-US" w:bidi="ar-SA"/>
+              </w:rPr>
+            </w:pPr>
+            <w:r>
+              <w:rPr>
+                <w:rFonts w:eastAsia="Cambria" w:cs=""/>
+                <w:kern w:val="0"/>
+                <w:sz w:val="24"/>
+                <w:szCs w:val="24"/>
+                <w:lang w:val="en-US" w:eastAsia="en-US" w:bidi="ar-SA"/>
+              </w:rPr>
+              <w:t>0.99x</w:t>
+            </w:r>
+          </w:p>
+        </w:tc>
+      </w:tr>
+      <w:tr>
+        <w:trPr/>
+        <w:tc>
+          <w:tcPr>
+            <w:tcW w:w="1980" w:type="dxa"/>
+            <w:tcBorders/>
+          </w:tcPr>
+          <w:p>
+            <w:pPr>
+              <w:pStyle w:val="Compact"/>
+              <w:widowControl/>
+              <w:spacing w:before="36" w:after="36"/>
+              <w:jc w:val="left"/>
+              <w:rPr>
+                <w:rFonts w:ascii="Cambria" w:hAnsi="Cambria" w:eastAsia="Cambria" w:cs=""/>
+                <w:kern w:val="0"/>
+                <w:sz w:val="24"/>
+                <w:szCs w:val="24"/>
+                <w:lang w:val="en-US" w:eastAsia="en-US" w:bidi="ar-SA"/>
+              </w:rPr>
+            </w:pPr>
+            <w:r>
+              <w:rPr>
+                <w:rFonts w:eastAsia="Cambria" w:cs=""/>
+                <w:kern w:val="0"/>
+                <w:sz w:val="24"/>
+                <w:szCs w:val="24"/>
+                <w:lang w:val="en-US" w:eastAsia="en-US" w:bidi="ar-SA"/>
+              </w:rPr>
+              <w:t>4</w:t>
+            </w:r>
+          </w:p>
+        </w:tc>
+        <w:tc>
+          <w:tcPr>
+            <w:tcW w:w="1980" w:type="dxa"/>
+            <w:tcBorders/>
+          </w:tcPr>
+          <w:p>
+            <w:pPr>
+              <w:pStyle w:val="Compact"/>
+              <w:widowControl/>
+              <w:spacing w:before="36" w:after="36"/>
+              <w:jc w:val="left"/>
+              <w:rPr>
+                <w:rFonts w:ascii="Cambria" w:hAnsi="Cambria" w:eastAsia="Cambria" w:cs=""/>
+                <w:kern w:val="0"/>
+                <w:sz w:val="24"/>
+                <w:szCs w:val="24"/>
+                <w:lang w:val="en-US" w:eastAsia="en-US" w:bidi="ar-SA"/>
+              </w:rPr>
+            </w:pPr>
+            <w:r>
+              <w:rPr>
+                <w:rFonts w:eastAsia="Cambria" w:cs=""/>
+                <w:kern w:val="0"/>
+                <w:sz w:val="24"/>
+                <w:szCs w:val="24"/>
+                <w:lang w:val="en-US" w:eastAsia="en-US" w:bidi="ar-SA"/>
+              </w:rPr>
+              <w:t>12.7</w:t>
+            </w:r>
+          </w:p>
+        </w:tc>
+        <w:tc>
+          <w:tcPr>
+            <w:tcW w:w="1980" w:type="dxa"/>
+            <w:tcBorders/>
+          </w:tcPr>
+          <w:p>
+            <w:pPr>
+              <w:pStyle w:val="Compact"/>
+              <w:widowControl/>
+              <w:spacing w:before="36" w:after="36"/>
+              <w:jc w:val="left"/>
+              <w:rPr>
+                <w:rFonts w:ascii="Cambria" w:hAnsi="Cambria" w:eastAsia="Cambria" w:cs=""/>
+                <w:kern w:val="0"/>
+                <w:sz w:val="24"/>
+                <w:szCs w:val="24"/>
+                <w:lang w:val="en-US" w:eastAsia="en-US" w:bidi="ar-SA"/>
+              </w:rPr>
+            </w:pPr>
+            <w:r>
+              <w:rPr>
+                <w:rFonts w:eastAsia="Cambria" w:cs=""/>
+                <w:kern w:val="0"/>
+                <w:sz w:val="24"/>
+                <w:szCs w:val="24"/>
+                <w:lang w:val="en-US" w:eastAsia="en-US" w:bidi="ar-SA"/>
+              </w:rPr>
+              <w:t>12</w:t>
+            </w:r>
+          </w:p>
+        </w:tc>
+        <w:tc>
+          <w:tcPr>
+            <w:tcW w:w="1979" w:type="dxa"/>
+            <w:tcBorders/>
+          </w:tcPr>
+          <w:p>
+            <w:pPr>
+              <w:pStyle w:val="Compact"/>
+              <w:widowControl/>
+              <w:spacing w:before="36" w:after="36"/>
+              <w:jc w:val="left"/>
+              <w:rPr>
+                <w:rFonts w:ascii="Cambria" w:hAnsi="Cambria" w:eastAsia="Cambria" w:cs=""/>
+                <w:kern w:val="0"/>
+                <w:sz w:val="24"/>
+                <w:szCs w:val="24"/>
+                <w:lang w:val="en-US" w:eastAsia="en-US" w:bidi="ar-SA"/>
+              </w:rPr>
+            </w:pPr>
+            <w:r>
+              <w:rPr>
+                <w:rFonts w:eastAsia="Cambria" w:cs=""/>
+                <w:kern w:val="0"/>
+                <w:sz w:val="24"/>
+                <w:szCs w:val="24"/>
+                <w:lang w:val="en-US" w:eastAsia="en-US" w:bidi="ar-SA"/>
+              </w:rPr>
+              <w:t>0.95x</w:t>
+            </w:r>
+          </w:p>
+        </w:tc>
+      </w:tr>
+      <w:tr>
+        <w:trPr/>
+        <w:tc>
+          <w:tcPr>
+            <w:tcW w:w="1980" w:type="dxa"/>
+            <w:tcBorders/>
+          </w:tcPr>
+          <w:p>
+            <w:pPr>
+              <w:pStyle w:val="Compact"/>
+              <w:widowControl/>
+              <w:spacing w:before="36" w:after="36"/>
+              <w:jc w:val="left"/>
+              <w:rPr>
+                <w:rFonts w:ascii="Cambria" w:hAnsi="Cambria" w:eastAsia="Cambria" w:cs=""/>
+                <w:kern w:val="0"/>
+                <w:sz w:val="24"/>
+                <w:szCs w:val="24"/>
+                <w:lang w:val="en-US" w:eastAsia="en-US" w:bidi="ar-SA"/>
+              </w:rPr>
+            </w:pPr>
+            <w:r>
+              <w:rPr>
+                <w:rFonts w:eastAsia="Cambria" w:cs=""/>
+                <w:kern w:val="0"/>
+                <w:sz w:val="24"/>
+                <w:szCs w:val="24"/>
+                <w:lang w:val="en-US" w:eastAsia="en-US" w:bidi="ar-SA"/>
+              </w:rPr>
+              <w:t>8</w:t>
+            </w:r>
+          </w:p>
+        </w:tc>
+        <w:tc>
+          <w:tcPr>
+            <w:tcW w:w="1980" w:type="dxa"/>
+            <w:tcBorders/>
+          </w:tcPr>
+          <w:p>
+            <w:pPr>
+              <w:pStyle w:val="Compact"/>
+              <w:widowControl/>
+              <w:spacing w:before="36" w:after="36"/>
+              <w:jc w:val="left"/>
+              <w:rPr>
+                <w:rFonts w:ascii="Cambria" w:hAnsi="Cambria" w:eastAsia="Cambria" w:cs=""/>
+                <w:kern w:val="0"/>
+                <w:sz w:val="24"/>
+                <w:szCs w:val="24"/>
+                <w:lang w:val="en-US" w:eastAsia="en-US" w:bidi="ar-SA"/>
+              </w:rPr>
+            </w:pPr>
+            <w:r>
+              <w:rPr>
+                <w:rFonts w:eastAsia="Cambria" w:cs=""/>
+                <w:kern w:val="0"/>
+                <w:sz w:val="24"/>
+                <w:szCs w:val="24"/>
+                <w:lang w:val="en-US" w:eastAsia="en-US" w:bidi="ar-SA"/>
+              </w:rPr>
+              <w:t>6.9</w:t>
+            </w:r>
+          </w:p>
+        </w:tc>
+        <w:tc>
+          <w:tcPr>
+            <w:tcW w:w="1980" w:type="dxa"/>
+            <w:tcBorders/>
+          </w:tcPr>
+          <w:p>
+            <w:pPr>
+              <w:pStyle w:val="Compact"/>
+              <w:widowControl/>
+              <w:spacing w:before="36" w:after="36"/>
+              <w:jc w:val="left"/>
+              <w:rPr>
+                <w:rFonts w:ascii="Cambria" w:hAnsi="Cambria" w:eastAsia="Cambria" w:cs=""/>
+                <w:kern w:val="0"/>
+                <w:sz w:val="24"/>
+                <w:szCs w:val="24"/>
+                <w:lang w:val="en-US" w:eastAsia="en-US" w:bidi="ar-SA"/>
+              </w:rPr>
+            </w:pPr>
+            <w:r>
+              <w:rPr>
+                <w:rFonts w:eastAsia="Cambria" w:cs=""/>
+                <w:kern w:val="0"/>
+                <w:sz w:val="24"/>
+                <w:szCs w:val="24"/>
+                <w:lang w:val="en-US" w:eastAsia="en-US" w:bidi="ar-SA"/>
+              </w:rPr>
+              <w:t>8</w:t>
+            </w:r>
+          </w:p>
+        </w:tc>
+        <w:tc>
+          <w:tcPr>
+            <w:tcW w:w="1979" w:type="dxa"/>
+            <w:tcBorders/>
+          </w:tcPr>
+          <w:p>
+            <w:pPr>
+              <w:pStyle w:val="Compact"/>
+              <w:widowControl/>
+              <w:spacing w:before="36" w:after="36"/>
+              <w:jc w:val="left"/>
+              <w:rPr>
+                <w:rFonts w:ascii="Cambria" w:hAnsi="Cambria" w:eastAsia="Cambria" w:cs=""/>
+                <w:kern w:val="0"/>
+                <w:sz w:val="24"/>
+                <w:szCs w:val="24"/>
+                <w:lang w:val="en-US" w:eastAsia="en-US" w:bidi="ar-SA"/>
+              </w:rPr>
+            </w:pPr>
+            <w:r>
+              <w:rPr>
+                <w:rFonts w:eastAsia="Cambria" w:cs=""/>
+                <w:kern w:val="0"/>
+                <w:sz w:val="24"/>
+                <w:szCs w:val="24"/>
+                <w:lang w:val="en-US" w:eastAsia="en-US" w:bidi="ar-SA"/>
+              </w:rPr>
+              <w:t>1.17x</w:t>
+            </w:r>
+          </w:p>
+        </w:tc>
+      </w:tr>
+    </w:tbl>
+    <w:p>
+      <w:pPr>
+        <w:pStyle w:val="BodyText"/>
+        <w:rPr/>
+      </w:pPr>
+      <w:r>
+        <w:rPr>
+          <w:sz w:val="20"/>
+        </w:rPr>
+        <w:t xml:space="preserve">Scaling and constant both hold. The 1.17x at AxLEN 8 is the sweep grid rather than a discrepancy — the model wants 6.9 and the available steps are 4 and 8. The per-point agreement is as good: at AxLEN 4 the model tracks all eight points from -0.1% to +4.4%, with measured bandwidth sitting slightly </w:t>
       </w:r>
       <w:r>
         <w:rPr>
@@ -30802,13 +31562,52 @@
           <w:iCs/>
           <w:sz w:val="20"/>
         </w:rPr>
-        <w:t>constant</w:t>
-      </w:r>
-      <w:r>
-        <w:rPr>
-          <w:sz w:val="20"/>
-        </w:rPr>
-        <w:t xml:space="preserve"> runs 1.3-2x above the model, which is an open question; note the sweep steps 1, 2, 4, 8, 12, 16, 24, 32, so a knee is located only to within one step.</w:t>
+        <w:t>above</w:t>
+      </w:r>
+      <w:r>
+        <w:rPr>
+          <w:sz w:val="20"/>
+        </w:rPr>
+        <w:t xml:space="preserve"> the prediction throughout, which says the effective latency is marginally better than the sampled average rather than worse.</w:t>
+      </w:r>
+    </w:p>
+    <w:p>
+      <w:pPr>
+        <w:pStyle w:val="BlockText"/>
+        <w:rPr/>
+      </w:pPr>
+      <w:r>
+        <w:rPr>
+          <w:b/>
+          <w:bCs/>
+        </w:rPr>
+        <w:t>A note on how this knee is scored, because the obvious way is wrong.</w:t>
+      </w:r>
+      <w:r>
+        <w:rPr/>
+        <w:t xml:space="preserve"> Reading the knee as “the first point that stopped improving” names the point </w:t>
+      </w:r>
+      <w:r>
+        <w:rPr>
+          <w:i/>
+          <w:iCs/>
+        </w:rPr>
+        <w:t>after</w:t>
+      </w:r>
+      <w:r>
+        <w:rPr/>
+        <w:t xml:space="preserve"> saturation — one sweep step late, every time. Scored that way these same measurements read 32 / 24 / 12 and appear to sit 1.3-2x above the model, which is exactly what an earlier draft of this chapter reported as an open anomaly. There was no anomaly. The knee is where bandwidth </w:t>
+      </w:r>
+      <w:r>
+        <w:rPr>
+          <w:i/>
+          <w:iCs/>
+        </w:rPr>
+        <w:t>arrives</w:t>
+      </w:r>
+      <w:r>
+        <w:rPr/>
+        <w:t xml:space="preserve"> at the plateau, not where it first fails to climb.</w:t>
       </w:r>
     </w:p>
     <w:p>
@@ -30816,7 +31615,7 @@
         <w:pStyle w:val="Normal"/>
         <w:rPr/>
       </w:pPr>
-      <w:bookmarkStart w:id="117" w:name="X22d7e5910b116de5ae6c737e0d30d5de4ae8e7f"/>
+      <w:bookmarkStart w:id="118" w:name="X22d7e5910b116de5ae6c737e0d30d5de4ae8e7f"/>
       <w:r>
         <w:rPr/>
         <mc:AlternateContent>
@@ -30872,7 +31671,7 @@
           </mc:Fallback>
         </mc:AlternateContent>
       </w:r>
-      <w:bookmarkEnd w:id="117"/>
+      <w:bookmarkEnd w:id="118"/>
     </w:p>
     <w:p>
       <w:pPr>
@@ -30883,9 +31682,9 @@
         <w:spacing w:before="280" w:after="80"/>
         <w:rPr/>
       </w:pPr>
-      <w:bookmarkStart w:id="118" w:name="__RefHeading___Toc7134_1464931259"/>
-      <w:bookmarkStart w:id="119" w:name="how-much-idle-the-controller-absorbs"/>
-      <w:bookmarkEnd w:id="118"/>
+      <w:bookmarkStart w:id="119" w:name="__RefHeading___Toc7312_1339948653"/>
+      <w:bookmarkStart w:id="120" w:name="how-much-idle-the-controller-absorbs"/>
+      <w:bookmarkEnd w:id="119"/>
       <w:r>
         <w:rPr>
           <w:rStyle w:val="SectionNumber"/>
@@ -30948,12 +31747,12 @@
         <w:pStyle w:val="TableCaption"/>
         <w:rPr/>
       </w:pPr>
-      <w:bookmarkStart w:id="120" w:name="_Tab_21_Gap_knee_by_address_"/>
+      <w:bookmarkStart w:id="121" w:name="_Tab_22_Gap_knee_by_address_"/>
       <w:r>
         <w:rPr/>
         <w:t>Gap knee by address order and generator count</w:t>
       </w:r>
-      <w:bookmarkEnd w:id="120"/>
+      <w:bookmarkEnd w:id="121"/>
     </w:p>
     <w:tbl>
       <w:tblPr>
@@ -31655,10 +32454,10 @@
         <w:spacing w:before="200" w:after="80"/>
         <w:rPr/>
       </w:pPr>
-      <w:bookmarkStart w:id="121" w:name="__RefHeading___Toc7136_1464931259"/>
-      <w:bookmarkStart w:id="122" w:name="X7d3d3ccbcf9951d8e372eec3bd2cda12cbfcd48"/>
-      <w:bookmarkStart w:id="123" w:name="_Fig_2_Read_Bandwidth_vs_Ga"/>
-      <w:bookmarkEnd w:id="121"/>
+      <w:bookmarkStart w:id="122" w:name="__RefHeading___Toc7314_1339948653"/>
+      <w:bookmarkStart w:id="123" w:name="X7d3d3ccbcf9951d8e372eec3bd2cda12cbfcd48"/>
+      <w:bookmarkStart w:id="124" w:name="_Fig_2_Read_Bandwidth_vs_Ga"/>
+      <w:bookmarkEnd w:id="122"/>
       <w:r>
         <w:rPr>
           <w:rStyle w:val="SectionNumber"/>
@@ -31677,7 +32476,7 @@
         <w:tab/>
         <w:t>Figure 8.1: Read Bandwidth vs Gap, Row-Major</w:t>
       </w:r>
-      <w:bookmarkEnd w:id="123"/>
+      <w:bookmarkEnd w:id="124"/>
     </w:p>
     <w:p>
       <w:pPr>
@@ -31730,12 +32529,12 @@
         <w:pStyle w:val="ImageCaption"/>
         <w:rPr/>
       </w:pPr>
-      <w:bookmarkStart w:id="124" w:name="X7d3d3ccbcf9951d8e372eec3bd2cda12cbfcd48"/>
+      <w:bookmarkStart w:id="125" w:name="X7d3d3ccbcf9951d8e372eec3bd2cda12cbfcd48"/>
       <w:r>
         <w:rPr/>
         <w:t>Read bandwidth against inter-burst gap, row-major, one line per generator count</w:t>
       </w:r>
-      <w:bookmarkEnd w:id="124"/>
+      <w:bookmarkEnd w:id="125"/>
     </w:p>
     <w:p>
       <w:pPr>
@@ -31743,10 +32542,10 @@
         <w:spacing w:before="200" w:after="80"/>
         <w:rPr/>
       </w:pPr>
-      <w:bookmarkStart w:id="125" w:name="__RefHeading___Toc7138_1464931259"/>
-      <w:bookmarkStart w:id="126" w:name="X6ce552149225a3e44ed9c803d80d0404120bc6e"/>
-      <w:bookmarkStart w:id="127" w:name="_Fig_3_Read_Bandwidth_vs_Ga"/>
-      <w:bookmarkEnd w:id="125"/>
+      <w:bookmarkStart w:id="126" w:name="__RefHeading___Toc7316_1339948653"/>
+      <w:bookmarkStart w:id="127" w:name="X6ce552149225a3e44ed9c803d80d0404120bc6e"/>
+      <w:bookmarkStart w:id="128" w:name="_Fig_3_Read_Bandwidth_vs_Ga"/>
+      <w:bookmarkEnd w:id="126"/>
       <w:r>
         <w:rPr>
           <w:rStyle w:val="SectionNumber"/>
@@ -31765,7 +32564,7 @@
         <w:tab/>
         <w:t>Figure 8.2: Read Bandwidth vs Gap, Cacheline</w:t>
       </w:r>
-      <w:bookmarkEnd w:id="127"/>
+      <w:bookmarkEnd w:id="128"/>
     </w:p>
     <w:p>
       <w:pPr>
@@ -31818,12 +32617,12 @@
         <w:pStyle w:val="ImageCaption"/>
         <w:rPr/>
       </w:pPr>
-      <w:bookmarkStart w:id="128" w:name="X6ce552149225a3e44ed9c803d80d0404120bc6e"/>
+      <w:bookmarkStart w:id="129" w:name="X6ce552149225a3e44ed9c803d80d0404120bc6e"/>
       <w:r>
         <w:rPr/>
         <w:t>Read bandwidth against inter-burst gap, cacheline order</w:t>
       </w:r>
-      <w:bookmarkEnd w:id="128"/>
+      <w:bookmarkEnd w:id="129"/>
     </w:p>
     <w:p>
       <w:pPr>
@@ -31831,10 +32630,10 @@
         <w:spacing w:before="200" w:after="80"/>
         <w:rPr/>
       </w:pPr>
-      <w:bookmarkStart w:id="129" w:name="__RefHeading___Toc7140_1464931259"/>
-      <w:bookmarkStart w:id="130" w:name="X14210e00862bed14553606e442dcc0dd608fab3"/>
-      <w:bookmarkStart w:id="131" w:name="_Fig_4_Read_Bandwidth_vs_Ga"/>
-      <w:bookmarkEnd w:id="129"/>
+      <w:bookmarkStart w:id="130" w:name="__RefHeading___Toc7318_1339948653"/>
+      <w:bookmarkStart w:id="131" w:name="X14210e00862bed14553606e442dcc0dd608fab3"/>
+      <w:bookmarkStart w:id="132" w:name="_Fig_4_Read_Bandwidth_vs_Ga"/>
+      <w:bookmarkEnd w:id="130"/>
       <w:r>
         <w:rPr>
           <w:rStyle w:val="SectionNumber"/>
@@ -31853,7 +32652,7 @@
         <w:tab/>
         <w:t>Figure 8.3: Read Bandwidth vs Gap, Col-Major</w:t>
       </w:r>
-      <w:bookmarkEnd w:id="131"/>
+      <w:bookmarkEnd w:id="132"/>
     </w:p>
     <w:p>
       <w:pPr>
@@ -31998,7 +32797,7 @@
         </w:rPr>
         <w:t>, which remains the single most useful fact in this guide. Tune the address map before tuning anything else.</w:t>
       </w:r>
-      <w:bookmarkEnd w:id="130"/>
+      <w:bookmarkEnd w:id="131"/>
     </w:p>
     <w:p>
       <w:pPr>
@@ -32006,10 +32805,10 @@
         <w:spacing w:before="200" w:after="80"/>
         <w:rPr/>
       </w:pPr>
-      <w:bookmarkStart w:id="132" w:name="__RefHeading___Toc7142_1464931259"/>
-      <w:bookmarkStart w:id="133" w:name="X35e08b90557933efe9abc7ea7d98a88d81d3ae4"/>
-      <w:bookmarkStart w:id="134" w:name="_Fig_5_Bus_Bandwidth_Across"/>
-      <w:bookmarkEnd w:id="132"/>
+      <w:bookmarkStart w:id="133" w:name="__RefHeading___Toc7320_1339948653"/>
+      <w:bookmarkStart w:id="134" w:name="X35e08b90557933efe9abc7ea7d98a88d81d3ae4"/>
+      <w:bookmarkStart w:id="135" w:name="_Fig_5_Bus_Bandwidth_Across"/>
+      <w:bookmarkEnd w:id="133"/>
       <w:r>
         <w:rPr>
           <w:rStyle w:val="SectionNumber"/>
@@ -32028,7 +32827,7 @@
         <w:tab/>
         <w:t>Figure 8.4: Bus Bandwidth Across Gap and Generator Count</w:t>
       </w:r>
-      <w:bookmarkEnd w:id="134"/>
+      <w:bookmarkEnd w:id="135"/>
     </w:p>
     <w:p>
       <w:pPr>
@@ -32091,8 +32890,8 @@
         <w:pStyle w:val="Normal"/>
         <w:rPr/>
       </w:pPr>
-      <w:bookmarkStart w:id="135" w:name="how-much-idle-the-controller-absorbs"/>
-      <w:bookmarkStart w:id="136" w:name="X35e08b90557933efe9abc7ea7d98a88d81d3ae4"/>
+      <w:bookmarkStart w:id="136" w:name="how-much-idle-the-controller-absorbs"/>
+      <w:bookmarkStart w:id="137" w:name="X35e08b90557933efe9abc7ea7d98a88d81d3ae4"/>
       <w:r>
         <w:rPr/>
         <mc:AlternateContent>
@@ -32148,8 +32947,8 @@
           </mc:Fallback>
         </mc:AlternateContent>
       </w:r>
-      <w:bookmarkEnd w:id="135"/>
       <w:bookmarkEnd w:id="136"/>
+      <w:bookmarkEnd w:id="137"/>
     </w:p>
     <w:p>
       <w:pPr>
@@ -32160,9 +32959,9 @@
         <w:spacing w:before="280" w:after="80"/>
         <w:rPr/>
       </w:pPr>
-      <w:bookmarkStart w:id="137" w:name="__RefHeading___Toc7144_1464931259"/>
-      <w:bookmarkStart w:id="138" w:name="where-the-cycles-went"/>
-      <w:bookmarkEnd w:id="137"/>
+      <w:bookmarkStart w:id="138" w:name="__RefHeading___Toc7322_1339948653"/>
+      <w:bookmarkStart w:id="139" w:name="where-the-cycles-went"/>
+      <w:bookmarkEnd w:id="138"/>
       <w:r>
         <w:rPr>
           <w:rStyle w:val="SectionNumber"/>
@@ -32213,12 +33012,12 @@
         <w:pStyle w:val="TableCaption"/>
         <w:rPr/>
       </w:pPr>
-      <w:bookmarkStart w:id="139" w:name="_Tab_22_Read_cycle_breakdown"/>
+      <w:bookmarkStart w:id="140" w:name="_Tab_23_Read_cycle_breakdown"/>
       <w:r>
         <w:rPr/>
         <w:t>Read cycle breakdown, row-major, 1+1 generators</w:t>
       </w:r>
-      <w:bookmarkEnd w:id="139"/>
+      <w:bookmarkEnd w:id="140"/>
     </w:p>
     <w:tbl>
       <w:tblPr>
@@ -33066,9 +33865,9 @@
         <w:spacing w:before="200" w:after="80"/>
         <w:rPr/>
       </w:pPr>
-      <w:bookmarkStart w:id="140" w:name="__RefHeading___Toc7146_1464931259"/>
-      <w:bookmarkStart w:id="141" w:name="_Fig_6_Cycle_Breakdown_at_1"/>
-      <w:bookmarkEnd w:id="140"/>
+      <w:bookmarkStart w:id="141" w:name="__RefHeading___Toc7324_1339948653"/>
+      <w:bookmarkStart w:id="142" w:name="_Fig_6_Cycle_Breakdown_at_1"/>
+      <w:bookmarkEnd w:id="141"/>
       <w:r>
         <w:rPr>
           <w:rStyle w:val="SectionNumber"/>
@@ -33087,7 +33886,7 @@
         <w:tab/>
         <w:t>Figure 8.5: Cycle Breakdown at 1+1 — the Bend and its Cause</w:t>
       </w:r>
-      <w:bookmarkEnd w:id="141"/>
+      <w:bookmarkEnd w:id="142"/>
     </w:p>
     <w:p>
       <w:pPr>
@@ -33151,10 +33950,10 @@
         <w:spacing w:before="200" w:after="80"/>
         <w:rPr/>
       </w:pPr>
-      <w:bookmarkStart w:id="142" w:name="__RefHeading___Toc7148_1464931259"/>
-      <w:bookmarkStart w:id="143" w:name="X42d8d04f184b06e1200658c6825f90b87052569"/>
-      <w:bookmarkStart w:id="144" w:name="_Fig_7_Cycle_Breakdown_at_4"/>
-      <w:bookmarkEnd w:id="142"/>
+      <w:bookmarkStart w:id="143" w:name="__RefHeading___Toc7326_1339948653"/>
+      <w:bookmarkStart w:id="144" w:name="X42d8d04f184b06e1200658c6825f90b87052569"/>
+      <w:bookmarkStart w:id="145" w:name="_Fig_7_Cycle_Breakdown_at_4"/>
+      <w:bookmarkEnd w:id="143"/>
       <w:r>
         <w:rPr>
           <w:rStyle w:val="SectionNumber"/>
@@ -33173,7 +33972,7 @@
         <w:tab/>
         <w:t>Figure 8.6: Cycle Breakdown at 4+4 — Saturated at Every Gap</w:t>
       </w:r>
-      <w:bookmarkEnd w:id="144"/>
+      <w:bookmarkEnd w:id="145"/>
     </w:p>
     <w:p>
       <w:pPr>
@@ -33372,8 +34171,8 @@
         <w:pStyle w:val="Normal"/>
         <w:rPr/>
       </w:pPr>
-      <w:bookmarkStart w:id="145" w:name="where-the-cycles-went"/>
-      <w:bookmarkStart w:id="146" w:name="X42d8d04f184b06e1200658c6825f90b87052569"/>
+      <w:bookmarkStart w:id="146" w:name="where-the-cycles-went"/>
+      <w:bookmarkStart w:id="147" w:name="X42d8d04f184b06e1200658c6825f90b87052569"/>
       <w:r>
         <w:rPr/>
         <mc:AlternateContent>
@@ -33429,8 +34228,8 @@
           </mc:Fallback>
         </mc:AlternateContent>
       </w:r>
-      <w:bookmarkEnd w:id="145"/>
       <w:bookmarkEnd w:id="146"/>
+      <w:bookmarkEnd w:id="147"/>
     </w:p>
     <w:p>
       <w:pPr>
@@ -33441,9 +34240,9 @@
         <w:spacing w:before="280" w:after="80"/>
         <w:rPr/>
       </w:pPr>
-      <w:bookmarkStart w:id="147" w:name="__RefHeading___Toc7150_1464931259"/>
-      <w:bookmarkStart w:id="148" w:name="Xd884ce0042b69dafd93569f411afcd2144cd607"/>
-      <w:bookmarkEnd w:id="147"/>
+      <w:bookmarkStart w:id="148" w:name="__RefHeading___Toc7328_1339948653"/>
+      <w:bookmarkStart w:id="149" w:name="Xd884ce0042b69dafd93569f411afcd2144cd607"/>
+      <w:bookmarkEnd w:id="148"/>
       <w:r>
         <w:rPr>
           <w:rStyle w:val="SectionNumber"/>
@@ -33520,12 +34319,12 @@
         <w:pStyle w:val="TableCaption"/>
         <w:rPr/>
       </w:pPr>
-      <w:bookmarkStart w:id="149" w:name="_Tab_23_PUMICE_037___narrowi"/>
+      <w:bookmarkStart w:id="150" w:name="_Tab_24_PUMICE_037___narrowi"/>
       <w:r>
         <w:rPr/>
         <w:t>PUMICE-037 — narrowing the failing configuration</w:t>
       </w:r>
-      <w:bookmarkEnd w:id="149"/>
+      <w:bookmarkEnd w:id="150"/>
     </w:p>
     <w:tbl>
       <w:tblPr>
@@ -34193,7 +34992,7 @@
         <w:pStyle w:val="Normal"/>
         <w:rPr/>
       </w:pPr>
-      <w:bookmarkStart w:id="150" w:name="Xd884ce0042b69dafd93569f411afcd2144cd607"/>
+      <w:bookmarkStart w:id="151" w:name="Xd884ce0042b69dafd93569f411afcd2144cd607"/>
       <w:r>
         <w:rPr/>
         <mc:AlternateContent>
@@ -34249,7 +35048,7 @@
           </mc:Fallback>
         </mc:AlternateContent>
       </w:r>
-      <w:bookmarkEnd w:id="150"/>
+      <w:bookmarkEnd w:id="151"/>
     </w:p>
     <w:p>
       <w:pPr>
@@ -34260,9 +35059,9 @@
         <w:spacing w:before="280" w:after="80"/>
         <w:rPr/>
       </w:pPr>
-      <w:bookmarkStart w:id="151" w:name="__RefHeading___Toc7152_1464931259"/>
-      <w:bookmarkStart w:id="152" w:name="reproducing-these-numbers"/>
-      <w:bookmarkEnd w:id="151"/>
+      <w:bookmarkStart w:id="152" w:name="__RefHeading___Toc7330_1339948653"/>
+      <w:bookmarkStart w:id="153" w:name="reproducing-these-numbers"/>
+      <w:bookmarkEnd w:id="152"/>
       <w:r>
         <w:rPr>
           <w:rStyle w:val="SectionNumber"/>
@@ -34488,7 +35287,7 @@
         <w:t xml:space="preserve"> carries the full treatment.</w:t>
       </w:r>
       <w:bookmarkEnd w:id="112"/>
-      <w:bookmarkEnd w:id="152"/>
+      <w:bookmarkEnd w:id="153"/>
     </w:p>
     <w:sectPr>
       <w:footerReference w:type="even" r:id="rId13"/>

--- a/projects/fpga-systems/NexysA7/pumice/ddr2-characterization/docs/DDR2_Characterization_Guide_v0.95.docx
+++ b/projects/fpga-systems/NexysA7/pumice/ddr2-characterization/docs/DDR2_Characterization_Guide_v0.95.docx
@@ -160,7 +160,7 @@
             </w:rPr>
             <w:fldChar w:fldCharType="separate"/>
           </w:r>
-          <w:hyperlink w:anchor="__RefHeading___Toc7208_1339948653">
+          <w:hyperlink w:anchor="__RefHeading___Toc7743_1339977371">
             <w:r>
               <w:rPr>
                 <w:webHidden/>
@@ -168,7 +168,7 @@
               </w:rPr>
               <w:t>1 Document Information</w:t>
               <w:tab/>
-              <w:t>8</w:t>
+              <w:t>9</w:t>
             </w:r>
           </w:hyperlink>
         </w:p>
@@ -181,7 +181,7 @@
             </w:tabs>
             <w:rPr/>
           </w:pPr>
-          <w:hyperlink w:anchor="__RefHeading___Toc7210_1339948653">
+          <w:hyperlink w:anchor="__RefHeading___Toc7745_1339977371">
             <w:r>
               <w:rPr>
                 <w:webHidden/>
@@ -189,7 +189,7 @@
               </w:rPr>
               <w:t>1.1 References</w:t>
               <w:tab/>
-              <w:t>8</w:t>
+              <w:t>9</w:t>
             </w:r>
           </w:hyperlink>
         </w:p>
@@ -202,7 +202,7 @@
             </w:tabs>
             <w:rPr/>
           </w:pPr>
-          <w:hyperlink w:anchor="__RefHeading___Toc7212_1339948653">
+          <w:hyperlink w:anchor="__RefHeading___Toc7747_1339977371">
             <w:r>
               <w:rPr>
                 <w:webHidden/>
@@ -223,7 +223,7 @@
             </w:tabs>
             <w:rPr/>
           </w:pPr>
-          <w:hyperlink w:anchor="__RefHeading___Toc7214_1339948653">
+          <w:hyperlink w:anchor="__RefHeading___Toc7749_1339977371">
             <w:r>
               <w:rPr>
                 <w:webHidden/>
@@ -231,7 +231,7 @@
               </w:rPr>
               <w:t>1.3 Revision History</w:t>
               <w:tab/>
-              <w:t>9</w:t>
+              <w:t>10</w:t>
             </w:r>
           </w:hyperlink>
         </w:p>
@@ -244,7 +244,7 @@
             </w:tabs>
             <w:rPr/>
           </w:pPr>
-          <w:hyperlink w:anchor="__RefHeading___Toc7216_1339948653">
+          <w:hyperlink w:anchor="__RefHeading___Toc7751_1339977371">
             <w:r>
               <w:rPr>
                 <w:webHidden/>
@@ -252,7 +252,7 @@
               </w:rPr>
               <w:t>2 Overview</w:t>
               <w:tab/>
-              <w:t>10</w:t>
+              <w:t>11</w:t>
             </w:r>
           </w:hyperlink>
         </w:p>
@@ -265,7 +265,7 @@
             </w:tabs>
             <w:rPr/>
           </w:pPr>
-          <w:hyperlink w:anchor="__RefHeading___Toc7218_1339948653">
+          <w:hyperlink w:anchor="__RefHeading___Toc7753_1339977371">
             <w:r>
               <w:rPr>
                 <w:webHidden/>
@@ -273,7 +273,7 @@
               </w:rPr>
               <w:t>2.1 What it characterizes</w:t>
               <w:tab/>
-              <w:t>10</w:t>
+              <w:t>11</w:t>
             </w:r>
           </w:hyperlink>
         </w:p>
@@ -286,7 +286,7 @@
             </w:tabs>
             <w:rPr/>
           </w:pPr>
-          <w:hyperlink w:anchor="__RefHeading___Toc7220_1339948653">
+          <w:hyperlink w:anchor="__RefHeading___Toc7755_1339977371">
             <w:r>
               <w:rPr>
                 <w:webHidden/>
@@ -294,7 +294,7 @@
               </w:rPr>
               <w:t>2.2 The three flows</w:t>
               <w:tab/>
-              <w:t>10</w:t>
+              <w:t>11</w:t>
             </w:r>
           </w:hyperlink>
         </w:p>
@@ -307,7 +307,7 @@
             </w:tabs>
             <w:rPr/>
           </w:pPr>
-          <w:hyperlink w:anchor="__RefHeading___Toc7222_1339948653">
+          <w:hyperlink w:anchor="__RefHeading___Toc7757_1339977371">
             <w:r>
               <w:rPr>
                 <w:webHidden/>
@@ -315,7 +315,7 @@
               </w:rPr>
               <w:t>2.3 Board and tools</w:t>
               <w:tab/>
-              <w:t>11</w:t>
+              <w:t>12</w:t>
             </w:r>
           </w:hyperlink>
         </w:p>
@@ -328,7 +328,7 @@
             </w:tabs>
             <w:rPr/>
           </w:pPr>
-          <w:hyperlink w:anchor="__RefHeading___Toc7224_1339948653">
+          <w:hyperlink w:anchor="__RefHeading___Toc7759_1339977371">
             <w:r>
               <w:rPr>
                 <w:webHidden/>
@@ -336,7 +336,7 @@
               </w:rPr>
               <w:t>2.4 Workload families</w:t>
               <w:tab/>
-              <w:t>11</w:t>
+              <w:t>12</w:t>
             </w:r>
           </w:hyperlink>
         </w:p>
@@ -349,7 +349,7 @@
             </w:tabs>
             <w:rPr/>
           </w:pPr>
-          <w:hyperlink w:anchor="__RefHeading___Toc7226_1339948653">
+          <w:hyperlink w:anchor="__RefHeading___Toc7761_1339977371">
             <w:r>
               <w:rPr>
                 <w:webHidden/>
@@ -357,7 +357,7 @@
               </w:rPr>
               <w:t>3 How It Works</w:t>
               <w:tab/>
-              <w:t>12</w:t>
+              <w:t>14</w:t>
             </w:r>
           </w:hyperlink>
         </w:p>
@@ -370,7 +370,7 @@
             </w:tabs>
             <w:rPr/>
           </w:pPr>
-          <w:hyperlink w:anchor="__RefHeading___Toc7228_1339948653">
+          <w:hyperlink w:anchor="__RefHeading___Toc7763_1339977371">
             <w:r>
               <w:rPr>
                 <w:webHidden/>
@@ -378,7 +378,7 @@
               </w:rPr>
               <w:t>3.1 The transport spine</w:t>
               <w:tab/>
-              <w:t>12</w:t>
+              <w:t>14</w:t>
             </w:r>
           </w:hyperlink>
         </w:p>
@@ -391,7 +391,7 @@
             </w:tabs>
             <w:rPr/>
           </w:pPr>
-          <w:hyperlink w:anchor="__RefHeading___Toc7230_1339948653">
+          <w:hyperlink w:anchor="__RefHeading___Toc7765_1339977371">
             <w:r>
               <w:rPr>
                 <w:webHidden/>
@@ -399,7 +399,7 @@
               </w:rPr>
               <w:t>3.1.1 Figure 2.1: DDR2 Characterization Harness Spine</w:t>
               <w:tab/>
-              <w:t>12</w:t>
+              <w:t>14</w:t>
             </w:r>
           </w:hyperlink>
         </w:p>
@@ -412,7 +412,7 @@
             </w:tabs>
             <w:rPr/>
           </w:pPr>
-          <w:hyperlink w:anchor="__RefHeading___Toc7232_1339948653">
+          <w:hyperlink w:anchor="__RefHeading___Toc7767_1339977371">
             <w:r>
               <w:rPr>
                 <w:webHidden/>
@@ -420,7 +420,7 @@
               </w:rPr>
               <w:t>3.2 The 1→4 AXIL bridge</w:t>
               <w:tab/>
-              <w:t>12</w:t>
+              <w:t>14</w:t>
             </w:r>
           </w:hyperlink>
         </w:p>
@@ -433,7 +433,7 @@
             </w:tabs>
             <w:rPr/>
           </w:pPr>
-          <w:hyperlink w:anchor="__RefHeading___Toc7234_1339948653">
+          <w:hyperlink w:anchor="__RefHeading___Toc7769_1339977371">
             <w:r>
               <w:rPr>
                 <w:webHidden/>
@@ -441,7 +441,7 @@
               </w:rPr>
               <w:t>3.3 Key RTL blocks</w:t>
               <w:tab/>
-              <w:t>12</w:t>
+              <w:t>14</w:t>
             </w:r>
           </w:hyperlink>
         </w:p>
@@ -454,7 +454,7 @@
             </w:tabs>
             <w:rPr/>
           </w:pPr>
-          <w:hyperlink w:anchor="__RefHeading___Toc7236_1339948653">
+          <w:hyperlink w:anchor="__RefHeading___Toc7771_1339977371">
             <w:r>
               <w:rPr>
                 <w:webHidden/>
@@ -462,7 +462,7 @@
               </w:rPr>
               <w:t>3.4 The characterization engines</w:t>
               <w:tab/>
-              <w:t>13</w:t>
+              <w:t>16</w:t>
             </w:r>
           </w:hyperlink>
         </w:p>
@@ -475,7 +475,7 @@
             </w:tabs>
             <w:rPr/>
           </w:pPr>
-          <w:hyperlink w:anchor="__RefHeading___Toc7238_1339948653">
+          <w:hyperlink w:anchor="__RefHeading___Toc7773_1339977371">
             <w:r>
               <w:rPr>
                 <w:webHidden/>
@@ -483,7 +483,7 @@
               </w:rPr>
               <w:t>3.5 The controller, DFI, and PHY (black boxes)</w:t>
               <w:tab/>
-              <w:t>14</w:t>
+              <w:t>16</w:t>
             </w:r>
           </w:hyperlink>
         </w:p>
@@ -496,7 +496,7 @@
             </w:tabs>
             <w:rPr/>
           </w:pPr>
-          <w:hyperlink w:anchor="__RefHeading___Toc7240_1339948653">
+          <w:hyperlink w:anchor="__RefHeading___Toc7775_1339977371">
             <w:r>
               <w:rPr>
                 <w:webHidden/>
@@ -504,7 +504,7 @@
               </w:rPr>
               <w:t>4 Test Methodology</w:t>
               <w:tab/>
-              <w:t>14</w:t>
+              <w:t>17</w:t>
             </w:r>
           </w:hyperlink>
         </w:p>
@@ -517,7 +517,7 @@
             </w:tabs>
             <w:rPr/>
           </w:pPr>
-          <w:hyperlink w:anchor="__RefHeading___Toc7242_1339948653">
+          <w:hyperlink w:anchor="__RefHeading___Toc7777_1339977371">
             <w:r>
               <w:rPr>
                 <w:webHidden/>
@@ -525,7 +525,7 @@
               </w:rPr>
               <w:t>4.1 What is under test</w:t>
               <w:tab/>
-              <w:t>14</w:t>
+              <w:t>17</w:t>
             </w:r>
           </w:hyperlink>
         </w:p>
@@ -538,7 +538,7 @@
             </w:tabs>
             <w:rPr/>
           </w:pPr>
-          <w:hyperlink w:anchor="__RefHeading___Toc7244_1339948653">
+          <w:hyperlink w:anchor="__RefHeading___Toc7779_1339977371">
             <w:r>
               <w:rPr>
                 <w:webHidden/>
@@ -546,7 +546,7 @@
               </w:rPr>
               <w:t>4.2 What is measured, and how</w:t>
               <w:tab/>
-              <w:t>14</w:t>
+              <w:t>17</w:t>
             </w:r>
           </w:hyperlink>
         </w:p>
@@ -559,7 +559,7 @@
             </w:tabs>
             <w:rPr/>
           </w:pPr>
-          <w:hyperlink w:anchor="__RefHeading___Toc7246_1339948653">
+          <w:hyperlink w:anchor="__RefHeading___Toc7781_1339977371">
             <w:r>
               <w:rPr>
                 <w:webHidden/>
@@ -567,7 +567,7 @@
               </w:rPr>
               <w:t>4.3 Workloads</w:t>
               <w:tab/>
-              <w:t>15</w:t>
+              <w:t>17</w:t>
             </w:r>
           </w:hyperlink>
         </w:p>
@@ -580,7 +580,7 @@
             </w:tabs>
             <w:rPr/>
           </w:pPr>
-          <w:hyperlink w:anchor="__RefHeading___Toc7248_1339948653">
+          <w:hyperlink w:anchor="__RefHeading___Toc7783_1339977371">
             <w:r>
               <w:rPr>
                 <w:webHidden/>
@@ -588,7 +588,7 @@
               </w:rPr>
               <w:t>4.4 The oracle</w:t>
               <w:tab/>
-              <w:t>15</w:t>
+              <w:t>18</w:t>
             </w:r>
           </w:hyperlink>
         </w:p>
@@ -601,7 +601,7 @@
             </w:tabs>
             <w:rPr/>
           </w:pPr>
-          <w:hyperlink w:anchor="__RefHeading___Toc7250_1339948653">
+          <w:hyperlink w:anchor="__RefHeading___Toc7785_1339977371">
             <w:r>
               <w:rPr>
                 <w:webHidden/>
@@ -609,7 +609,7 @@
               </w:rPr>
               <w:t>4.5 Measurement pitfalls</w:t>
               <w:tab/>
-              <w:t>15</w:t>
+              <w:t>18</w:t>
             </w:r>
           </w:hyperlink>
         </w:p>
@@ -622,7 +622,7 @@
             </w:tabs>
             <w:rPr/>
           </w:pPr>
-          <w:hyperlink w:anchor="__RefHeading___Toc7252_1339948653">
+          <w:hyperlink w:anchor="__RefHeading___Toc7787_1339977371">
             <w:r>
               <w:rPr>
                 <w:webHidden/>
@@ -630,7 +630,7 @@
               </w:rPr>
               <w:t>5 Build and Run</w:t>
               <w:tab/>
-              <w:t>16</w:t>
+              <w:t>20</w:t>
             </w:r>
           </w:hyperlink>
         </w:p>
@@ -643,7 +643,7 @@
             </w:tabs>
             <w:rPr/>
           </w:pPr>
-          <w:hyperlink w:anchor="__RefHeading___Toc7254_1339948653">
+          <w:hyperlink w:anchor="__RefHeading___Toc7789_1339977371">
             <w:r>
               <w:rPr>
                 <w:webHidden/>
@@ -651,7 +651,7 @@
               </w:rPr>
               <w:t>5.1 build-perf make targets</w:t>
               <w:tab/>
-              <w:t>16</w:t>
+              <w:t>20</w:t>
             </w:r>
           </w:hyperlink>
         </w:p>
@@ -664,7 +664,7 @@
             </w:tabs>
             <w:rPr/>
           </w:pPr>
-          <w:hyperlink w:anchor="__RefHeading___Toc7256_1339948653">
+          <w:hyperlink w:anchor="__RefHeading___Toc7791_1339977371">
             <w:r>
               <w:rPr>
                 <w:webHidden/>
@@ -672,7 +672,7 @@
               </w:rPr>
               <w:t>5.2 The host programs (build-perf/host/)</w:t>
               <w:tab/>
-              <w:t>17</w:t>
+              <w:t>21</w:t>
             </w:r>
           </w:hyperlink>
         </w:p>
@@ -685,7 +685,7 @@
             </w:tabs>
             <w:rPr/>
           </w:pPr>
-          <w:hyperlink w:anchor="__RefHeading___Toc7258_1339948653">
+          <w:hyperlink w:anchor="__RefHeading___Toc7793_1339977371">
             <w:r>
               <w:rPr>
                 <w:webHidden/>
@@ -693,7 +693,7 @@
               </w:rPr>
               <w:t>5.3 The performance sweeps (build-perf/bin/)</w:t>
               <w:tab/>
-              <w:t>18</w:t>
+              <w:t>22</w:t>
             </w:r>
           </w:hyperlink>
         </w:p>
@@ -706,7 +706,7 @@
             </w:tabs>
             <w:rPr/>
           </w:pPr>
-          <w:hyperlink w:anchor="__RefHeading___Toc7260_1339948653">
+          <w:hyperlink w:anchor="__RefHeading___Toc7795_1339977371">
             <w:r>
               <w:rPr>
                 <w:webHidden/>
@@ -714,7 +714,7 @@
               </w:rPr>
               <w:t>5.4 Typical bring-up sequence</w:t>
               <w:tab/>
-              <w:t>19</w:t>
+              <w:t>22</w:t>
             </w:r>
           </w:hyperlink>
         </w:p>
@@ -727,7 +727,7 @@
             </w:tabs>
             <w:rPr/>
           </w:pPr>
-          <w:hyperlink w:anchor="__RefHeading___Toc7262_1339948653">
+          <w:hyperlink w:anchor="__RefHeading___Toc7797_1339977371">
             <w:r>
               <w:rPr>
                 <w:webHidden/>
@@ -735,7 +735,7 @@
               </w:rPr>
               <w:t>6 Harness CSR Configuration</w:t>
               <w:tab/>
-              <w:t>19</w:t>
+              <w:t>23</w:t>
             </w:r>
           </w:hyperlink>
         </w:p>
@@ -748,7 +748,7 @@
             </w:tabs>
             <w:rPr/>
           </w:pPr>
-          <w:hyperlink w:anchor="__RefHeading___Toc7264_1339948653">
+          <w:hyperlink w:anchor="__RefHeading___Toc7799_1339977371">
             <w:r>
               <w:rPr>
                 <w:webHidden/>
@@ -756,7 +756,7 @@
               </w:rPr>
               <w:t>6.1 Bridge address map</w:t>
               <w:tab/>
-              <w:t>19</w:t>
+              <w:t>23</w:t>
             </w:r>
           </w:hyperlink>
         </w:p>
@@ -769,7 +769,7 @@
             </w:tabs>
             <w:rPr/>
           </w:pPr>
-          <w:hyperlink w:anchor="__RefHeading___Toc7266_1339948653">
+          <w:hyperlink w:anchor="__RefHeading___Toc7801_1339977371">
             <w:r>
               <w:rPr>
                 <w:webHidden/>
@@ -777,7 +777,7 @@
               </w:rPr>
               <w:t>6.2 By-name access (RDL → regmap)</w:t>
               <w:tab/>
-              <w:t>20</w:t>
+              <w:t>23</w:t>
             </w:r>
           </w:hyperlink>
         </w:p>
@@ -790,7 +790,7 @@
             </w:tabs>
             <w:rPr/>
           </w:pPr>
-          <w:hyperlink w:anchor="__RefHeading___Toc7268_1339948653">
+          <w:hyperlink w:anchor="__RefHeading___Toc7803_1339977371">
             <w:r>
               <w:rPr>
                 <w:webHidden/>
@@ -798,7 +798,7 @@
               </w:rPr>
               <w:t>6.2.1 Waveform 5.1: Engine Kick and Poll</w:t>
               <w:tab/>
-              <w:t>20</w:t>
+              <w:t>24</w:t>
             </w:r>
           </w:hyperlink>
         </w:p>
@@ -811,7 +811,7 @@
             </w:tabs>
             <w:rPr/>
           </w:pPr>
-          <w:hyperlink w:anchor="__RefHeading___Toc7270_1339948653">
+          <w:hyperlink w:anchor="__RefHeading___Toc7805_1339977371">
             <w:r>
               <w:rPr>
                 <w:webHidden/>
@@ -819,7 +819,7 @@
               </w:rPr>
               <w:t>6.3 Control / status (offsets relative to HARNESS_CSR_BASE)</w:t>
               <w:tab/>
-              <w:t>20</w:t>
+              <w:t>24</w:t>
             </w:r>
           </w:hyperlink>
         </w:p>
@@ -832,7 +832,7 @@
             </w:tabs>
             <w:rPr/>
           </w:pPr>
-          <w:hyperlink w:anchor="__RefHeading___Toc7272_1339948653">
+          <w:hyperlink w:anchor="__RefHeading___Toc7807_1339977371">
             <w:r>
               <w:rPr>
                 <w:webHidden/>
@@ -840,7 +840,7 @@
               </w:rPr>
               <w:t>6.4 Timer</w:t>
               <w:tab/>
-              <w:t>22</w:t>
+              <w:t>26</w:t>
             </w:r>
           </w:hyperlink>
         </w:p>
@@ -853,7 +853,7 @@
             </w:tabs>
             <w:rPr/>
           </w:pPr>
-          <w:hyperlink w:anchor="__RefHeading___Toc7274_1339948653">
+          <w:hyperlink w:anchor="__RefHeading___Toc7809_1339977371">
             <w:r>
               <w:rPr>
                 <w:webHidden/>
@@ -861,7 +861,7 @@
               </w:rPr>
               <w:t>6.5 Runtime controller cfg + DFI tuning</w:t>
               <w:tab/>
-              <w:t>22</w:t>
+              <w:t>26</w:t>
             </w:r>
           </w:hyperlink>
         </w:p>
@@ -874,7 +874,7 @@
             </w:tabs>
             <w:rPr/>
           </w:pPr>
-          <w:hyperlink w:anchor="__RefHeading___Toc7276_1339948653">
+          <w:hyperlink w:anchor="__RefHeading___Toc7811_1339977371">
             <w:r>
               <w:rPr>
                 <w:webHidden/>
@@ -882,7 +882,7 @@
               </w:rPr>
               <w:t>6.6 a7ddrphy calibration passthrough (hardware only)</w:t>
               <w:tab/>
-              <w:t>23</w:t>
+              <w:t>27</w:t>
             </w:r>
           </w:hyperlink>
         </w:p>
@@ -895,7 +895,7 @@
             </w:tabs>
             <w:rPr/>
           </w:pPr>
-          <w:hyperlink w:anchor="__RefHeading___Toc7278_1339948653">
+          <w:hyperlink w:anchor="__RefHeading___Toc7813_1339977371">
             <w:r>
               <w:rPr>
                 <w:webHidden/>
@@ -903,7 +903,7 @@
               </w:rPr>
               <w:t>6.7 Engine config (WR 0x100–0x128, RD 0x180–0x1A8)</w:t>
               <w:tab/>
-              <w:t>23</w:t>
+              <w:t>27</w:t>
             </w:r>
           </w:hyperlink>
         </w:p>
@@ -916,7 +916,7 @@
             </w:tabs>
             <w:rPr/>
           </w:pPr>
-          <w:hyperlink w:anchor="__RefHeading___Toc7280_1339948653">
+          <w:hyperlink w:anchor="__RefHeading___Toc7815_1339977371">
             <w:r>
               <w:rPr>
                 <w:webHidden/>
@@ -924,7 +924,7 @@
               </w:rPr>
               <w:t>6.8 Perf observability (0x1C0–0x1E8)</w:t>
               <w:tab/>
-              <w:t>24</w:t>
+              <w:t>28</w:t>
             </w:r>
           </w:hyperlink>
         </w:p>
@@ -937,7 +937,7 @@
             </w:tabs>
             <w:rPr/>
           </w:pPr>
-          <w:hyperlink w:anchor="__RefHeading___Toc7282_1339948653">
+          <w:hyperlink w:anchor="__RefHeading___Toc7817_1339977371">
             <w:r>
               <w:rPr>
                 <w:webHidden/>
@@ -945,7 +945,7 @@
               </w:rPr>
               <w:t>7 Simulation / Silicon Equivalence</w:t>
               <w:tab/>
-              <w:t>25</w:t>
+              <w:t>29</w:t>
             </w:r>
           </w:hyperlink>
         </w:p>
@@ -958,7 +958,7 @@
             </w:tabs>
             <w:rPr/>
           </w:pPr>
-          <w:hyperlink w:anchor="__RefHeading___Toc7284_1339948653">
+          <w:hyperlink w:anchor="__RefHeading___Toc7819_1339977371">
             <w:r>
               <w:rPr>
                 <w:webHidden/>
@@ -966,7 +966,7 @@
               </w:rPr>
               <w:t>7.1 Testbenches</w:t>
               <w:tab/>
-              <w:t>25</w:t>
+              <w:t>29</w:t>
             </w:r>
           </w:hyperlink>
         </w:p>
@@ -979,7 +979,7 @@
             </w:tabs>
             <w:rPr/>
           </w:pPr>
-          <w:hyperlink w:anchor="__RefHeading___Toc7286_1339948653">
+          <w:hyperlink w:anchor="__RefHeading___Toc7821_1339977371">
             <w:r>
               <w:rPr>
                 <w:webHidden/>
@@ -987,7 +987,7 @@
               </w:rPr>
               <w:t>7.2 How the same program runs in sim</w:t>
               <w:tab/>
-              <w:t>26</w:t>
+              <w:t>29</w:t>
             </w:r>
           </w:hyperlink>
         </w:p>
@@ -1000,7 +1000,7 @@
             </w:tabs>
             <w:rPr/>
           </w:pPr>
-          <w:hyperlink w:anchor="__RefHeading___Toc7288_1339948653">
+          <w:hyperlink w:anchor="__RefHeading___Toc7823_1339977371">
             <w:r>
               <w:rPr>
                 <w:webHidden/>
@@ -1008,7 +1008,7 @@
               </w:rPr>
               <w:t>7.3 Match the board’s exact DFI config</w:t>
               <w:tab/>
-              <w:t>26</w:t>
+              <w:t>30</w:t>
             </w:r>
           </w:hyperlink>
         </w:p>
@@ -1021,7 +1021,7 @@
             </w:tabs>
             <w:rPr/>
           </w:pPr>
-          <w:hyperlink w:anchor="__RefHeading___Toc7290_1339948653">
+          <w:hyperlink w:anchor="__RefHeading___Toc7825_1339977371">
             <w:r>
               <w:rPr>
                 <w:webHidden/>
@@ -1029,7 +1029,7 @@
               </w:rPr>
               <w:t>7.4 What the sim can and cannot reproduce</w:t>
               <w:tab/>
-              <w:t>26</w:t>
+              <w:t>30</w:t>
             </w:r>
           </w:hyperlink>
         </w:p>
@@ -1042,7 +1042,7 @@
             </w:tabs>
             <w:rPr/>
           </w:pPr>
-          <w:hyperlink w:anchor="__RefHeading___Toc7292_1339948653">
+          <w:hyperlink w:anchor="__RefHeading___Toc7827_1339977371">
             <w:r>
               <w:rPr>
                 <w:webHidden/>
@@ -1050,7 +1050,7 @@
               </w:rPr>
               <w:t>8 Troubleshooting</w:t>
               <w:tab/>
-              <w:t>26</w:t>
+              <w:t>31</w:t>
             </w:r>
           </w:hyperlink>
         </w:p>
@@ -1063,7 +1063,7 @@
             </w:tabs>
             <w:rPr/>
           </w:pPr>
-          <w:hyperlink w:anchor="__RefHeading___Toc7294_1339948653">
+          <w:hyperlink w:anchor="__RefHeading___Toc7829_1339977371">
             <w:r>
               <w:rPr>
                 <w:webHidden/>
@@ -1071,7 +1071,7 @@
               </w:rPr>
               <w:t>8.1 Current board state</w:t>
               <w:tab/>
-              <w:t>26</w:t>
+              <w:t>31</w:t>
             </w:r>
           </w:hyperlink>
         </w:p>
@@ -1084,7 +1084,7 @@
             </w:tabs>
             <w:rPr/>
           </w:pPr>
-          <w:hyperlink w:anchor="__RefHeading___Toc7296_1339948653">
+          <w:hyperlink w:anchor="__RefHeading___Toc7831_1339977371">
             <w:r>
               <w:rPr>
                 <w:webHidden/>
@@ -1092,7 +1092,7 @@
               </w:rPr>
               <w:t>8.2 Sticky errors look like a wedge</w:t>
               <w:tab/>
-              <w:t>27</w:t>
+              <w:t>31</w:t>
             </w:r>
           </w:hyperlink>
         </w:p>
@@ -1105,7 +1105,7 @@
             </w:tabs>
             <w:rPr/>
           </w:pPr>
-          <w:hyperlink w:anchor="__RefHeading___Toc7298_1339948653">
+          <w:hyperlink w:anchor="__RefHeading___Toc7833_1339977371">
             <w:r>
               <w:rPr>
                 <w:webHidden/>
@@ -1113,7 +1113,7 @@
               </w:rPr>
               <w:t>8.3 Known bugs / bounds</w:t>
               <w:tab/>
-              <w:t>27</w:t>
+              <w:t>31</w:t>
             </w:r>
           </w:hyperlink>
         </w:p>
@@ -1126,7 +1126,7 @@
             </w:tabs>
             <w:rPr/>
           </w:pPr>
-          <w:hyperlink w:anchor="__RefHeading___Toc7300_1339948653">
+          <w:hyperlink w:anchor="__RefHeading___Toc7835_1339977371">
             <w:r>
               <w:rPr>
                 <w:webHidden/>
@@ -1134,7 +1134,7 @@
               </w:rPr>
               <w:t>8.4 Cannot find the board</w:t>
               <w:tab/>
-              <w:t>27</w:t>
+              <w:t>32</w:t>
             </w:r>
           </w:hyperlink>
         </w:p>
@@ -1147,7 +1147,7 @@
             </w:tabs>
             <w:rPr/>
           </w:pPr>
-          <w:hyperlink w:anchor="__RefHeading___Toc7302_1339948653">
+          <w:hyperlink w:anchor="__RefHeading___Toc7837_1339977371">
             <w:r>
               <w:rPr>
                 <w:webHidden/>
@@ -1155,7 +1155,7 @@
               </w:rPr>
               <w:t>8.5 a7ddrphy is not simulatable</w:t>
               <w:tab/>
-              <w:t>27</w:t>
+              <w:t>32</w:t>
             </w:r>
           </w:hyperlink>
         </w:p>
@@ -1168,7 +1168,7 @@
             </w:tabs>
             <w:rPr/>
           </w:pPr>
-          <w:hyperlink w:anchor="__RefHeading___Toc7304_1339948653">
+          <w:hyperlink w:anchor="__RefHeading___Toc7839_1339977371">
             <w:r>
               <w:rPr>
                 <w:webHidden/>
@@ -1176,7 +1176,7 @@
               </w:rPr>
               <w:t>8.6 debug_sram trace ring is disabled on this build</w:t>
               <w:tab/>
-              <w:t>28</w:t>
+              <w:t>32</w:t>
             </w:r>
           </w:hyperlink>
         </w:p>
@@ -1189,7 +1189,7 @@
             </w:tabs>
             <w:rPr/>
           </w:pPr>
-          <w:hyperlink w:anchor="__RefHeading___Toc7306_1339948653">
+          <w:hyperlink w:anchor="__RefHeading___Toc7841_1339977371">
             <w:r>
               <w:rPr>
                 <w:webHidden/>
@@ -1197,7 +1197,7 @@
               </w:rPr>
               <w:t>8.7 LiteDRAM baseline flow</w:t>
               <w:tab/>
-              <w:t>28</w:t>
+              <w:t>32</w:t>
             </w:r>
           </w:hyperlink>
         </w:p>
@@ -1210,7 +1210,7 @@
             </w:tabs>
             <w:rPr/>
           </w:pPr>
-          <w:hyperlink w:anchor="__RefHeading___Toc7308_1339948653">
+          <w:hyperlink w:anchor="__RefHeading___Toc7843_1339977371">
             <w:r>
               <w:rPr>
                 <w:webHidden/>
@@ -1218,7 +1218,7 @@
               </w:rPr>
               <w:t>9 Measured Results</w:t>
               <w:tab/>
-              <w:t>28</w:t>
+              <w:t>33</w:t>
             </w:r>
           </w:hyperlink>
         </w:p>
@@ -1231,7 +1231,7 @@
             </w:tabs>
             <w:rPr/>
           </w:pPr>
-          <w:hyperlink w:anchor="__RefHeading___Toc7310_1339948653">
+          <w:hyperlink w:anchor="__RefHeading___Toc7845_1339977371">
             <w:r>
               <w:rPr>
                 <w:webHidden/>
@@ -1239,7 +1239,7 @@
               </w:rPr>
               <w:t>9.1 8.1 Streaming bandwidth, and why short bursts fall short</w:t>
               <w:tab/>
-              <w:t>28</w:t>
+              <w:t>33</w:t>
             </w:r>
           </w:hyperlink>
         </w:p>
@@ -1252,7 +1252,7 @@
             </w:tabs>
             <w:rPr/>
           </w:pPr>
-          <w:hyperlink w:anchor="__RefHeading___Toc7312_1339948653">
+          <w:hyperlink w:anchor="__RefHeading___Toc7847_1339977371">
             <w:r>
               <w:rPr>
                 <w:webHidden/>
@@ -1260,7 +1260,7 @@
               </w:rPr>
               <w:t>9.2 8.2 How much idle the controller absorbs</w:t>
               <w:tab/>
-              <w:t>30</w:t>
+              <w:t>35</w:t>
             </w:r>
           </w:hyperlink>
         </w:p>
@@ -1273,7 +1273,7 @@
             </w:tabs>
             <w:rPr/>
           </w:pPr>
-          <w:hyperlink w:anchor="__RefHeading___Toc7314_1339948653">
+          <w:hyperlink w:anchor="__RefHeading___Toc7849_1339977371">
             <w:r>
               <w:rPr>
                 <w:webHidden/>
@@ -1281,7 +1281,7 @@
               </w:rPr>
               <w:t>9.2.1 Figure 8.1: Read Bandwidth vs Gap, Row-Major</w:t>
               <w:tab/>
-              <w:t>31</w:t>
+              <w:t>36</w:t>
             </w:r>
           </w:hyperlink>
         </w:p>
@@ -1294,7 +1294,7 @@
             </w:tabs>
             <w:rPr/>
           </w:pPr>
-          <w:hyperlink w:anchor="__RefHeading___Toc7316_1339948653">
+          <w:hyperlink w:anchor="__RefHeading___Toc7851_1339977371">
             <w:r>
               <w:rPr>
                 <w:webHidden/>
@@ -1302,7 +1302,7 @@
               </w:rPr>
               <w:t>9.2.2 Figure 8.2: Read Bandwidth vs Gap, Cacheline</w:t>
               <w:tab/>
-              <w:t>31</w:t>
+              <w:t>36</w:t>
             </w:r>
           </w:hyperlink>
         </w:p>
@@ -1315,7 +1315,7 @@
             </w:tabs>
             <w:rPr/>
           </w:pPr>
-          <w:hyperlink w:anchor="__RefHeading___Toc7318_1339948653">
+          <w:hyperlink w:anchor="__RefHeading___Toc7853_1339977371">
             <w:r>
               <w:rPr>
                 <w:webHidden/>
@@ -1323,7 +1323,7 @@
               </w:rPr>
               <w:t>9.2.3 Figure 8.3: Read Bandwidth vs Gap, Col-Major</w:t>
               <w:tab/>
-              <w:t>32</w:t>
+              <w:t>37</w:t>
             </w:r>
           </w:hyperlink>
         </w:p>
@@ -1336,7 +1336,7 @@
             </w:tabs>
             <w:rPr/>
           </w:pPr>
-          <w:hyperlink w:anchor="__RefHeading___Toc7320_1339948653">
+          <w:hyperlink w:anchor="__RefHeading___Toc7855_1339977371">
             <w:r>
               <w:rPr>
                 <w:webHidden/>
@@ -1344,7 +1344,7 @@
               </w:rPr>
               <w:t>9.2.4 Figure 8.4: Bus Bandwidth Across Gap and Generator Count</w:t>
               <w:tab/>
-              <w:t>33</w:t>
+              <w:t>38</w:t>
             </w:r>
           </w:hyperlink>
         </w:p>
@@ -1357,7 +1357,7 @@
             </w:tabs>
             <w:rPr/>
           </w:pPr>
-          <w:hyperlink w:anchor="__RefHeading___Toc7322_1339948653">
+          <w:hyperlink w:anchor="__RefHeading___Toc7857_1339977371">
             <w:r>
               <w:rPr>
                 <w:webHidden/>
@@ -1365,7 +1365,7 @@
               </w:rPr>
               <w:t>9.3 8.3 Where the cycles went</w:t>
               <w:tab/>
-              <w:t>33</w:t>
+              <w:t>38</w:t>
             </w:r>
           </w:hyperlink>
         </w:p>
@@ -1378,7 +1378,7 @@
             </w:tabs>
             <w:rPr/>
           </w:pPr>
-          <w:hyperlink w:anchor="__RefHeading___Toc7324_1339948653">
+          <w:hyperlink w:anchor="__RefHeading___Toc7859_1339977371">
             <w:r>
               <w:rPr>
                 <w:webHidden/>
@@ -1386,7 +1386,7 @@
               </w:rPr>
               <w:t>9.3.1 Figure 8.5: Cycle Breakdown at 1+1 — the Bend and its Cause</w:t>
               <w:tab/>
-              <w:t>34</w:t>
+              <w:t>39</w:t>
             </w:r>
           </w:hyperlink>
         </w:p>
@@ -1399,7 +1399,7 @@
             </w:tabs>
             <w:rPr/>
           </w:pPr>
-          <w:hyperlink w:anchor="__RefHeading___Toc7326_1339948653">
+          <w:hyperlink w:anchor="__RefHeading___Toc7861_1339977371">
             <w:r>
               <w:rPr>
                 <w:webHidden/>
@@ -1407,7 +1407,7 @@
               </w:rPr>
               <w:t>9.3.2 Figure 8.6: Cycle Breakdown at 4+4 — Saturated at Every Gap</w:t>
               <w:tab/>
-              <w:t>34</w:t>
+              <w:t>39</w:t>
             </w:r>
           </w:hyperlink>
         </w:p>
@@ -1420,7 +1420,7 @@
             </w:tabs>
             <w:rPr/>
           </w:pPr>
-          <w:hyperlink w:anchor="__RefHeading___Toc7328_1339948653">
+          <w:hyperlink w:anchor="__RefHeading___Toc7863_1339977371">
             <w:r>
               <w:rPr>
                 <w:webHidden/>
@@ -1428,7 +1428,7 @@
               </w:rPr>
               <w:t>9.4 8.4 Integrity, and one configuration that must not be quoted</w:t>
               <w:tab/>
-              <w:t>35</w:t>
+              <w:t>40</w:t>
             </w:r>
           </w:hyperlink>
         </w:p>
@@ -1441,15 +1441,120 @@
             </w:tabs>
             <w:rPr/>
           </w:pPr>
-          <w:hyperlink w:anchor="__RefHeading___Toc7330_1339948653">
+          <w:hyperlink w:anchor="__RefHeading___Toc7865_1339977371">
             <w:r>
               <w:rPr>
                 <w:webHidden/>
                 <w:rStyle w:val="IndexLink"/>
               </w:rPr>
-              <w:t>9.5 8.5 Reproducing these numbers</w:t>
+              <w:t>9.5 8.5 What the three runtime modes are worth (2026-09-26)</w:t>
               <w:tab/>
-              <w:t>36</w:t>
+              <w:t>41</w:t>
+            </w:r>
+          </w:hyperlink>
+        </w:p>
+        <w:p>
+          <w:pPr>
+            <w:pStyle w:val="TOC3"/>
+            <w:tabs>
+              <w:tab w:val="clear" w:pos="8793"/>
+              <w:tab w:val="right" w:pos="9359" w:leader="dot"/>
+            </w:tabs>
+            <w:rPr/>
+          </w:pPr>
+          <w:hyperlink w:anchor="__RefHeading___Toc7867_1339977371">
+            <w:r>
+              <w:rPr>
+                <w:webHidden/>
+                <w:rStyle w:val="IndexLink"/>
+              </w:rPr>
+              <w:t>9.5.1 Axis 1 — scheduling order</w:t>
+              <w:tab/>
+              <w:t>41</w:t>
+            </w:r>
+          </w:hyperlink>
+        </w:p>
+        <w:p>
+          <w:pPr>
+            <w:pStyle w:val="TOC3"/>
+            <w:tabs>
+              <w:tab w:val="clear" w:pos="8793"/>
+              <w:tab w:val="right" w:pos="9359" w:leader="dot"/>
+            </w:tabs>
+            <w:rPr/>
+          </w:pPr>
+          <w:hyperlink w:anchor="__RefHeading___Toc7869_1339977371">
+            <w:r>
+              <w:rPr>
+                <w:webHidden/>
+                <w:rStyle w:val="IndexLink"/>
+              </w:rPr>
+              <w:t>9.5.2 Axis 2 — page policy</w:t>
+              <w:tab/>
+              <w:t>42</w:t>
+            </w:r>
+          </w:hyperlink>
+        </w:p>
+        <w:p>
+          <w:pPr>
+            <w:pStyle w:val="TOC3"/>
+            <w:tabs>
+              <w:tab w:val="clear" w:pos="8793"/>
+              <w:tab w:val="right" w:pos="9359" w:leader="dot"/>
+            </w:tabs>
+            <w:rPr/>
+          </w:pPr>
+          <w:hyperlink w:anchor="__RefHeading___Toc7871_1339977371">
+            <w:r>
+              <w:rPr>
+                <w:webHidden/>
+                <w:rStyle w:val="IndexLink"/>
+              </w:rPr>
+              <w:t>9.5.3 Axis 3 — refresh</w:t>
+              <w:tab/>
+              <w:t>42</w:t>
+            </w:r>
+          </w:hyperlink>
+        </w:p>
+        <w:p>
+          <w:pPr>
+            <w:pStyle w:val="TOC3"/>
+            <w:tabs>
+              <w:tab w:val="clear" w:pos="8793"/>
+              <w:tab w:val="right" w:pos="9359" w:leader="dot"/>
+            </w:tabs>
+            <w:rPr/>
+          </w:pPr>
+          <w:hyperlink w:anchor="__RefHeading___Toc7873_1339977371">
+            <w:r>
+              <w:rPr>
+                <w:webHidden/>
+                <w:rStyle w:val="IndexLink"/>
+              </w:rPr>
+              <w:t>9.5.4 Multi-ID traffic</w:t>
+              <w:tab/>
+              <w:t>43</w:t>
+            </w:r>
+          </w:hyperlink>
+        </w:p>
+        <w:p>
+          <w:pPr>
+            <w:pStyle w:val="TOC2"/>
+            <w:tabs>
+              <w:tab w:val="clear" w:pos="9077"/>
+              <w:tab w:val="right" w:pos="9359" w:leader="dot"/>
+            </w:tabs>
+            <w:rPr/>
+          </w:pPr>
+          <w:hyperlink w:anchor="__RefHeading___Toc7875_1339977371">
+            <w:r>
+              <w:rPr>
+                <w:webHidden/>
+                <w:rStyle w:val="IndexLink"/>
+              </w:rPr>
+              <w:t>9.6 8.6 Reproducing these numbers</w:t>
+              <w:tab/>
+              <w:t>43</w:t>
             </w:r>
           </w:hyperlink>
           <w:r>
@@ -1536,7 +1641,7 @@
           <w:rPr>
             <w:rStyle w:val="ListLabel1"/>
           </w:rPr>
-          <w:t>12</w:t>
+          <w:t>14</w:t>
         </w:r>
         <w:r>
           <w:rPr>
@@ -1593,7 +1698,7 @@
           <w:rPr>
             <w:rStyle w:val="ListLabel1"/>
           </w:rPr>
-          <w:t>31</w:t>
+          <w:t>36</w:t>
         </w:r>
         <w:r>
           <w:rPr>
@@ -1650,7 +1755,7 @@
           <w:rPr>
             <w:rStyle w:val="ListLabel1"/>
           </w:rPr>
-          <w:t>31</w:t>
+          <w:t>36</w:t>
         </w:r>
         <w:r>
           <w:rPr>
@@ -1707,7 +1812,7 @@
           <w:rPr>
             <w:rStyle w:val="ListLabel1"/>
           </w:rPr>
-          <w:t>32</w:t>
+          <w:t>37</w:t>
         </w:r>
         <w:r>
           <w:rPr>
@@ -1764,7 +1869,7 @@
           <w:rPr>
             <w:rStyle w:val="ListLabel1"/>
           </w:rPr>
-          <w:t>33</w:t>
+          <w:t>38</w:t>
         </w:r>
         <w:r>
           <w:rPr>
@@ -1821,7 +1926,7 @@
           <w:rPr>
             <w:rStyle w:val="ListLabel1"/>
           </w:rPr>
-          <w:t>34</w:t>
+          <w:t>39</w:t>
         </w:r>
         <w:r>
           <w:rPr>
@@ -1878,7 +1983,7 @@
           <w:rPr>
             <w:rStyle w:val="ListLabel1"/>
           </w:rPr>
-          <w:t>34</w:t>
+          <w:t>39</w:t>
         </w:r>
         <w:r>
           <w:rPr>
@@ -1963,7 +2068,7 @@
           <w:rPr>
             <w:rStyle w:val="ListLabel1"/>
           </w:rPr>
-          <w:t>8</w:t>
+          <w:t>9</w:t>
         </w:r>
         <w:r>
           <w:rPr>
@@ -2020,7 +2125,7 @@
           <w:rPr>
             <w:rStyle w:val="ListLabel1"/>
           </w:rPr>
-          <w:t>9</w:t>
+          <w:t>10</w:t>
         </w:r>
         <w:r>
           <w:rPr>
@@ -2077,7 +2182,7 @@
           <w:rPr>
             <w:rStyle w:val="ListLabel1"/>
           </w:rPr>
-          <w:t>10</w:t>
+          <w:t>11</w:t>
         </w:r>
         <w:r>
           <w:rPr>
@@ -2134,7 +2239,7 @@
           <w:rPr>
             <w:rStyle w:val="ListLabel1"/>
           </w:rPr>
-          <w:t>11</w:t>
+          <w:t>12</w:t>
         </w:r>
         <w:r>
           <w:rPr>
@@ -2191,7 +2296,7 @@
           <w:rPr>
             <w:rStyle w:val="ListLabel1"/>
           </w:rPr>
-          <w:t>11</w:t>
+          <w:t>12</w:t>
         </w:r>
         <w:r>
           <w:rPr>
@@ -2248,7 +2353,7 @@
           <w:rPr>
             <w:rStyle w:val="ListLabel1"/>
           </w:rPr>
-          <w:t>12</w:t>
+          <w:t>14</w:t>
         </w:r>
         <w:r>
           <w:rPr>
@@ -2305,7 +2410,7 @@
           <w:rPr>
             <w:rStyle w:val="ListLabel1"/>
           </w:rPr>
-          <w:t>14</w:t>
+          <w:t>17</w:t>
         </w:r>
         <w:r>
           <w:rPr>
@@ -2362,7 +2467,7 @@
           <w:rPr>
             <w:rStyle w:val="ListLabel1"/>
           </w:rPr>
-          <w:t>15</w:t>
+          <w:t>17</w:t>
         </w:r>
         <w:r>
           <w:rPr>
@@ -2419,7 +2524,7 @@
           <w:rPr>
             <w:rStyle w:val="ListLabel1"/>
           </w:rPr>
-          <w:t>16</w:t>
+          <w:t>20</w:t>
         </w:r>
         <w:r>
           <w:rPr>
@@ -2476,7 +2581,7 @@
           <w:rPr>
             <w:rStyle w:val="ListLabel1"/>
           </w:rPr>
-          <w:t>19</w:t>
+          <w:t>23</w:t>
         </w:r>
         <w:r>
           <w:rPr>
@@ -2533,7 +2638,7 @@
           <w:rPr>
             <w:rStyle w:val="ListLabel1"/>
           </w:rPr>
-          <w:t>20</w:t>
+          <w:t>24</w:t>
         </w:r>
         <w:r>
           <w:rPr>
@@ -2590,7 +2695,7 @@
           <w:rPr>
             <w:rStyle w:val="ListLabel1"/>
           </w:rPr>
-          <w:t>22</w:t>
+          <w:t>26</w:t>
         </w:r>
         <w:r>
           <w:rPr>
@@ -2647,7 +2752,7 @@
           <w:rPr>
             <w:rStyle w:val="ListLabel1"/>
           </w:rPr>
-          <w:t>22</w:t>
+          <w:t>26</w:t>
         </w:r>
         <w:r>
           <w:rPr>
@@ -2704,7 +2809,7 @@
           <w:rPr>
             <w:rStyle w:val="ListLabel1"/>
           </w:rPr>
-          <w:t>23</w:t>
+          <w:t>27</w:t>
         </w:r>
         <w:r>
           <w:rPr>
@@ -2761,7 +2866,7 @@
           <w:rPr>
             <w:rStyle w:val="ListLabel1"/>
           </w:rPr>
-          <w:t>24</w:t>
+          <w:t>27</w:t>
         </w:r>
         <w:r>
           <w:rPr>
@@ -2818,7 +2923,7 @@
           <w:rPr>
             <w:rStyle w:val="ListLabel1"/>
           </w:rPr>
-          <w:t>24</w:t>
+          <w:t>28</w:t>
         </w:r>
         <w:r>
           <w:rPr>
@@ -2875,7 +2980,7 @@
           <w:rPr>
             <w:rStyle w:val="ListLabel1"/>
           </w:rPr>
-          <w:t>25</w:t>
+          <w:t>29</w:t>
         </w:r>
         <w:r>
           <w:rPr>
@@ -2932,7 +3037,7 @@
           <w:rPr>
             <w:rStyle w:val="ListLabel1"/>
           </w:rPr>
-          <w:t>27</w:t>
+          <w:t>31</w:t>
         </w:r>
         <w:r>
           <w:rPr>
@@ -2989,7 +3094,7 @@
           <w:rPr>
             <w:rStyle w:val="ListLabel1"/>
           </w:rPr>
-          <w:t>28</w:t>
+          <w:t>33</w:t>
         </w:r>
         <w:r>
           <w:rPr>
@@ -3046,7 +3151,7 @@
           <w:rPr>
             <w:rStyle w:val="ListLabel1"/>
           </w:rPr>
-          <w:t>29</w:t>
+          <w:t>33</w:t>
         </w:r>
         <w:r>
           <w:rPr>
@@ -3103,7 +3208,7 @@
           <w:rPr>
             <w:rStyle w:val="ListLabel1"/>
           </w:rPr>
-          <w:t>29</w:t>
+          <w:t>34</w:t>
         </w:r>
         <w:r>
           <w:rPr>
@@ -3130,7 +3235,7 @@
             <w:color w:val="000000"/>
             <w:sz w:val="24"/>
           </w:rPr>
-          <w:t>Table 22: Gap knee by address order and generator count</w:t>
+          <w:t>Table 22: Gap knee by address order and generator count (re-measured 2026-09-26)</w:t>
         </w:r>
         <w:r>
           <w:rPr>
@@ -3160,7 +3265,7 @@
           <w:rPr>
             <w:rStyle w:val="ListLabel1"/>
           </w:rPr>
-          <w:t>30</w:t>
+          <w:t>35</w:t>
         </w:r>
         <w:r>
           <w:rPr>
@@ -3217,7 +3322,7 @@
           <w:rPr>
             <w:rStyle w:val="ListLabel1"/>
           </w:rPr>
-          <w:t>33</w:t>
+          <w:t>38</w:t>
         </w:r>
         <w:r>
           <w:rPr>
@@ -3237,14 +3342,14 @@
         <w:spacing w:before="0" w:after="0"/>
         <w:rPr/>
       </w:pPr>
-      <w:hyperlink w:anchor="_Tab_24_PUMICE_037___narrowi">
+      <w:hyperlink w:anchor="_Tab_24_pumice_BUG_014__was_">
         <w:r>
           <w:rPr>
             <w:rStyle w:val="ListLabel1"/>
             <w:color w:val="000000"/>
             <w:sz w:val="24"/>
           </w:rPr>
-          <w:t>Table 24: PUMICE-037 — narrowing the failing configuration</w:t>
+          <w:t>Table 24: pumice BUG-014 (was PUMICE-037) — narrowing the failing configuration</w:t>
         </w:r>
         <w:r>
           <w:rPr>
@@ -3262,7 +3367,7 @@
           <w:rPr>
             <w:rStyle w:val="ListLabel1"/>
           </w:rPr>
-          <w:instrText xml:space="preserve"> PAGEREF _Tab_24_PUMICE_037___narrowi \h </w:instrText>
+          <w:instrText xml:space="preserve"> PAGEREF _Tab_24_pumice_BUG_014__was_ \h </w:instrText>
         </w:r>
         <w:r>
           <w:rPr>
@@ -3274,7 +3379,121 @@
           <w:rPr>
             <w:rStyle w:val="ListLabel1"/>
           </w:rPr>
-          <w:t>35</w:t>
+          <w:t>40</w:t>
+        </w:r>
+        <w:r>
+          <w:rPr>
+            <w:rStyle w:val="ListLabel1"/>
+          </w:rPr>
+          <w:fldChar w:fldCharType="end"/>
+        </w:r>
+      </w:hyperlink>
+    </w:p>
+    <w:p>
+      <w:pPr>
+        <w:pStyle w:val="Normal"/>
+        <w:tabs>
+          <w:tab w:val="clear" w:pos="720"/>
+          <w:tab w:val="right" w:pos="9360" w:leader="dot"/>
+        </w:tabs>
+        <w:spacing w:before="0" w:after="0"/>
+        <w:rPr/>
+      </w:pPr>
+      <w:hyperlink w:anchor="_Tab_25_Read_MB_s_against_60">
+        <w:r>
+          <w:rPr>
+            <w:rStyle w:val="ListLabel1"/>
+            <w:color w:val="000000"/>
+            <w:sz w:val="24"/>
+          </w:rPr>
+          <w:t>Table 25: Read MB/s against 600 MB/s peak, order_mode at equal page policy</w:t>
+        </w:r>
+        <w:r>
+          <w:rPr>
+            <w:rStyle w:val="ListLabel1"/>
+          </w:rPr>
+          <w:tab/>
+        </w:r>
+        <w:r>
+          <w:rPr>
+            <w:rStyle w:val="ListLabel1"/>
+          </w:rPr>
+          <w:fldChar w:fldCharType="begin"/>
+        </w:r>
+        <w:r>
+          <w:rPr>
+            <w:rStyle w:val="ListLabel1"/>
+          </w:rPr>
+          <w:instrText xml:space="preserve"> PAGEREF _Tab_25_Read_MB_s_against_60 \h </w:instrText>
+        </w:r>
+        <w:r>
+          <w:rPr>
+            <w:rStyle w:val="ListLabel1"/>
+          </w:rPr>
+          <w:fldChar w:fldCharType="separate"/>
+        </w:r>
+        <w:r>
+          <w:rPr>
+            <w:rStyle w:val="ListLabel1"/>
+          </w:rPr>
+          <w:t>41</w:t>
+        </w:r>
+        <w:r>
+          <w:rPr>
+            <w:rStyle w:val="ListLabel1"/>
+          </w:rPr>
+          <w:fldChar w:fldCharType="end"/>
+        </w:r>
+      </w:hyperlink>
+    </w:p>
+    <w:p>
+      <w:pPr>
+        <w:pStyle w:val="Normal"/>
+        <w:tabs>
+          <w:tab w:val="clear" w:pos="720"/>
+          <w:tab w:val="right" w:pos="9360" w:leader="dot"/>
+        </w:tabs>
+        <w:spacing w:before="0" w:after="0"/>
+        <w:rPr/>
+      </w:pPr>
+      <w:hyperlink w:anchor="_Tab_26_Read_MB_s_against_60">
+        <w:r>
+          <w:rPr>
+            <w:rStyle w:val="ListLabel1"/>
+            <w:color w:val="000000"/>
+            <w:sz w:val="24"/>
+          </w:rPr>
+          <w:t>Table 26: Read MB/s against 600 MB/s peak</w:t>
+        </w:r>
+        <w:r>
+          <w:rPr>
+            <w:rStyle w:val="ListLabel1"/>
+          </w:rPr>
+          <w:tab/>
+        </w:r>
+        <w:r>
+          <w:rPr>
+            <w:rStyle w:val="ListLabel1"/>
+          </w:rPr>
+          <w:fldChar w:fldCharType="begin"/>
+        </w:r>
+        <w:r>
+          <w:rPr>
+            <w:rStyle w:val="ListLabel1"/>
+          </w:rPr>
+          <w:instrText xml:space="preserve"> PAGEREF _Tab_26_Read_MB_s_against_60 \h </w:instrText>
+        </w:r>
+        <w:r>
+          <w:rPr>
+            <w:rStyle w:val="ListLabel1"/>
+          </w:rPr>
+          <w:fldChar w:fldCharType="separate"/>
+        </w:r>
+        <w:r>
+          <w:rPr>
+            <w:rStyle w:val="ListLabel1"/>
+          </w:rPr>
+          <w:t>43</w:t>
         </w:r>
         <w:r>
           <w:rPr>
@@ -3359,7 +3578,7 @@
           <w:rPr>
             <w:rStyle w:val="ListLabel1"/>
           </w:rPr>
-          <w:t>20</w:t>
+          <w:t>24</w:t>
         </w:r>
         <w:r>
           <w:rPr>
@@ -3466,6 +3685,9 @@
           </mc:Fallback>
         </mc:AlternateContent>
       </w:r>
+      <w:r>
+        <w:br w:type="page"/>
+      </w:r>
     </w:p>
     <w:p>
       <w:pPr>
@@ -3474,7 +3696,7 @@
         <w:spacing w:before="360" w:after="120"/>
         <w:rPr/>
       </w:pPr>
-      <w:bookmarkStart w:id="0" w:name="__RefHeading___Toc7208_1339948653"/>
+      <w:bookmarkStart w:id="0" w:name="__RefHeading___Toc7743_1339977371"/>
       <w:bookmarkEnd w:id="0"/>
       <w:r>
         <w:rPr>
@@ -3564,7 +3786,7 @@
           <w:rStyle w:val="VerbatimChar"/>
           <w:sz w:val="20"/>
         </w:rPr>
-        <w:t>projects/components/memory-controllers/pumice-ddr2-lpddr2</w:t>
+        <w:t>projects/components/mem-ctrl-ip/pumice-ddr2-lpddr2</w:t>
       </w:r>
       <w:r>
         <w:rPr>
@@ -3585,33 +3807,6 @@
           <w:sz w:val="20"/>
         </w:rPr>
         <w:t xml:space="preserve"> driven by the characterization harness; it does not document the controller’s internals.</w:t>
-      </w:r>
-    </w:p>
-    <w:p>
-      <w:pPr>
-        <w:pStyle w:val="BlockText"/>
-        <w:rPr/>
-      </w:pPr>
-      <w:r>
-        <w:rPr>
-          <w:b/>
-          <w:bCs/>
-        </w:rPr>
-        <w:t>Note:</w:t>
-      </w:r>
-      <w:r>
-        <w:rPr/>
-        <w:t xml:space="preserve"> the project’s top-level </w:t>
-      </w:r>
-      <w:r>
-        <w:rPr>
-          <w:rStyle w:val="VerbatimChar"/>
-        </w:rPr>
-        <w:t>README.md</w:t>
-      </w:r>
-      <w:r>
-        <w:rPr/>
-        <w:t xml:space="preserve"> still carries an early “skeleton — RTL not yet written” status line. That is stale: the harness, host, sim, and both flows are built and running. Trust this guide and the RTL/host sources over that status.</w:t>
       </w:r>
     </w:p>
     <w:p>
@@ -3684,7 +3879,7 @@
         <w:spacing w:before="280" w:after="80"/>
         <w:rPr/>
       </w:pPr>
-      <w:bookmarkStart w:id="1" w:name="__RefHeading___Toc7210_1339948653"/>
+      <w:bookmarkStart w:id="1" w:name="__RefHeading___Toc7745_1339977371"/>
       <w:bookmarkStart w:id="2" w:name="references"/>
       <w:bookmarkEnd w:id="1"/>
       <w:r>
@@ -4477,7 +4672,7 @@
         <w:spacing w:before="280" w:after="80"/>
         <w:rPr/>
       </w:pPr>
-      <w:bookmarkStart w:id="5" w:name="__RefHeading___Toc7212_1339948653"/>
+      <w:bookmarkStart w:id="5" w:name="__RefHeading___Toc7747_1339977371"/>
       <w:bookmarkStart w:id="6" w:name="terminology"/>
       <w:bookmarkEnd w:id="5"/>
       <w:r>
@@ -4728,7 +4923,7 @@
         <w:spacing w:before="280" w:after="80"/>
         <w:rPr/>
       </w:pPr>
-      <w:bookmarkStart w:id="8" w:name="__RefHeading___Toc7214_1339948653"/>
+      <w:bookmarkStart w:id="8" w:name="__RefHeading___Toc7749_1339977371"/>
       <w:bookmarkEnd w:id="8"/>
       <w:r>
         <w:rPr>
@@ -5002,7 +5197,10 @@
         <w:spacing w:before="360" w:after="120"/>
         <w:rPr/>
       </w:pPr>
-      <w:bookmarkStart w:id="12" w:name="__RefHeading___Toc7216_1339948653"/>
+      <w:r>
+        <w:br w:type="page"/>
+      </w:r>
+      <w:bookmarkStart w:id="12" w:name="__RefHeading___Toc7751_1339977371"/>
       <w:bookmarkEnd w:id="12"/>
       <w:r>
         <w:rPr>
@@ -5032,7 +5230,7 @@
         <w:spacing w:before="280" w:after="80"/>
         <w:rPr/>
       </w:pPr>
-      <w:bookmarkStart w:id="13" w:name="__RefHeading___Toc7218_1339948653"/>
+      <w:bookmarkStart w:id="13" w:name="__RefHeading___Toc7753_1339977371"/>
       <w:bookmarkStart w:id="14" w:name="what-it-characterizes"/>
       <w:bookmarkEnd w:id="13"/>
       <w:r>
@@ -5129,7 +5327,7 @@
         <w:spacing w:before="280" w:after="80"/>
         <w:rPr/>
       </w:pPr>
-      <w:bookmarkStart w:id="15" w:name="__RefHeading___Toc7220_1339948653"/>
+      <w:bookmarkStart w:id="15" w:name="__RefHeading___Toc7755_1339977371"/>
       <w:bookmarkStart w:id="16" w:name="the-three-flows"/>
       <w:bookmarkEnd w:id="15"/>
       <w:r>
@@ -5710,7 +5908,7 @@
           <w:rStyle w:val="VerbatimChar"/>
           <w:sz w:val="20"/>
         </w:rPr>
-        <w:t>projects/components/memory-controllers/pumice-ddr2-lpddr2/</w:t>
+        <w:t>projects/components/mem-ctrl-ip/pumice-ddr2-lpddr2/</w:t>
       </w:r>
       <w:r>
         <w:rPr>
@@ -5729,7 +5927,7 @@
         <w:spacing w:before="280" w:after="80"/>
         <w:rPr/>
       </w:pPr>
-      <w:bookmarkStart w:id="18" w:name="__RefHeading___Toc7222_1339948653"/>
+      <w:bookmarkStart w:id="18" w:name="__RefHeading___Toc7757_1339977371"/>
       <w:bookmarkEnd w:id="18"/>
       <w:r>
         <w:rPr>
@@ -6310,7 +6508,7 @@
         <w:spacing w:before="280" w:after="80"/>
         <w:rPr/>
       </w:pPr>
-      <w:bookmarkStart w:id="21" w:name="__RefHeading___Toc7224_1339948653"/>
+      <w:bookmarkStart w:id="21" w:name="__RefHeading___Toc7759_1339977371"/>
       <w:bookmarkEnd w:id="21"/>
       <w:r>
         <w:rPr>
@@ -7040,6 +7238,9 @@
         </w:rPr>
         <w:t xml:space="preserve"> are shared by sim and board.</w:t>
       </w:r>
+      <w:r>
+        <w:br w:type="page"/>
+      </w:r>
     </w:p>
     <w:p>
       <w:pPr>
@@ -7048,7 +7249,7 @@
         <w:spacing w:before="360" w:after="120"/>
         <w:rPr/>
       </w:pPr>
-      <w:bookmarkStart w:id="23" w:name="__RefHeading___Toc7226_1339948653"/>
+      <w:bookmarkStart w:id="23" w:name="__RefHeading___Toc7761_1339977371"/>
       <w:bookmarkStart w:id="24" w:name="how-it-works"/>
       <w:bookmarkEnd w:id="23"/>
       <w:r>
@@ -7079,7 +7280,7 @@
         <w:spacing w:before="280" w:after="80"/>
         <w:rPr/>
       </w:pPr>
-      <w:bookmarkStart w:id="25" w:name="__RefHeading___Toc7228_1339948653"/>
+      <w:bookmarkStart w:id="25" w:name="__RefHeading___Toc7763_1339977371"/>
       <w:bookmarkStart w:id="26" w:name="the-transport-spine"/>
       <w:bookmarkEnd w:id="25"/>
       <w:r>
@@ -7119,7 +7320,7 @@
         <w:spacing w:before="200" w:after="80"/>
         <w:rPr/>
       </w:pPr>
-      <w:bookmarkStart w:id="27" w:name="__RefHeading___Toc7230_1339948653"/>
+      <w:bookmarkStart w:id="27" w:name="__RefHeading___Toc7765_1339977371"/>
       <w:bookmarkStart w:id="28" w:name="X1f5fcbc2250ac5068647b17b4e3675239762280"/>
       <w:bookmarkStart w:id="29" w:name="_Fig_1_DDR2_Characterizatio"/>
       <w:bookmarkEnd w:id="27"/>
@@ -7295,7 +7496,7 @@
           <w:rStyle w:val="VerbatimChar"/>
           <w:sz w:val="20"/>
         </w:rPr>
-        <w:t>projects/components/converters/rtl/uart_to_axil4/uart_axil_bridge.sv</w:t>
+        <w:t>projects/components/utility-ip/converters/rtl/uart_to_axil4/uart_axil_bridge.sv</w:t>
       </w:r>
       <w:r>
         <w:rPr>
@@ -7321,7 +7522,7 @@
           <w:rStyle w:val="VerbatimChar"/>
           <w:sz w:val="20"/>
         </w:rPr>
-        <w:t>projects/components/converters/bin/uart_axi_bridge.py</w:t>
+        <w:t>projects/components/utility-ip/converters/bin/uart_axi_bridge.py</w:t>
       </w:r>
       <w:r>
         <w:rPr>
@@ -7341,7 +7542,7 @@
         <w:spacing w:before="280" w:after="80"/>
         <w:rPr/>
       </w:pPr>
-      <w:bookmarkStart w:id="30" w:name="__RefHeading___Toc7232_1339948653"/>
+      <w:bookmarkStart w:id="30" w:name="__RefHeading___Toc7767_1339977371"/>
       <w:bookmarkStart w:id="31" w:name="the-14-axil-bridge"/>
       <w:bookmarkEnd w:id="30"/>
       <w:r>
@@ -7418,7 +7619,7 @@
         <w:spacing w:before="280" w:after="80"/>
         <w:rPr/>
       </w:pPr>
-      <w:bookmarkStart w:id="32" w:name="__RefHeading___Toc7234_1339948653"/>
+      <w:bookmarkStart w:id="32" w:name="__RefHeading___Toc7769_1339977371"/>
       <w:bookmarkEnd w:id="32"/>
       <w:r>
         <w:rPr>
@@ -8274,7 +8475,7 @@
         <w:spacing w:before="280" w:after="80"/>
         <w:rPr/>
       </w:pPr>
-      <w:bookmarkStart w:id="35" w:name="__RefHeading___Toc7236_1339948653"/>
+      <w:bookmarkStart w:id="35" w:name="__RefHeading___Toc7771_1339977371"/>
       <w:bookmarkEnd w:id="35"/>
       <w:r>
         <w:rPr>
@@ -8482,7 +8683,7 @@
         <w:spacing w:before="280" w:after="80"/>
         <w:rPr/>
       </w:pPr>
-      <w:bookmarkStart w:id="36" w:name="__RefHeading___Toc7238_1339948653"/>
+      <w:bookmarkStart w:id="36" w:name="__RefHeading___Toc7773_1339977371"/>
       <w:bookmarkStart w:id="37" w:name="the-controller-dfi-and-phy-black-boxes"/>
       <w:bookmarkEnd w:id="36"/>
       <w:r>
@@ -8596,6 +8797,9 @@
       </w:r>
       <w:bookmarkEnd w:id="24"/>
       <w:bookmarkEnd w:id="37"/>
+      <w:r>
+        <w:br w:type="page"/>
+      </w:r>
     </w:p>
     <w:p>
       <w:pPr>
@@ -8604,7 +8808,7 @@
         <w:spacing w:before="360" w:after="120"/>
         <w:rPr/>
       </w:pPr>
-      <w:bookmarkStart w:id="38" w:name="__RefHeading___Toc7240_1339948653"/>
+      <w:bookmarkStart w:id="38" w:name="__RefHeading___Toc7775_1339977371"/>
       <w:bookmarkStart w:id="39" w:name="test-methodology"/>
       <w:bookmarkEnd w:id="38"/>
       <w:r>
@@ -8647,7 +8851,7 @@
         <w:spacing w:before="280" w:after="80"/>
         <w:rPr/>
       </w:pPr>
-      <w:bookmarkStart w:id="40" w:name="__RefHeading___Toc7242_1339948653"/>
+      <w:bookmarkStart w:id="40" w:name="__RefHeading___Toc7777_1339977371"/>
       <w:bookmarkStart w:id="41" w:name="what-is-under-test"/>
       <w:bookmarkEnd w:id="40"/>
       <w:r>
@@ -8705,7 +8909,7 @@
         <w:spacing w:before="280" w:after="80"/>
         <w:rPr/>
       </w:pPr>
-      <w:bookmarkStart w:id="42" w:name="__RefHeading___Toc7244_1339948653"/>
+      <w:bookmarkStart w:id="42" w:name="__RefHeading___Toc7779_1339977371"/>
       <w:bookmarkStart w:id="43" w:name="what-is-measured-and-how"/>
       <w:bookmarkEnd w:id="42"/>
       <w:r>
@@ -9363,7 +9567,7 @@
         <w:spacing w:before="280" w:after="80"/>
         <w:rPr/>
       </w:pPr>
-      <w:bookmarkStart w:id="45" w:name="__RefHeading___Toc7246_1339948653"/>
+      <w:bookmarkStart w:id="45" w:name="__RefHeading___Toc7781_1339977371"/>
       <w:bookmarkEnd w:id="45"/>
       <w:r>
         <w:rPr>
@@ -9869,7 +10073,7 @@
         <w:spacing w:before="280" w:after="80"/>
         <w:rPr/>
       </w:pPr>
-      <w:bookmarkStart w:id="48" w:name="__RefHeading___Toc7248_1339948653"/>
+      <w:bookmarkStart w:id="48" w:name="__RefHeading___Toc7783_1339977371"/>
       <w:bookmarkEnd w:id="48"/>
       <w:r>
         <w:rPr>
@@ -9964,7 +10168,7 @@
         <w:spacing w:before="280" w:after="80"/>
         <w:rPr/>
       </w:pPr>
-      <w:bookmarkStart w:id="49" w:name="__RefHeading___Toc7250_1339948653"/>
+      <w:bookmarkStart w:id="49" w:name="__RefHeading___Toc7785_1339977371"/>
       <w:bookmarkStart w:id="50" w:name="measurement-pitfalls"/>
       <w:bookmarkEnd w:id="49"/>
       <w:r>
@@ -10101,7 +10305,7 @@
       </w:r>
       <w:r>
         <w:rPr/>
-        <w:t xml:space="preserve"> A point that leaves wrong data in cells is inherited by every later point that reads the region, and the inherited damage is reported as the later point’s own result. This made the first 192-point gap sweep unreadable (PUMICE-037).</w:t>
+        <w:t xml:space="preserve"> A point that leaves wrong data in cells is inherited by every later point that reads the region, and the inherited damage is reported as the later point’s own result. This made the first 192-point gap sweep unreadable (pumice BUG-014 (was PUMICE-037)).</w:t>
       </w:r>
     </w:p>
     <w:p>
@@ -10143,7 +10347,7 @@
       </w:r>
       <w:r>
         <w:rPr/>
-        <w:t xml:space="preserve"> A defect can sit there for a whole run and surface only when a later configuration happens to put a reader on a bank earlier points wrote — which is exactly how PUMICE-037 appeared, in the last block of a 192-point sweep.</w:t>
+        <w:t xml:space="preserve"> A defect can sit there for a whole run and surface only when a later configuration happens to put a reader on a bank earlier points wrote — which is exactly how pumice BUG-014 (was PUMICE-037) appeared, in the last block of a 192-point sweep.</w:t>
       </w:r>
     </w:p>
     <w:p>
@@ -10226,6 +10430,9 @@
       </w:r>
       <w:bookmarkEnd w:id="39"/>
       <w:bookmarkEnd w:id="50"/>
+      <w:r>
+        <w:br w:type="page"/>
+      </w:r>
     </w:p>
     <w:p>
       <w:pPr>
@@ -10234,7 +10441,7 @@
         <w:spacing w:before="360" w:after="120"/>
         <w:rPr/>
       </w:pPr>
-      <w:bookmarkStart w:id="51" w:name="__RefHeading___Toc7252_1339948653"/>
+      <w:bookmarkStart w:id="51" w:name="__RefHeading___Toc7787_1339977371"/>
       <w:bookmarkStart w:id="52" w:name="build-and-run"/>
       <w:bookmarkEnd w:id="51"/>
       <w:r>
@@ -10387,7 +10594,7 @@
         <w:spacing w:before="280" w:after="80"/>
         <w:rPr/>
       </w:pPr>
-      <w:bookmarkStart w:id="53" w:name="__RefHeading___Toc7254_1339948653"/>
+      <w:bookmarkStart w:id="53" w:name="__RefHeading___Toc7789_1339977371"/>
       <w:bookmarkStart w:id="54" w:name="build-perf-make-targets"/>
       <w:bookmarkEnd w:id="53"/>
       <w:r>
@@ -11975,7 +12182,7 @@
         <w:spacing w:before="280" w:after="80"/>
         <w:rPr/>
       </w:pPr>
-      <w:bookmarkStart w:id="56" w:name="__RefHeading___Toc7256_1339948653"/>
+      <w:bookmarkStart w:id="56" w:name="__RefHeading___Toc7791_1339977371"/>
       <w:bookmarkStart w:id="57" w:name="the-host-programs-build-perfhost"/>
       <w:bookmarkEnd w:id="56"/>
       <w:r>
@@ -12600,7 +12807,7 @@
         <w:spacing w:before="280" w:after="80"/>
         <w:rPr/>
       </w:pPr>
-      <w:bookmarkStart w:id="58" w:name="__RefHeading___Toc7258_1339948653"/>
+      <w:bookmarkStart w:id="58" w:name="__RefHeading___Toc7793_1339977371"/>
       <w:bookmarkStart w:id="59" w:name="the-performance-sweeps-build-perfbin"/>
       <w:bookmarkEnd w:id="58"/>
       <w:r>
@@ -13065,7 +13272,7 @@
         <w:spacing w:before="280" w:after="80"/>
         <w:rPr/>
       </w:pPr>
-      <w:bookmarkStart w:id="60" w:name="__RefHeading___Toc7260_1339948653"/>
+      <w:bookmarkStart w:id="60" w:name="__RefHeading___Toc7795_1339977371"/>
       <w:bookmarkStart w:id="61" w:name="typical-bring-up-sequence"/>
       <w:bookmarkEnd w:id="60"/>
       <w:r>
@@ -13236,6 +13443,9 @@
       </w:r>
       <w:bookmarkEnd w:id="52"/>
       <w:bookmarkEnd w:id="61"/>
+      <w:r>
+        <w:br w:type="page"/>
+      </w:r>
     </w:p>
     <w:p>
       <w:pPr>
@@ -13244,7 +13454,7 @@
         <w:spacing w:before="360" w:after="120"/>
         <w:rPr/>
       </w:pPr>
-      <w:bookmarkStart w:id="62" w:name="__RefHeading___Toc7262_1339948653"/>
+      <w:bookmarkStart w:id="62" w:name="__RefHeading___Toc7797_1339977371"/>
       <w:bookmarkEnd w:id="62"/>
       <w:r>
         <w:rPr>
@@ -13274,7 +13484,7 @@
         <w:spacing w:before="280" w:after="80"/>
         <w:rPr/>
       </w:pPr>
-      <w:bookmarkStart w:id="63" w:name="__RefHeading___Toc7264_1339948653"/>
+      <w:bookmarkStart w:id="63" w:name="__RefHeading___Toc7799_1339977371"/>
       <w:bookmarkEnd w:id="63"/>
       <w:r>
         <w:rPr>
@@ -14209,7 +14419,7 @@
         <w:spacing w:before="280" w:after="80"/>
         <w:rPr/>
       </w:pPr>
-      <w:bookmarkStart w:id="66" w:name="__RefHeading___Toc7266_1339948653"/>
+      <w:bookmarkStart w:id="66" w:name="__RefHeading___Toc7801_1339977371"/>
       <w:bookmarkEnd w:id="66"/>
       <w:r>
         <w:rPr>
@@ -14306,7 +14516,7 @@
         <w:rPr>
           <w:rStyle w:val="NormalTok"/>
         </w:rPr>
-        <w:t xml:space="preserve">  projects/fpga-systems/NexysA7/pumice/ddr2_char_framework/rtl/harness_csr.rdl </w:t>
+        <w:t xml:space="preserve">  projects/fpga-systems/rtl/mem_char_framework/rtl/harness_csr.rdl </w:t>
       </w:r>
       <w:r>
         <w:rPr>
@@ -14398,7 +14608,7 @@
         <w:rPr>
           <w:rStyle w:val="NormalTok"/>
         </w:rPr>
-        <w:t xml:space="preserve"> projects/fpga-systems/NexysA7/pumice/ddr2_char_framework/dv/tbclasses/harness_csr_regmap.py</w:t>
+        <w:t xml:space="preserve"> projects/fpga-systems/rtl/mem_char_framework/dv/tbclasses/harness_csr_regmap.py</w:t>
       </w:r>
     </w:p>
     <w:p>
@@ -14432,7 +14642,7 @@
         <w:spacing w:before="200" w:after="80"/>
         <w:rPr/>
       </w:pPr>
-      <w:bookmarkStart w:id="67" w:name="__RefHeading___Toc7268_1339948653"/>
+      <w:bookmarkStart w:id="67" w:name="__RefHeading___Toc7803_1339977371"/>
       <w:bookmarkStart w:id="68" w:name="waveform-5.1-engine-kick-and-poll"/>
       <w:bookmarkStart w:id="69" w:name="_Wave_5_1_Engine_Kick_and_Poll"/>
       <w:bookmarkEnd w:id="67"/>
@@ -14550,7 +14760,7 @@
         <w:spacing w:before="280" w:after="80"/>
         <w:rPr/>
       </w:pPr>
-      <w:bookmarkStart w:id="70" w:name="__RefHeading___Toc7270_1339948653"/>
+      <w:bookmarkStart w:id="70" w:name="__RefHeading___Toc7805_1339977371"/>
       <w:bookmarkEnd w:id="70"/>
       <w:r>
         <w:rPr>
@@ -18559,7 +18769,7 @@
         <w:spacing w:before="280" w:after="80"/>
         <w:rPr/>
       </w:pPr>
-      <w:bookmarkStart w:id="73" w:name="__RefHeading___Toc7272_1339948653"/>
+      <w:bookmarkStart w:id="73" w:name="__RefHeading___Toc7807_1339977371"/>
       <w:bookmarkEnd w:id="73"/>
       <w:r>
         <w:rPr>
@@ -19599,7 +19809,7 @@
         <w:spacing w:before="280" w:after="80"/>
         <w:rPr/>
       </w:pPr>
-      <w:bookmarkStart w:id="75" w:name="__RefHeading___Toc7274_1339948653"/>
+      <w:bookmarkStart w:id="75" w:name="__RefHeading___Toc7809_1339977371"/>
       <w:bookmarkEnd w:id="75"/>
       <w:r>
         <w:rPr>
@@ -21420,7 +21630,7 @@
         <w:spacing w:before="280" w:after="80"/>
         <w:rPr/>
       </w:pPr>
-      <w:bookmarkStart w:id="77" w:name="__RefHeading___Toc7276_1339948653"/>
+      <w:bookmarkStart w:id="77" w:name="__RefHeading___Toc7811_1339977371"/>
       <w:bookmarkEnd w:id="77"/>
       <w:r>
         <w:rPr>
@@ -22347,7 +22557,7 @@
         <w:spacing w:before="280" w:after="80"/>
         <w:rPr/>
       </w:pPr>
-      <w:bookmarkStart w:id="79" w:name="__RefHeading___Toc7278_1339948653"/>
+      <w:bookmarkStart w:id="79" w:name="__RefHeading___Toc7813_1339977371"/>
       <w:bookmarkEnd w:id="79"/>
       <w:r>
         <w:rPr>
@@ -24663,7 +24873,7 @@
         <w:spacing w:before="280" w:after="80"/>
         <w:rPr/>
       </w:pPr>
-      <w:bookmarkStart w:id="81" w:name="__RefHeading___Toc7280_1339948653"/>
+      <w:bookmarkStart w:id="81" w:name="__RefHeading___Toc7815_1339977371"/>
       <w:bookmarkEnd w:id="81"/>
       <w:r>
         <w:rPr>
@@ -26068,7 +26278,10 @@
         <w:spacing w:before="360" w:after="120"/>
         <w:rPr/>
       </w:pPr>
-      <w:bookmarkStart w:id="84" w:name="__RefHeading___Toc7282_1339948653"/>
+      <w:r>
+        <w:br w:type="page"/>
+      </w:r>
+      <w:bookmarkStart w:id="84" w:name="__RefHeading___Toc7817_1339977371"/>
       <w:bookmarkEnd w:id="84"/>
       <w:r>
         <w:rPr>
@@ -26189,7 +26402,7 @@
         <w:spacing w:before="280" w:after="80"/>
         <w:rPr/>
       </w:pPr>
-      <w:bookmarkStart w:id="85" w:name="__RefHeading___Toc7284_1339948653"/>
+      <w:bookmarkStart w:id="85" w:name="__RefHeading___Toc7819_1339977371"/>
       <w:bookmarkStart w:id="86" w:name="testbenches"/>
       <w:bookmarkEnd w:id="85"/>
       <w:r>
@@ -26716,7 +26929,7 @@
         <w:spacing w:before="280" w:after="80"/>
         <w:rPr/>
       </w:pPr>
-      <w:bookmarkStart w:id="88" w:name="__RefHeading___Toc7286_1339948653"/>
+      <w:bookmarkStart w:id="88" w:name="__RefHeading___Toc7821_1339977371"/>
       <w:bookmarkStart w:id="89" w:name="how-the-same-program-runs-in-sim"/>
       <w:bookmarkEnd w:id="88"/>
       <w:r>
@@ -26971,7 +27184,7 @@
         <w:spacing w:before="280" w:after="80"/>
         <w:rPr/>
       </w:pPr>
-      <w:bookmarkStart w:id="90" w:name="__RefHeading___Toc7288_1339948653"/>
+      <w:bookmarkStart w:id="90" w:name="__RefHeading___Toc7823_1339977371"/>
       <w:bookmarkStart w:id="91" w:name="match-the-boards-exact-dfi-config"/>
       <w:bookmarkEnd w:id="90"/>
       <w:r>
@@ -27180,7 +27393,7 @@
         <w:spacing w:before="280" w:after="80"/>
         <w:rPr/>
       </w:pPr>
-      <w:bookmarkStart w:id="92" w:name="__RefHeading___Toc7290_1339948653"/>
+      <w:bookmarkStart w:id="92" w:name="__RefHeading___Toc7825_1339977371"/>
       <w:bookmarkStart w:id="93" w:name="what-the-sim-can-and-cannot-reproduce"/>
       <w:bookmarkEnd w:id="92"/>
       <w:r>
@@ -27244,6 +27457,9 @@
         <w:t xml:space="preserve"> analog PHY behavior. Xilinx SERDES/IDELAY in a7ddrphy do not simulate, so read-eye / DQS-gate / pin-LOC problems are silicon-only.</w:t>
       </w:r>
       <w:bookmarkEnd w:id="93"/>
+      <w:r>
+        <w:br w:type="page"/>
+      </w:r>
     </w:p>
     <w:p>
       <w:pPr>
@@ -27252,7 +27468,7 @@
         <w:spacing w:before="360" w:after="120"/>
         <w:rPr/>
       </w:pPr>
-      <w:bookmarkStart w:id="94" w:name="__RefHeading___Toc7292_1339948653"/>
+      <w:bookmarkStart w:id="94" w:name="__RefHeading___Toc7827_1339977371"/>
       <w:bookmarkStart w:id="95" w:name="troubleshooting"/>
       <w:bookmarkEnd w:id="94"/>
       <w:r>
@@ -27283,7 +27499,7 @@
         <w:spacing w:before="280" w:after="80"/>
         <w:rPr/>
       </w:pPr>
-      <w:bookmarkStart w:id="96" w:name="__RefHeading___Toc7294_1339948653"/>
+      <w:bookmarkStart w:id="96" w:name="__RefHeading___Toc7829_1339977371"/>
       <w:bookmarkStart w:id="97" w:name="current-board-state"/>
       <w:bookmarkEnd w:id="96"/>
       <w:r>
@@ -27493,7 +27709,7 @@
         <w:spacing w:before="280" w:after="80"/>
         <w:rPr/>
       </w:pPr>
-      <w:bookmarkStart w:id="99" w:name="__RefHeading___Toc7296_1339948653"/>
+      <w:bookmarkStart w:id="99" w:name="__RefHeading___Toc7831_1339977371"/>
       <w:bookmarkStart w:id="100" w:name="sticky-errors-look-like-a-wedge"/>
       <w:bookmarkEnd w:id="99"/>
       <w:r>
@@ -27638,7 +27854,7 @@
         <w:spacing w:before="280" w:after="80"/>
         <w:rPr/>
       </w:pPr>
-      <w:bookmarkStart w:id="101" w:name="__RefHeading___Toc7298_1339948653"/>
+      <w:bookmarkStart w:id="101" w:name="__RefHeading___Toc7833_1339977371"/>
       <w:bookmarkEnd w:id="101"/>
       <w:r>
         <w:rPr>
@@ -28266,7 +28482,7 @@
         <w:spacing w:before="280" w:after="80"/>
         <w:rPr/>
       </w:pPr>
-      <w:bookmarkStart w:id="104" w:name="__RefHeading___Toc7300_1339948653"/>
+      <w:bookmarkStart w:id="104" w:name="__RefHeading___Toc7835_1339977371"/>
       <w:bookmarkEnd w:id="104"/>
       <w:r>
         <w:rPr>
@@ -28360,7 +28576,7 @@
         <w:spacing w:before="280" w:after="80"/>
         <w:rPr/>
       </w:pPr>
-      <w:bookmarkStart w:id="105" w:name="__RefHeading___Toc7302_1339948653"/>
+      <w:bookmarkStart w:id="105" w:name="__RefHeading___Toc7837_1339977371"/>
       <w:bookmarkStart w:id="106" w:name="a7ddrphy-is-not-simulatable"/>
       <w:bookmarkEnd w:id="105"/>
       <w:r>
@@ -28616,7 +28832,7 @@
         <w:spacing w:before="280" w:after="80"/>
         <w:rPr/>
       </w:pPr>
-      <w:bookmarkStart w:id="107" w:name="__RefHeading___Toc7304_1339948653"/>
+      <w:bookmarkStart w:id="107" w:name="__RefHeading___Toc7839_1339977371"/>
       <w:bookmarkStart w:id="108" w:name="Xb4996f7623cf6e6f0c38e9b6a581c6231bef54b"/>
       <w:bookmarkEnd w:id="107"/>
       <w:r>
@@ -28708,7 +28924,7 @@
         <w:spacing w:before="280" w:after="80"/>
         <w:rPr/>
       </w:pPr>
-      <w:bookmarkStart w:id="109" w:name="__RefHeading___Toc7306_1339948653"/>
+      <w:bookmarkStart w:id="109" w:name="__RefHeading___Toc7841_1339977371"/>
       <w:bookmarkStart w:id="110" w:name="litedram-baseline-flow"/>
       <w:bookmarkEnd w:id="109"/>
       <w:r>
@@ -28802,6 +29018,9 @@
       </w:r>
       <w:bookmarkEnd w:id="95"/>
       <w:bookmarkEnd w:id="110"/>
+      <w:r>
+        <w:br w:type="page"/>
+      </w:r>
     </w:p>
     <w:p>
       <w:pPr>
@@ -28810,7 +29029,7 @@
         <w:spacing w:before="360" w:after="120"/>
         <w:rPr/>
       </w:pPr>
-      <w:bookmarkStart w:id="111" w:name="__RefHeading___Toc7308_1339948653"/>
+      <w:bookmarkStart w:id="111" w:name="__RefHeading___Toc7843_1339977371"/>
       <w:bookmarkStart w:id="112" w:name="measured-results"/>
       <w:bookmarkEnd w:id="111"/>
       <w:r>
@@ -28868,7 +29087,7 @@
         <w:rPr>
           <w:sz w:val="20"/>
         </w:rPr>
-        <w:t xml:space="preserve"> — 8 bytes per controller cycle. Measured 2026-09-14.</w:t>
+        <w:t xml:space="preserve"> — 8 bytes per controller cycle. Measured 2026-09-14; sections 8.2 and 8.5 re-measured 2026-09-26 on the post-RBL-removal bitstream.</w:t>
       </w:r>
     </w:p>
     <w:p>
@@ -29005,7 +29224,7 @@
         <w:spacing w:before="280" w:after="80"/>
         <w:rPr/>
       </w:pPr>
-      <w:bookmarkStart w:id="113" w:name="__RefHeading___Toc7310_1339948653"/>
+      <w:bookmarkStart w:id="113" w:name="__RefHeading___Toc7845_1339977371"/>
       <w:bookmarkStart w:id="114" w:name="X22d7e5910b116de5ae6c737e0d30d5de4ae8e7f"/>
       <w:bookmarkEnd w:id="113"/>
       <w:r>
@@ -31682,7 +31901,7 @@
         <w:spacing w:before="280" w:after="80"/>
         <w:rPr/>
       </w:pPr>
-      <w:bookmarkStart w:id="119" w:name="__RefHeading___Toc7312_1339948653"/>
+      <w:bookmarkStart w:id="119" w:name="__RefHeading___Toc7847_1339977371"/>
       <w:bookmarkStart w:id="120" w:name="how-much-idle-the-controller-absorbs"/>
       <w:bookmarkEnd w:id="119"/>
       <w:r>
@@ -31750,7 +31969,7 @@
       <w:bookmarkStart w:id="121" w:name="_Tab_22_Gap_knee_by_address_"/>
       <w:r>
         <w:rPr/>
-        <w:t>Gap knee by address order and generator count</w:t>
+        <w:t>Gap knee by address order and generator count (re-measured 2026-09-26)</w:t>
       </w:r>
       <w:bookmarkEnd w:id="121"/>
     </w:p>
@@ -32083,7 +32302,7 @@
                 <w:szCs w:val="24"/>
                 <w:lang w:val="en-US" w:eastAsia="en-US" w:bidi="ar-SA"/>
               </w:rPr>
-              <w:t>9</w:t>
+              <w:t>10</w:t>
             </w:r>
           </w:p>
         </w:tc>
@@ -32114,7 +32333,7 @@
                 <w:szCs w:val="24"/>
                 <w:lang w:val="en-US" w:eastAsia="en-US" w:bidi="ar-SA"/>
               </w:rPr>
-              <w:t>0</w:t>
+              <w:t>1</w:t>
             </w:r>
           </w:p>
         </w:tc>
@@ -32241,7 +32460,7 @@
                 <w:szCs w:val="24"/>
                 <w:lang w:val="en-US" w:eastAsia="en-US" w:bidi="ar-SA"/>
               </w:rPr>
-              <w:t>9</w:t>
+              <w:t>10</w:t>
             </w:r>
           </w:p>
         </w:tc>
@@ -32399,7 +32618,7 @@
                 <w:szCs w:val="24"/>
                 <w:lang w:val="en-US" w:eastAsia="en-US" w:bidi="ar-SA"/>
               </w:rPr>
-              <w:t>15</w:t>
+              <w:t>10</w:t>
             </w:r>
           </w:p>
         </w:tc>
@@ -32430,7 +32649,7 @@
                 <w:szCs w:val="24"/>
                 <w:lang w:val="en-US" w:eastAsia="en-US" w:bidi="ar-SA"/>
               </w:rPr>
-              <w:t>15</w:t>
+              <w:t>1</w:t>
             </w:r>
           </w:p>
         </w:tc>
@@ -32445,7 +32664,105 @@
         <w:rPr>
           <w:sz w:val="20"/>
         </w:rPr>
-        <w:t>Read bandwidth from gap 0 to gap 15: 1+1 row-major 574 -&gt; 206 MB/s (36% retained), 2+2 575 -&gt; 417 (73%), 3+3 565 -&gt; 565, 4+4 559 -&gt; 559.</w:t>
+        <w:t>Bus bandwidth from gap 0 to gap 15, all three address orders agreeing within 2 MB/s: 1+1 570.5 -&gt; 237.2 (42% retained), 2+2 564.8 -&gt; 442.7 (78%), 3+3 560.7 -&gt; 560.8 (100%), 4+4 549.9 -&gt; 549.8 (100%).</w:t>
+      </w:r>
+    </w:p>
+    <w:p>
+      <w:pPr>
+        <w:pStyle w:val="BlockText"/>
+        <w:rPr/>
+      </w:pPr>
+      <w:r>
+        <w:rPr>
+          <w:b/>
+          <w:bCs/>
+        </w:rPr>
+        <w:t>Two corrections to the 2026-09-14 version of this table.</w:t>
+      </w:r>
+    </w:p>
+    <w:p>
+      <w:pPr>
+        <w:pStyle w:val="BlockText"/>
+        <w:rPr/>
+      </w:pPr>
+      <w:r>
+        <w:rPr>
+          <w:b/>
+          <w:bCs/>
+        </w:rPr>
+        <w:t>col-major is no longer flat.</w:t>
+      </w:r>
+      <w:r>
+        <w:rPr/>
+        <w:t xml:space="preserve"> It previously read 15 at every generator count — insensitive to injected idle — and now tracks the other two orders exactly. Nothing about the gap changed; col-major got FASTER. It used to be DRAM-bound, slow enough that idle cycles inserted between bursts were absorbed by work the controller was already behind on. The read-ceiling fix and the bank-timer lookahead removed that slack, so col-major now runs close enough to the bus limit to feel a gap like anything else. A knee that </w:t>
+      </w:r>
+      <w:r>
+        <w:rPr>
+          <w:i/>
+          <w:iCs/>
+        </w:rPr>
+        <w:t>appears</w:t>
+      </w:r>
+      <w:r>
+        <w:rPr/>
+        <w:t xml:space="preserve"> when a controller improves is the normal direction of travel, not a regression.</w:t>
+      </w:r>
+    </w:p>
+    <w:p>
+      <w:pPr>
+        <w:pStyle w:val="BlockText"/>
+        <w:rPr/>
+      </w:pPr>
+      <w:r>
+        <w:rPr>
+          <w:b/>
+          <w:bCs/>
+        </w:rPr>
+        <w:t>The figures quoted below the table were labelled “read bandwidth” and are BUS bandwidth</w:t>
+      </w:r>
+      <w:r>
+        <w:rPr/>
+        <w:t xml:space="preserve"> — both directions’ bytes over the measurement window. The distinction matters because </w:t>
+      </w:r>
+      <w:r>
+        <w:rPr>
+          <w:rStyle w:val="VerbatimChar"/>
+        </w:rPr>
+        <w:t>rd</w:t>
+      </w:r>
+      <w:r>
+        <w:rPr/>
+        <w:t xml:space="preserve"> and </w:t>
+      </w:r>
+      <w:r>
+        <w:rPr>
+          <w:rStyle w:val="VerbatimChar"/>
+        </w:rPr>
+        <w:t>wr</w:t>
+      </w:r>
+      <w:r>
+        <w:rPr/>
+        <w:t xml:space="preserve"> in the JSON are each measured over their OWN active cycles, so </w:t>
+      </w:r>
+      <w:r>
+        <w:rPr>
+          <w:rStyle w:val="VerbatimChar"/>
+        </w:rPr>
+        <w:t>bus</w:t>
+      </w:r>
+      <w:r>
+        <w:rPr/>
+        <w:t xml:space="preserve"> is NOT </w:t>
+      </w:r>
+      <w:r>
+        <w:rPr>
+          <w:rStyle w:val="VerbatimChar"/>
+        </w:rPr>
+        <w:t>rd + wr</w:t>
+      </w:r>
+      <w:r>
+        <w:rPr/>
+        <w:t>: at 1+1 gap 15 the read engine finishes in 46,034 cycles while the write engine needs 80,989, and subtracting the two per-direction figures to “recover” the other invents an asymmetry that is not there.</w:t>
       </w:r>
     </w:p>
     <w:p>
@@ -32454,7 +32771,7 @@
         <w:spacing w:before="200" w:after="80"/>
         <w:rPr/>
       </w:pPr>
-      <w:bookmarkStart w:id="122" w:name="__RefHeading___Toc7314_1339948653"/>
+      <w:bookmarkStart w:id="122" w:name="__RefHeading___Toc7849_1339977371"/>
       <w:bookmarkStart w:id="123" w:name="X7d3d3ccbcf9951d8e372eec3bd2cda12cbfcd48"/>
       <w:bookmarkStart w:id="124" w:name="_Fig_2_Read_Bandwidth_vs_Ga"/>
       <w:bookmarkEnd w:id="122"/>
@@ -32542,7 +32859,7 @@
         <w:spacing w:before="200" w:after="80"/>
         <w:rPr/>
       </w:pPr>
-      <w:bookmarkStart w:id="126" w:name="__RefHeading___Toc7316_1339948653"/>
+      <w:bookmarkStart w:id="126" w:name="__RefHeading___Toc7851_1339977371"/>
       <w:bookmarkStart w:id="127" w:name="X6ce552149225a3e44ed9c803d80d0404120bc6e"/>
       <w:bookmarkStart w:id="128" w:name="_Fig_3_Read_Bandwidth_vs_Ga"/>
       <w:bookmarkEnd w:id="126"/>
@@ -32630,7 +32947,7 @@
         <w:spacing w:before="200" w:after="80"/>
         <w:rPr/>
       </w:pPr>
-      <w:bookmarkStart w:id="130" w:name="__RefHeading___Toc7318_1339948653"/>
+      <w:bookmarkStart w:id="130" w:name="__RefHeading___Toc7853_1339977371"/>
       <w:bookmarkStart w:id="131" w:name="X14210e00862bed14553606e442dcc0dd608fab3"/>
       <w:bookmarkStart w:id="132" w:name="_Fig_4_Read_Bandwidth_vs_Ga"/>
       <w:bookmarkEnd w:id="130"/>
@@ -32805,7 +33122,7 @@
         <w:spacing w:before="200" w:after="80"/>
         <w:rPr/>
       </w:pPr>
-      <w:bookmarkStart w:id="133" w:name="__RefHeading___Toc7320_1339948653"/>
+      <w:bookmarkStart w:id="133" w:name="__RefHeading___Toc7855_1339977371"/>
       <w:bookmarkStart w:id="134" w:name="X35e08b90557933efe9abc7ea7d98a88d81d3ae4"/>
       <w:bookmarkStart w:id="135" w:name="_Fig_5_Bus_Bandwidth_Across"/>
       <w:bookmarkEnd w:id="133"/>
@@ -32959,7 +33276,7 @@
         <w:spacing w:before="280" w:after="80"/>
         <w:rPr/>
       </w:pPr>
-      <w:bookmarkStart w:id="138" w:name="__RefHeading___Toc7322_1339948653"/>
+      <w:bookmarkStart w:id="138" w:name="__RefHeading___Toc7857_1339977371"/>
       <w:bookmarkStart w:id="139" w:name="where-the-cycles-went"/>
       <w:bookmarkEnd w:id="138"/>
       <w:r>
@@ -33865,7 +34182,7 @@
         <w:spacing w:before="200" w:after="80"/>
         <w:rPr/>
       </w:pPr>
-      <w:bookmarkStart w:id="141" w:name="__RefHeading___Toc7324_1339948653"/>
+      <w:bookmarkStart w:id="141" w:name="__RefHeading___Toc7859_1339977371"/>
       <w:bookmarkStart w:id="142" w:name="_Fig_6_Cycle_Breakdown_at_1"/>
       <w:bookmarkEnd w:id="141"/>
       <w:r>
@@ -33950,7 +34267,7 @@
         <w:spacing w:before="200" w:after="80"/>
         <w:rPr/>
       </w:pPr>
-      <w:bookmarkStart w:id="143" w:name="__RefHeading___Toc7326_1339948653"/>
+      <w:bookmarkStart w:id="143" w:name="__RefHeading___Toc7861_1339977371"/>
       <w:bookmarkStart w:id="144" w:name="X42d8d04f184b06e1200658c6825f90b87052569"/>
       <w:bookmarkStart w:id="145" w:name="_Fig_7_Cycle_Breakdown_at_4"/>
       <w:bookmarkEnd w:id="143"/>
@@ -34240,7 +34557,7 @@
         <w:spacing w:before="280" w:after="80"/>
         <w:rPr/>
       </w:pPr>
-      <w:bookmarkStart w:id="148" w:name="__RefHeading___Toc7328_1339948653"/>
+      <w:bookmarkStart w:id="148" w:name="__RefHeading___Toc7863_1339977371"/>
       <w:bookmarkStart w:id="149" w:name="Xd884ce0042b69dafd93569f411afcd2144cd607"/>
       <w:bookmarkEnd w:id="148"/>
       <w:r>
@@ -34285,7 +34602,7 @@
         <w:rPr>
           <w:sz w:val="20"/>
         </w:rPr>
-        <w:t>, and they are not scattered: they are a specific configuration, tracked as PUMICE-037.</w:t>
+        <w:t>, and they are not scattered: they are a specific configuration, tracked as pumice BUG-014 (was PUMICE-037).</w:t>
       </w:r>
     </w:p>
     <w:p>
@@ -34319,10 +34636,10 @@
         <w:pStyle w:val="TableCaption"/>
         <w:rPr/>
       </w:pPr>
-      <w:bookmarkStart w:id="150" w:name="_Tab_24_PUMICE_037___narrowi"/>
-      <w:r>
-        <w:rPr/>
-        <w:t>PUMICE-037 — narrowing the failing configuration</w:t>
+      <w:bookmarkStart w:id="150" w:name="_Tab_24_pumice_BUG_014__was_"/>
+      <w:r>
+        <w:rPr/>
+        <w:t>pumice BUG-014 (was PUMICE-037) — narrowing the failing configuration</w:t>
       </w:r>
       <w:bookmarkEnd w:id="150"/>
     </w:p>
@@ -35059,8 +35376,8 @@
         <w:spacing w:before="280" w:after="80"/>
         <w:rPr/>
       </w:pPr>
-      <w:bookmarkStart w:id="152" w:name="__RefHeading___Toc7330_1339948653"/>
-      <w:bookmarkStart w:id="153" w:name="reproducing-these-numbers"/>
+      <w:bookmarkStart w:id="152" w:name="__RefHeading___Toc7865_1339977371"/>
+      <w:bookmarkStart w:id="153" w:name="X1986d463f2a39f2d023e499d5e5d7a9fed86cae"/>
       <w:bookmarkEnd w:id="152"/>
       <w:r>
         <w:rPr>
@@ -35078,7 +35395,1599 @@
           <w:sz w:val="28"/>
         </w:rPr>
         <w:tab/>
-        <w:t>8.5 Reproducing these numbers</w:t>
+        <w:t>8.5 What the three runtime modes are worth (2026-09-26)</w:t>
+      </w:r>
+    </w:p>
+    <w:p>
+      <w:pPr>
+        <w:pStyle w:val="FirstParagraph"/>
+        <w:rPr/>
+      </w:pPr>
+      <w:r>
+        <w:rPr>
+          <w:sz w:val="20"/>
+        </w:rPr>
+        <w:t xml:space="preserve">Chapters 8.1-8.4 measure the controller at its default settings. This section measures the </w:t>
+      </w:r>
+      <w:r>
+        <w:rPr>
+          <w:b/>
+          <w:bCs/>
+          <w:sz w:val="20"/>
+        </w:rPr>
+        <w:t>runtime surface itself</w:t>
+      </w:r>
+      <w:r>
+        <w:rPr>
+          <w:sz w:val="20"/>
+        </w:rPr>
+        <w:t xml:space="preserve"> — the three orthogonal axes that exist so a scheduling policy can be switched on and compared on real hardware. 169 points, txn_scale=1000, all integrity-clean.</w:t>
+      </w:r>
+    </w:p>
+    <w:p>
+      <w:pPr>
+        <w:pStyle w:val="BodyText"/>
+        <w:rPr/>
+      </w:pPr>
+      <w:r>
+        <w:rPr>
+          <w:sz w:val="20"/>
+        </w:rPr>
+        <w:t xml:space="preserve">The headline is a negative result, and it is worth more than a positive one would be: </w:t>
+      </w:r>
+      <w:r>
+        <w:rPr>
+          <w:b/>
+          <w:bCs/>
+          <w:sz w:val="20"/>
+        </w:rPr>
+        <w:t>reordering is the only thing in this controller that pays. Everything layered on top of it is inert or harmful.</w:t>
+      </w:r>
+    </w:p>
+    <w:p>
+      <w:pPr>
+        <w:pStyle w:val="Heading3"/>
+        <w:spacing w:before="200" w:after="80"/>
+        <w:rPr/>
+      </w:pPr>
+      <w:bookmarkStart w:id="154" w:name="__RefHeading___Toc7867_1339977371"/>
+      <w:bookmarkStart w:id="155" w:name="axis-1-scheduling-order"/>
+      <w:bookmarkEnd w:id="154"/>
+      <w:r>
+        <w:rPr>
+          <w:rStyle w:val="SectionNumber"/>
+          <w:b/>
+          <w:color w:val="404040"/>
+          <w:sz w:val="24"/>
+        </w:rPr>
+        <w:t>9.5.1</w:t>
+      </w:r>
+      <w:r>
+        <w:rPr>
+          <w:b/>
+          <w:color w:val="404040"/>
+          <w:sz w:val="24"/>
+        </w:rPr>
+        <w:tab/>
+        <w:t>Axis 1 — scheduling order</w:t>
+      </w:r>
+    </w:p>
+    <w:p>
+      <w:pPr>
+        <w:pStyle w:val="FirstParagraph"/>
+        <w:rPr/>
+      </w:pPr>
+      <w:r>
+        <w:rPr>
+          <w:sz w:val="20"/>
+        </w:rPr>
+        <w:t xml:space="preserve">Measured at </w:t>
+      </w:r>
+      <w:r>
+        <w:rPr>
+          <w:b/>
+          <w:bCs/>
+          <w:sz w:val="20"/>
+        </w:rPr>
+        <w:t>equal page policy</w:t>
+      </w:r>
+      <w:r>
+        <w:rPr>
+          <w:sz w:val="20"/>
+        </w:rPr>
+        <w:t xml:space="preserve">, which had never been done. The stock </w:t>
+      </w:r>
+      <w:r>
+        <w:rPr>
+          <w:rStyle w:val="VerbatimChar"/>
+          <w:sz w:val="20"/>
+        </w:rPr>
+        <w:t>inorder</w:t>
+      </w:r>
+      <w:r>
+        <w:rPr>
+          <w:sz w:val="20"/>
+        </w:rPr>
+        <w:t xml:space="preserve"> preset also pins CLOSE page, so the axis used to read as a ~16x deficit that was mostly the page policy rather than the ordering.</w:t>
+      </w:r>
+    </w:p>
+    <w:p>
+      <w:pPr>
+        <w:pStyle w:val="TableCaption"/>
+        <w:rPr/>
+      </w:pPr>
+      <w:bookmarkStart w:id="156" w:name="_Tab_25_Read_MB_s_against_60"/>
+      <w:r>
+        <w:rPr/>
+        <w:t>Read MB/s against 600 MB/s peak, order_mode at equal page policy</w:t>
+      </w:r>
+      <w:bookmarkEnd w:id="156"/>
+    </w:p>
+    <w:tbl>
+      <w:tblPr>
+        <w:tblStyle w:val="Table"/>
+        <w:tblW w:w="7920" w:type="dxa"/>
+        <w:jc w:val="left"/>
+        <w:tblInd w:w="108" w:type="dxa"/>
+        <w:tblLayout w:type="fixed"/>
+        <w:tblCellMar>
+          <w:top w:w="0" w:type="dxa"/>
+          <w:left w:w="108" w:type="dxa"/>
+          <w:bottom w:w="0" w:type="dxa"/>
+          <w:right w:w="108" w:type="dxa"/>
+        </w:tblCellMar>
+        <w:tblLook w:val="0020" w:noHBand="0" w:noVBand="0" w:firstColumn="0" w:lastRow="0" w:lastColumn="0" w:firstRow="1"/>
+      </w:tblPr>
+      <w:tblGrid>
+        <w:gridCol w:w="2640"/>
+        <w:gridCol w:w="2640"/>
+        <w:gridCol w:w="2640"/>
+      </w:tblGrid>
+      <w:tr>
+        <w:trPr>
+          <w:tblHeader w:val="true"/>
+        </w:trPr>
+        <w:tc>
+          <w:tcPr>
+            <w:tcW w:w="2640" w:type="dxa"/>
+            <w:tcBorders>
+              <w:bottom w:val="single" w:sz="6" w:space="0" w:color="000000"/>
+            </w:tcBorders>
+            <w:shd w:color="auto" w:fill="E0E0E0" w:val="clear"/>
+            <w:vAlign w:val="bottom"/>
+          </w:tcPr>
+          <w:p>
+            <w:pPr>
+              <w:pStyle w:val="Compact"/>
+              <w:widowControl/>
+              <w:spacing w:before="36" w:after="36"/>
+              <w:jc w:val="left"/>
+              <w:rPr>
+                <w:rFonts w:ascii="Cambria" w:hAnsi="Cambria" w:eastAsia="Cambria" w:cs=""/>
+                <w:kern w:val="0"/>
+                <w:sz w:val="24"/>
+                <w:szCs w:val="24"/>
+                <w:lang w:val="en-US" w:eastAsia="en-US" w:bidi="ar-SA"/>
+              </w:rPr>
+            </w:pPr>
+            <w:r>
+              <w:rPr>
+                <w:rFonts w:eastAsia="Cambria" w:cs=""/>
+                <w:b/>
+                <w:kern w:val="0"/>
+                <w:sz w:val="20"/>
+                <w:szCs w:val="24"/>
+                <w:lang w:val="en-US" w:eastAsia="en-US" w:bidi="ar-SA"/>
+              </w:rPr>
+              <w:t>config</w:t>
+            </w:r>
+          </w:p>
+        </w:tc>
+        <w:tc>
+          <w:tcPr>
+            <w:tcW w:w="2640" w:type="dxa"/>
+            <w:tcBorders>
+              <w:bottom w:val="single" w:sz="6" w:space="0" w:color="000000"/>
+            </w:tcBorders>
+            <w:shd w:color="auto" w:fill="E0E0E0" w:val="clear"/>
+            <w:vAlign w:val="bottom"/>
+          </w:tcPr>
+          <w:p>
+            <w:pPr>
+              <w:pStyle w:val="Compact"/>
+              <w:widowControl/>
+              <w:spacing w:before="36" w:after="36"/>
+              <w:jc w:val="left"/>
+              <w:rPr>
+                <w:rFonts w:ascii="Cambria" w:hAnsi="Cambria" w:eastAsia="Cambria" w:cs=""/>
+                <w:kern w:val="0"/>
+                <w:sz w:val="24"/>
+                <w:szCs w:val="24"/>
+                <w:lang w:val="en-US" w:eastAsia="en-US" w:bidi="ar-SA"/>
+              </w:rPr>
+            </w:pPr>
+            <w:r>
+              <w:rPr>
+                <w:rFonts w:eastAsia="Cambria" w:cs=""/>
+                <w:b/>
+                <w:kern w:val="0"/>
+                <w:sz w:val="20"/>
+                <w:szCs w:val="24"/>
+                <w:lang w:val="en-US" w:eastAsia="en-US" w:bidi="ar-SA"/>
+              </w:rPr>
+              <w:t>cacheline</w:t>
+            </w:r>
+          </w:p>
+        </w:tc>
+        <w:tc>
+          <w:tcPr>
+            <w:tcW w:w="2640" w:type="dxa"/>
+            <w:tcBorders>
+              <w:bottom w:val="single" w:sz="6" w:space="0" w:color="000000"/>
+            </w:tcBorders>
+            <w:shd w:color="auto" w:fill="E0E0E0" w:val="clear"/>
+            <w:vAlign w:val="bottom"/>
+          </w:tcPr>
+          <w:p>
+            <w:pPr>
+              <w:pStyle w:val="Compact"/>
+              <w:widowControl/>
+              <w:spacing w:before="36" w:after="36"/>
+              <w:jc w:val="left"/>
+              <w:rPr>
+                <w:rFonts w:ascii="Cambria" w:hAnsi="Cambria" w:eastAsia="Cambria" w:cs=""/>
+                <w:kern w:val="0"/>
+                <w:sz w:val="24"/>
+                <w:szCs w:val="24"/>
+                <w:lang w:val="en-US" w:eastAsia="en-US" w:bidi="ar-SA"/>
+              </w:rPr>
+            </w:pPr>
+            <w:r>
+              <w:rPr>
+                <w:rFonts w:eastAsia="Cambria" w:cs=""/>
+                <w:b/>
+                <w:kern w:val="0"/>
+                <w:sz w:val="20"/>
+                <w:szCs w:val="24"/>
+                <w:lang w:val="en-US" w:eastAsia="en-US" w:bidi="ar-SA"/>
+              </w:rPr>
+              <w:t>col-major</w:t>
+            </w:r>
+          </w:p>
+        </w:tc>
+      </w:tr>
+      <w:tr>
+        <w:trPr/>
+        <w:tc>
+          <w:tcPr>
+            <w:tcW w:w="2640" w:type="dxa"/>
+            <w:tcBorders/>
+          </w:tcPr>
+          <w:p>
+            <w:pPr>
+              <w:pStyle w:val="Compact"/>
+              <w:widowControl/>
+              <w:spacing w:before="36" w:after="36"/>
+              <w:jc w:val="left"/>
+              <w:rPr>
+                <w:rFonts w:ascii="Cambria" w:hAnsi="Cambria" w:eastAsia="Cambria" w:cs=""/>
+                <w:kern w:val="0"/>
+                <w:sz w:val="24"/>
+                <w:szCs w:val="24"/>
+                <w:lang w:val="en-US" w:eastAsia="en-US" w:bidi="ar-SA"/>
+              </w:rPr>
+            </w:pPr>
+            <w:r>
+              <w:rPr>
+                <w:rStyle w:val="VerbatimChar"/>
+                <w:rFonts w:eastAsia="Cambria" w:cs=""/>
+                <w:kern w:val="0"/>
+                <w:szCs w:val="24"/>
+                <w:lang w:val="en-US" w:eastAsia="en-US" w:bidi="ar-SA"/>
+              </w:rPr>
+              <w:t>open_page</w:t>
+            </w:r>
+            <w:r>
+              <w:rPr>
+                <w:rFonts w:eastAsia="Cambria" w:cs=""/>
+                <w:kern w:val="0"/>
+                <w:sz w:val="24"/>
+                <w:szCs w:val="24"/>
+                <w:lang w:val="en-US" w:eastAsia="en-US" w:bidi="ar-SA"/>
+              </w:rPr>
+              <w:t xml:space="preserve"> (FR-FCFS)</w:t>
+            </w:r>
+          </w:p>
+        </w:tc>
+        <w:tc>
+          <w:tcPr>
+            <w:tcW w:w="2640" w:type="dxa"/>
+            <w:tcBorders/>
+          </w:tcPr>
+          <w:p>
+            <w:pPr>
+              <w:pStyle w:val="Compact"/>
+              <w:widowControl/>
+              <w:spacing w:before="36" w:after="36"/>
+              <w:jc w:val="left"/>
+              <w:rPr>
+                <w:rFonts w:ascii="Cambria" w:hAnsi="Cambria" w:eastAsia="Cambria" w:cs=""/>
+                <w:kern w:val="0"/>
+                <w:sz w:val="24"/>
+                <w:szCs w:val="24"/>
+                <w:lang w:val="en-US" w:eastAsia="en-US" w:bidi="ar-SA"/>
+              </w:rPr>
+            </w:pPr>
+            <w:r>
+              <w:rPr>
+                <w:rFonts w:eastAsia="Cambria" w:cs=""/>
+                <w:b/>
+                <w:bCs/>
+                <w:kern w:val="0"/>
+                <w:sz w:val="24"/>
+                <w:szCs w:val="24"/>
+                <w:lang w:val="en-US" w:eastAsia="en-US" w:bidi="ar-SA"/>
+              </w:rPr>
+              <w:t>561.3</w:t>
+            </w:r>
+          </w:p>
+        </w:tc>
+        <w:tc>
+          <w:tcPr>
+            <w:tcW w:w="2640" w:type="dxa"/>
+            <w:tcBorders/>
+          </w:tcPr>
+          <w:p>
+            <w:pPr>
+              <w:pStyle w:val="Compact"/>
+              <w:widowControl/>
+              <w:spacing w:before="36" w:after="36"/>
+              <w:jc w:val="left"/>
+              <w:rPr>
+                <w:rFonts w:ascii="Cambria" w:hAnsi="Cambria" w:eastAsia="Cambria" w:cs=""/>
+                <w:kern w:val="0"/>
+                <w:sz w:val="24"/>
+                <w:szCs w:val="24"/>
+                <w:lang w:val="en-US" w:eastAsia="en-US" w:bidi="ar-SA"/>
+              </w:rPr>
+            </w:pPr>
+            <w:r>
+              <w:rPr>
+                <w:rFonts w:eastAsia="Cambria" w:cs=""/>
+                <w:b/>
+                <w:bCs/>
+                <w:kern w:val="0"/>
+                <w:sz w:val="24"/>
+                <w:szCs w:val="24"/>
+                <w:lang w:val="en-US" w:eastAsia="en-US" w:bidi="ar-SA"/>
+              </w:rPr>
+              <w:t>195.2</w:t>
+            </w:r>
+          </w:p>
+        </w:tc>
+      </w:tr>
+      <w:tr>
+        <w:trPr/>
+        <w:tc>
+          <w:tcPr>
+            <w:tcW w:w="2640" w:type="dxa"/>
+            <w:tcBorders/>
+          </w:tcPr>
+          <w:p>
+            <w:pPr>
+              <w:pStyle w:val="Compact"/>
+              <w:widowControl/>
+              <w:spacing w:before="36" w:after="36"/>
+              <w:jc w:val="left"/>
+              <w:rPr>
+                <w:rFonts w:ascii="Cambria" w:hAnsi="Cambria" w:eastAsia="Cambria" w:cs=""/>
+                <w:kern w:val="0"/>
+                <w:sz w:val="24"/>
+                <w:szCs w:val="24"/>
+                <w:lang w:val="en-US" w:eastAsia="en-US" w:bidi="ar-SA"/>
+              </w:rPr>
+            </w:pPr>
+            <w:r>
+              <w:rPr>
+                <w:rStyle w:val="VerbatimChar"/>
+                <w:rFonts w:eastAsia="Cambria" w:cs=""/>
+                <w:kern w:val="0"/>
+                <w:szCs w:val="24"/>
+                <w:lang w:val="en-US" w:eastAsia="en-US" w:bidi="ar-SA"/>
+              </w:rPr>
+              <w:t>inorder_open</w:t>
+            </w:r>
+          </w:p>
+        </w:tc>
+        <w:tc>
+          <w:tcPr>
+            <w:tcW w:w="2640" w:type="dxa"/>
+            <w:tcBorders/>
+          </w:tcPr>
+          <w:p>
+            <w:pPr>
+              <w:pStyle w:val="Compact"/>
+              <w:widowControl/>
+              <w:spacing w:before="36" w:after="36"/>
+              <w:jc w:val="left"/>
+              <w:rPr>
+                <w:rFonts w:ascii="Cambria" w:hAnsi="Cambria" w:eastAsia="Cambria" w:cs=""/>
+                <w:kern w:val="0"/>
+                <w:sz w:val="24"/>
+                <w:szCs w:val="24"/>
+                <w:lang w:val="en-US" w:eastAsia="en-US" w:bidi="ar-SA"/>
+              </w:rPr>
+            </w:pPr>
+            <w:r>
+              <w:rPr>
+                <w:rFonts w:eastAsia="Cambria" w:cs=""/>
+                <w:kern w:val="0"/>
+                <w:sz w:val="24"/>
+                <w:szCs w:val="24"/>
+                <w:lang w:val="en-US" w:eastAsia="en-US" w:bidi="ar-SA"/>
+              </w:rPr>
+              <w:t>143.0</w:t>
+            </w:r>
+          </w:p>
+        </w:tc>
+        <w:tc>
+          <w:tcPr>
+            <w:tcW w:w="2640" w:type="dxa"/>
+            <w:tcBorders/>
+          </w:tcPr>
+          <w:p>
+            <w:pPr>
+              <w:pStyle w:val="Compact"/>
+              <w:widowControl/>
+              <w:spacing w:before="36" w:after="36"/>
+              <w:jc w:val="left"/>
+              <w:rPr>
+                <w:rFonts w:ascii="Cambria" w:hAnsi="Cambria" w:eastAsia="Cambria" w:cs=""/>
+                <w:kern w:val="0"/>
+                <w:sz w:val="24"/>
+                <w:szCs w:val="24"/>
+                <w:lang w:val="en-US" w:eastAsia="en-US" w:bidi="ar-SA"/>
+              </w:rPr>
+            </w:pPr>
+            <w:r>
+              <w:rPr>
+                <w:rFonts w:eastAsia="Cambria" w:cs=""/>
+                <w:kern w:val="0"/>
+                <w:sz w:val="24"/>
+                <w:szCs w:val="24"/>
+                <w:lang w:val="en-US" w:eastAsia="en-US" w:bidi="ar-SA"/>
+              </w:rPr>
+              <w:t>102.4</w:t>
+            </w:r>
+          </w:p>
+        </w:tc>
+      </w:tr>
+    </w:tbl>
+    <w:p>
+      <w:pPr>
+        <w:pStyle w:val="BodyText"/>
+        <w:rPr/>
+      </w:pPr>
+      <w:r>
+        <w:rPr>
+          <w:b/>
+          <w:bCs/>
+          <w:sz w:val="20"/>
+        </w:rPr>
+        <w:t>FR-FCFS is worth 3.9x on streaming and 1.9x page-hostile.</w:t>
+      </w:r>
+      <w:r>
+        <w:rPr>
+          <w:sz w:val="20"/>
+        </w:rPr>
+        <w:t xml:space="preserve"> That is the reorder CAM earning its area, and it is the largest single effect in the design.</w:t>
+      </w:r>
+    </w:p>
+    <w:p>
+      <w:pPr>
+        <w:pStyle w:val="BodyText"/>
+        <w:rPr/>
+      </w:pPr>
+      <w:r>
+        <w:rPr>
+          <w:sz w:val="20"/>
+        </w:rPr>
+        <w:t xml:space="preserve">The axis-1 </w:t>
+      </w:r>
+      <w:r>
+        <w:rPr>
+          <w:i/>
+          <w:iCs/>
+          <w:sz w:val="20"/>
+        </w:rPr>
+        <w:t>sub</w:t>
+      </w:r>
+      <w:r>
+        <w:rPr>
+          <w:sz w:val="20"/>
+        </w:rPr>
+        <w:t xml:space="preserve">-policies are a different matter. Measured single-direction so that read/write turnaround is not the limiter, </w:t>
+      </w:r>
+      <w:r>
+        <w:rPr>
+          <w:b/>
+          <w:bCs/>
+          <w:sz w:val="20"/>
+        </w:rPr>
+        <w:t>eight of ten land within ±0.3% of the default</w:t>
+      </w:r>
+      <w:r>
+        <w:rPr>
+          <w:sz w:val="20"/>
+        </w:rPr>
+        <w:t xml:space="preserve">. </w:t>
+      </w:r>
+      <w:r>
+        <w:rPr>
+          <w:rStyle w:val="VerbatimChar"/>
+          <w:sz w:val="20"/>
+        </w:rPr>
+        <w:t>row_most_pending</w:t>
+      </w:r>
+      <w:r>
+        <w:rPr>
+          <w:sz w:val="20"/>
+        </w:rPr>
+        <w:t xml:space="preserve"> is the only lever with a real effect and it is a net loss: +1.1% on sequential traffic, </w:t>
+      </w:r>
+      <w:r>
+        <w:rPr>
+          <w:b/>
+          <w:bCs/>
+          <w:sz w:val="20"/>
+        </w:rPr>
+        <w:t>−19.4%</w:t>
+      </w:r>
+      <w:r>
+        <w:rPr>
+          <w:sz w:val="20"/>
+        </w:rPr>
+        <w:t xml:space="preserve"> on page-hostile, +7,300 activates, and 2.4x read latency in the concurrent run. It selects the bank with the most queued work rather than the one whose row is already open, so it works against the page policy. The default oldest-first wins on both families.</w:t>
+      </w:r>
+    </w:p>
+    <w:p>
+      <w:pPr>
+        <w:pStyle w:val="BlockText"/>
+        <w:rPr/>
+      </w:pPr>
+      <w:r>
+        <w:rPr>
+          <w:b/>
+          <w:bCs/>
+        </w:rPr>
+        <w:t>Why the first attempt at this measured nothing.</w:t>
+      </w:r>
+      <w:r>
+        <w:rPr/>
+        <w:t xml:space="preserve"> Run concurrently at 4w+4r, all ten sub-policies returned identical bandwidth. The stall counters showed why: </w:t>
+      </w:r>
+      <w:r>
+        <w:rPr>
+          <w:rStyle w:val="VerbatimChar"/>
+        </w:rPr>
+        <w:t>limiter = turnaround</w:t>
+      </w:r>
+      <w:r>
+        <w:rPr/>
+        <w:t xml:space="preserve"> at 84% blocked. An arbiter sub-policy chooses WHICH COMMAND, not which direction, so no tie-break can move a workload bound by a global DQ constraint. The sweep was flat for a reason that had nothing to do with the knobs. </w:t>
+      </w:r>
+      <w:r>
+        <w:rPr>
+          <w:b/>
+          <w:bCs/>
+        </w:rPr>
+        <w:t>A policy sweep on a workload that cannot express the policy measures nothing, and looks exactly like a policy that does nothing.</w:t>
+      </w:r>
+      <w:bookmarkEnd w:id="155"/>
+    </w:p>
+    <w:p>
+      <w:pPr>
+        <w:pStyle w:val="Heading3"/>
+        <w:spacing w:before="200" w:after="80"/>
+        <w:rPr/>
+      </w:pPr>
+      <w:bookmarkStart w:id="157" w:name="__RefHeading___Toc7869_1339977371"/>
+      <w:bookmarkStart w:id="158" w:name="axis-2-page-policy"/>
+      <w:bookmarkEnd w:id="157"/>
+      <w:r>
+        <w:rPr>
+          <w:rStyle w:val="SectionNumber"/>
+          <w:b/>
+          <w:color w:val="404040"/>
+          <w:sz w:val="24"/>
+        </w:rPr>
+        <w:t>9.5.2</w:t>
+      </w:r>
+      <w:r>
+        <w:rPr>
+          <w:b/>
+          <w:color w:val="404040"/>
+          <w:sz w:val="24"/>
+        </w:rPr>
+        <w:tab/>
+        <w:t>Axis 2 — page policy</w:t>
+      </w:r>
+    </w:p>
+    <w:p>
+      <w:pPr>
+        <w:pStyle w:val="FirstParagraph"/>
+        <w:rPr/>
+      </w:pPr>
+      <w:r>
+        <w:rPr>
+          <w:sz w:val="20"/>
+        </w:rPr>
+        <w:t>Every predictor lands within ±0.1% of plain open page, on all four address families, sequential and concurrent.</w:t>
+      </w:r>
+    </w:p>
+    <w:p>
+      <w:pPr>
+        <w:pStyle w:val="BodyText"/>
+        <w:rPr/>
+      </w:pPr>
+      <w:r>
+        <w:rPr>
+          <w:sz w:val="20"/>
+        </w:rPr>
+        <w:t>Modes 6/7 (</w:t>
+      </w:r>
+      <w:r>
+        <w:rPr>
+          <w:rStyle w:val="VerbatimChar"/>
+          <w:sz w:val="20"/>
+        </w:rPr>
+        <w:t>rbl_static</w:t>
+      </w:r>
+      <w:r>
+        <w:rPr>
+          <w:sz w:val="20"/>
+        </w:rPr>
+        <w:t xml:space="preserve"> / </w:t>
+      </w:r>
+      <w:r>
+        <w:rPr>
+          <w:rStyle w:val="VerbatimChar"/>
+          <w:sz w:val="20"/>
+        </w:rPr>
+        <w:t>rbl_dyn</w:t>
+      </w:r>
+      <w:r>
+        <w:rPr>
+          <w:sz w:val="20"/>
+        </w:rPr>
+        <w:t xml:space="preserve">) were </w:t>
+      </w:r>
+      <w:r>
+        <w:rPr>
+          <w:b/>
+          <w:bCs/>
+          <w:sz w:val="20"/>
+        </w:rPr>
+        <w:t>retired 2026-09-26</w:t>
+      </w:r>
+      <w:r>
+        <w:rPr>
+          <w:sz w:val="20"/>
+        </w:rPr>
+        <w:t xml:space="preserve"> after being measured on a workload built specifically to suit them: three generators confined inside a row against one striding across rows, all on the same bank, which is the per-row locality variation a per-row predictor needs and which no uniform pattern provides. The mechanism </w:t>
+      </w:r>
+      <w:r>
+        <w:rPr>
+          <w:b/>
+          <w:bCs/>
+          <w:sz w:val="20"/>
+        </w:rPr>
+        <w:t>worked</w:t>
+      </w:r>
+      <w:r>
+        <w:rPr>
+          <w:sz w:val="20"/>
+        </w:rPr>
+        <w:t xml:space="preserve"> — thrash fell 100% -&gt; 57.8%, conflict-activates becoming empty-activates — and it still lost, because mode 6 paid +22,827 activates to save precharges that never materialised (−26% bandwidth) and mode 7’s hill-climb drove its threshold to “never close early”, landing bit-identical to plain open page.</w:t>
+      </w:r>
+    </w:p>
+    <w:p>
+      <w:pPr>
+        <w:pStyle w:val="BodyText"/>
+        <w:rPr/>
+      </w:pPr>
+      <w:r>
+        <w:rPr>
+          <w:sz w:val="20"/>
+        </w:rPr>
+        <w:t>Modes 4/5 (</w:t>
+      </w:r>
+      <w:r>
+        <w:rPr>
+          <w:rStyle w:val="VerbatimChar"/>
+          <w:sz w:val="20"/>
+        </w:rPr>
+        <w:t>adapt_time</w:t>
+      </w:r>
+      <w:r>
+        <w:rPr>
+          <w:sz w:val="20"/>
+        </w:rPr>
+        <w:t xml:space="preserve">, </w:t>
+      </w:r>
+      <w:r>
+        <w:rPr>
+          <w:rStyle w:val="VerbatimChar"/>
+          <w:sz w:val="20"/>
+        </w:rPr>
+        <w:t>adapt_access</w:t>
+      </w:r>
+      <w:r>
+        <w:rPr>
+          <w:sz w:val="20"/>
+        </w:rPr>
+        <w:t xml:space="preserve">) are </w:t>
+      </w:r>
+      <w:r>
+        <w:rPr>
+          <w:b/>
+          <w:bCs/>
+          <w:sz w:val="20"/>
+        </w:rPr>
+        <w:t>kept but unproven</w:t>
+      </w:r>
+      <w:r>
+        <w:rPr>
+          <w:sz w:val="20"/>
+        </w:rPr>
+        <w:t xml:space="preserve">. They show no benefit, but that is not the same finding: their triggers may never have fired. </w:t>
+      </w:r>
+      <w:r>
+        <w:rPr>
+          <w:rStyle w:val="VerbatimChar"/>
+          <w:sz w:val="20"/>
+        </w:rPr>
+        <w:t>adapt_time</w:t>
+      </w:r>
+      <w:r>
+        <w:rPr>
+          <w:sz w:val="20"/>
+        </w:rPr>
+        <w:t xml:space="preserve"> closes on an idle timeout and every workload here saturates the generators; </w:t>
+      </w:r>
+      <w:r>
+        <w:rPr>
+          <w:rStyle w:val="VerbatimChar"/>
+          <w:sz w:val="20"/>
+        </w:rPr>
+        <w:t>adapt_access</w:t>
+      </w:r>
+      <w:r>
+        <w:rPr>
+          <w:sz w:val="20"/>
+        </w:rPr>
+        <w:t xml:space="preserve"> needs its 2-bit counters to learn. Retiring them on absence-of-benefit would repeat the error that made RBL unmeasurable for months.</w:t>
+      </w:r>
+      <w:bookmarkEnd w:id="158"/>
+    </w:p>
+    <w:p>
+      <w:pPr>
+        <w:pStyle w:val="Heading3"/>
+        <w:spacing w:before="200" w:after="80"/>
+        <w:rPr/>
+      </w:pPr>
+      <w:bookmarkStart w:id="159" w:name="__RefHeading___Toc7871_1339977371"/>
+      <w:bookmarkStart w:id="160" w:name="axis-3-refresh"/>
+      <w:bookmarkEnd w:id="159"/>
+      <w:r>
+        <w:rPr>
+          <w:rStyle w:val="SectionNumber"/>
+          <w:b/>
+          <w:color w:val="404040"/>
+          <w:sz w:val="24"/>
+        </w:rPr>
+        <w:t>9.5.3</w:t>
+      </w:r>
+      <w:r>
+        <w:rPr>
+          <w:b/>
+          <w:color w:val="404040"/>
+          <w:sz w:val="24"/>
+        </w:rPr>
+        <w:tab/>
+        <w:t>Axis 3 — refresh</w:t>
+      </w:r>
+    </w:p>
+    <w:p>
+      <w:pPr>
+        <w:pStyle w:val="FirstParagraph"/>
+        <w:rPr/>
+      </w:pPr>
+      <w:r>
+        <w:rPr>
+          <w:sz w:val="20"/>
+        </w:rPr>
+        <w:t xml:space="preserve">Measured on </w:t>
+      </w:r>
+      <w:r>
+        <w:rPr>
+          <w:b/>
+          <w:bCs/>
+          <w:sz w:val="20"/>
+        </w:rPr>
+        <w:t>open</w:t>
+      </w:r>
+      <w:r>
+        <w:rPr>
+          <w:sz w:val="20"/>
+        </w:rPr>
+        <w:t xml:space="preserve"> page. The stock </w:t>
+      </w:r>
+      <w:r>
+        <w:rPr>
+          <w:rStyle w:val="VerbatimChar"/>
+          <w:sz w:val="20"/>
+        </w:rPr>
+        <w:t>refresh</w:t>
+      </w:r>
+      <w:r>
+        <w:rPr>
+          <w:sz w:val="20"/>
+        </w:rPr>
+        <w:t xml:space="preserve"> profile pins close page (~46 MB/s), which measures refresh in the regime where it matters least.</w:t>
+      </w:r>
+    </w:p>
+    <w:p>
+      <w:pPr>
+        <w:pStyle w:val="TableCaption"/>
+        <w:rPr/>
+      </w:pPr>
+      <w:bookmarkStart w:id="161" w:name="_Tab_26_Read_MB_s_against_60"/>
+      <w:r>
+        <w:rPr/>
+        <w:t>Read MB/s against 600 MB/s peak</w:t>
+      </w:r>
+      <w:bookmarkEnd w:id="161"/>
+    </w:p>
+    <w:tbl>
+      <w:tblPr>
+        <w:tblStyle w:val="Table"/>
+        <w:tblW w:w="7920" w:type="dxa"/>
+        <w:jc w:val="left"/>
+        <w:tblInd w:w="108" w:type="dxa"/>
+        <w:tblLayout w:type="fixed"/>
+        <w:tblCellMar>
+          <w:top w:w="0" w:type="dxa"/>
+          <w:left w:w="108" w:type="dxa"/>
+          <w:bottom w:w="0" w:type="dxa"/>
+          <w:right w:w="108" w:type="dxa"/>
+        </w:tblCellMar>
+        <w:tblLook w:val="0020" w:noHBand="0" w:noVBand="0" w:firstColumn="0" w:lastRow="0" w:lastColumn="0" w:firstRow="1"/>
+      </w:tblPr>
+      <w:tblGrid>
+        <w:gridCol w:w="2640"/>
+        <w:gridCol w:w="2640"/>
+        <w:gridCol w:w="2640"/>
+      </w:tblGrid>
+      <w:tr>
+        <w:trPr>
+          <w:tblHeader w:val="true"/>
+        </w:trPr>
+        <w:tc>
+          <w:tcPr>
+            <w:tcW w:w="2640" w:type="dxa"/>
+            <w:tcBorders>
+              <w:bottom w:val="single" w:sz="6" w:space="0" w:color="000000"/>
+            </w:tcBorders>
+            <w:shd w:color="auto" w:fill="E0E0E0" w:val="clear"/>
+            <w:vAlign w:val="bottom"/>
+          </w:tcPr>
+          <w:p>
+            <w:pPr>
+              <w:pStyle w:val="Compact"/>
+              <w:widowControl/>
+              <w:spacing w:before="36" w:after="36"/>
+              <w:jc w:val="left"/>
+              <w:rPr>
+                <w:rFonts w:ascii="Cambria" w:hAnsi="Cambria" w:eastAsia="Cambria" w:cs=""/>
+                <w:kern w:val="0"/>
+                <w:sz w:val="24"/>
+                <w:szCs w:val="24"/>
+                <w:lang w:val="en-US" w:eastAsia="en-US" w:bidi="ar-SA"/>
+              </w:rPr>
+            </w:pPr>
+            <w:r>
+              <w:rPr>
+                <w:rFonts w:eastAsia="Cambria" w:cs=""/>
+                <w:b/>
+                <w:kern w:val="0"/>
+                <w:sz w:val="20"/>
+                <w:szCs w:val="24"/>
+                <w:lang w:val="en-US" w:eastAsia="en-US" w:bidi="ar-SA"/>
+              </w:rPr>
+              <w:t>config</w:t>
+            </w:r>
+          </w:p>
+        </w:tc>
+        <w:tc>
+          <w:tcPr>
+            <w:tcW w:w="2640" w:type="dxa"/>
+            <w:tcBorders>
+              <w:bottom w:val="single" w:sz="6" w:space="0" w:color="000000"/>
+            </w:tcBorders>
+            <w:shd w:color="auto" w:fill="E0E0E0" w:val="clear"/>
+            <w:vAlign w:val="bottom"/>
+          </w:tcPr>
+          <w:p>
+            <w:pPr>
+              <w:pStyle w:val="Compact"/>
+              <w:widowControl/>
+              <w:spacing w:before="36" w:after="36"/>
+              <w:jc w:val="left"/>
+              <w:rPr>
+                <w:rFonts w:ascii="Cambria" w:hAnsi="Cambria" w:eastAsia="Cambria" w:cs=""/>
+                <w:kern w:val="0"/>
+                <w:sz w:val="24"/>
+                <w:szCs w:val="24"/>
+                <w:lang w:val="en-US" w:eastAsia="en-US" w:bidi="ar-SA"/>
+              </w:rPr>
+            </w:pPr>
+            <w:r>
+              <w:rPr>
+                <w:rFonts w:eastAsia="Cambria" w:cs=""/>
+                <w:b/>
+                <w:kern w:val="0"/>
+                <w:sz w:val="20"/>
+                <w:szCs w:val="24"/>
+                <w:lang w:val="en-US" w:eastAsia="en-US" w:bidi="ar-SA"/>
+              </w:rPr>
+              <w:t>row-major</w:t>
+            </w:r>
+          </w:p>
+        </w:tc>
+        <w:tc>
+          <w:tcPr>
+            <w:tcW w:w="2640" w:type="dxa"/>
+            <w:tcBorders>
+              <w:bottom w:val="single" w:sz="6" w:space="0" w:color="000000"/>
+            </w:tcBorders>
+            <w:shd w:color="auto" w:fill="E0E0E0" w:val="clear"/>
+            <w:vAlign w:val="bottom"/>
+          </w:tcPr>
+          <w:p>
+            <w:pPr>
+              <w:pStyle w:val="Compact"/>
+              <w:widowControl/>
+              <w:spacing w:before="36" w:after="36"/>
+              <w:jc w:val="left"/>
+              <w:rPr>
+                <w:rFonts w:ascii="Cambria" w:hAnsi="Cambria" w:eastAsia="Cambria" w:cs=""/>
+                <w:kern w:val="0"/>
+                <w:sz w:val="24"/>
+                <w:szCs w:val="24"/>
+                <w:lang w:val="en-US" w:eastAsia="en-US" w:bidi="ar-SA"/>
+              </w:rPr>
+            </w:pPr>
+            <w:r>
+              <w:rPr>
+                <w:rFonts w:eastAsia="Cambria" w:cs=""/>
+                <w:b/>
+                <w:kern w:val="0"/>
+                <w:sz w:val="20"/>
+                <w:szCs w:val="24"/>
+                <w:lang w:val="en-US" w:eastAsia="en-US" w:bidi="ar-SA"/>
+              </w:rPr>
+              <w:t>vs default</w:t>
+            </w:r>
+          </w:p>
+        </w:tc>
+      </w:tr>
+      <w:tr>
+        <w:trPr/>
+        <w:tc>
+          <w:tcPr>
+            <w:tcW w:w="2640" w:type="dxa"/>
+            <w:tcBorders/>
+          </w:tcPr>
+          <w:p>
+            <w:pPr>
+              <w:pStyle w:val="Compact"/>
+              <w:widowControl/>
+              <w:spacing w:before="36" w:after="36"/>
+              <w:jc w:val="left"/>
+              <w:rPr>
+                <w:rFonts w:ascii="Cambria" w:hAnsi="Cambria" w:eastAsia="Cambria" w:cs=""/>
+                <w:kern w:val="0"/>
+                <w:sz w:val="24"/>
+                <w:szCs w:val="24"/>
+                <w:lang w:val="en-US" w:eastAsia="en-US" w:bidi="ar-SA"/>
+              </w:rPr>
+            </w:pPr>
+            <w:r>
+              <w:rPr>
+                <w:rFonts w:eastAsia="Cambria" w:cs=""/>
+                <w:kern w:val="0"/>
+                <w:sz w:val="24"/>
+                <w:szCs w:val="24"/>
+                <w:lang w:val="en-US" w:eastAsia="en-US" w:bidi="ar-SA"/>
+              </w:rPr>
+              <w:t>default tREFI</w:t>
+            </w:r>
+          </w:p>
+        </w:tc>
+        <w:tc>
+          <w:tcPr>
+            <w:tcW w:w="2640" w:type="dxa"/>
+            <w:tcBorders/>
+          </w:tcPr>
+          <w:p>
+            <w:pPr>
+              <w:pStyle w:val="Compact"/>
+              <w:widowControl/>
+              <w:spacing w:before="36" w:after="36"/>
+              <w:jc w:val="left"/>
+              <w:rPr>
+                <w:rFonts w:ascii="Cambria" w:hAnsi="Cambria" w:eastAsia="Cambria" w:cs=""/>
+                <w:kern w:val="0"/>
+                <w:sz w:val="24"/>
+                <w:szCs w:val="24"/>
+                <w:lang w:val="en-US" w:eastAsia="en-US" w:bidi="ar-SA"/>
+              </w:rPr>
+            </w:pPr>
+            <w:r>
+              <w:rPr>
+                <w:rFonts w:eastAsia="Cambria" w:cs=""/>
+                <w:kern w:val="0"/>
+                <w:sz w:val="24"/>
+                <w:szCs w:val="24"/>
+                <w:lang w:val="en-US" w:eastAsia="en-US" w:bidi="ar-SA"/>
+              </w:rPr>
+              <w:t>572.0</w:t>
+            </w:r>
+          </w:p>
+        </w:tc>
+        <w:tc>
+          <w:tcPr>
+            <w:tcW w:w="2640" w:type="dxa"/>
+            <w:tcBorders/>
+          </w:tcPr>
+          <w:p>
+            <w:pPr>
+              <w:pStyle w:val="Compact"/>
+              <w:widowControl/>
+              <w:spacing w:before="36" w:after="36"/>
+              <w:jc w:val="left"/>
+              <w:rPr>
+                <w:rFonts w:ascii="Cambria" w:hAnsi="Cambria" w:eastAsia="Cambria" w:cs=""/>
+                <w:kern w:val="0"/>
+                <w:sz w:val="24"/>
+                <w:szCs w:val="24"/>
+                <w:lang w:val="en-US" w:eastAsia="en-US" w:bidi="ar-SA"/>
+              </w:rPr>
+            </w:pPr>
+            <w:r>
+              <w:rPr>
+                <w:rFonts w:eastAsia="Cambria" w:cs=""/>
+                <w:kern w:val="0"/>
+                <w:sz w:val="24"/>
+                <w:szCs w:val="24"/>
+                <w:lang w:val="en-US" w:eastAsia="en-US" w:bidi="ar-SA"/>
+              </w:rPr>
+              <w:t>—</w:t>
+            </w:r>
+          </w:p>
+        </w:tc>
+      </w:tr>
+      <w:tr>
+        <w:trPr/>
+        <w:tc>
+          <w:tcPr>
+            <w:tcW w:w="2640" w:type="dxa"/>
+            <w:tcBorders/>
+          </w:tcPr>
+          <w:p>
+            <w:pPr>
+              <w:pStyle w:val="Compact"/>
+              <w:widowControl/>
+              <w:spacing w:before="36" w:after="36"/>
+              <w:jc w:val="left"/>
+              <w:rPr>
+                <w:rFonts w:ascii="Cambria" w:hAnsi="Cambria" w:eastAsia="Cambria" w:cs=""/>
+                <w:kern w:val="0"/>
+                <w:sz w:val="24"/>
+                <w:szCs w:val="24"/>
+                <w:lang w:val="en-US" w:eastAsia="en-US" w:bidi="ar-SA"/>
+              </w:rPr>
+            </w:pPr>
+            <w:r>
+              <w:rPr>
+                <w:rStyle w:val="VerbatimChar"/>
+                <w:rFonts w:eastAsia="Cambria" w:cs=""/>
+                <w:kern w:val="0"/>
+                <w:szCs w:val="24"/>
+                <w:lang w:val="en-US" w:eastAsia="en-US" w:bidi="ar-SA"/>
+              </w:rPr>
+              <w:t>refresh_credit_open</w:t>
+            </w:r>
+          </w:p>
+        </w:tc>
+        <w:tc>
+          <w:tcPr>
+            <w:tcW w:w="2640" w:type="dxa"/>
+            <w:tcBorders/>
+          </w:tcPr>
+          <w:p>
+            <w:pPr>
+              <w:pStyle w:val="Compact"/>
+              <w:widowControl/>
+              <w:spacing w:before="36" w:after="36"/>
+              <w:jc w:val="left"/>
+              <w:rPr>
+                <w:rFonts w:ascii="Cambria" w:hAnsi="Cambria" w:eastAsia="Cambria" w:cs=""/>
+                <w:kern w:val="0"/>
+                <w:sz w:val="24"/>
+                <w:szCs w:val="24"/>
+                <w:lang w:val="en-US" w:eastAsia="en-US" w:bidi="ar-SA"/>
+              </w:rPr>
+            </w:pPr>
+            <w:r>
+              <w:rPr>
+                <w:rFonts w:eastAsia="Cambria" w:cs=""/>
+                <w:kern w:val="0"/>
+                <w:sz w:val="24"/>
+                <w:szCs w:val="24"/>
+                <w:lang w:val="en-US" w:eastAsia="en-US" w:bidi="ar-SA"/>
+              </w:rPr>
+              <w:t>575.3</w:t>
+            </w:r>
+          </w:p>
+        </w:tc>
+        <w:tc>
+          <w:tcPr>
+            <w:tcW w:w="2640" w:type="dxa"/>
+            <w:tcBorders/>
+          </w:tcPr>
+          <w:p>
+            <w:pPr>
+              <w:pStyle w:val="Compact"/>
+              <w:widowControl/>
+              <w:spacing w:before="36" w:after="36"/>
+              <w:jc w:val="left"/>
+              <w:rPr>
+                <w:rFonts w:ascii="Cambria" w:hAnsi="Cambria" w:eastAsia="Cambria" w:cs=""/>
+                <w:kern w:val="0"/>
+                <w:sz w:val="24"/>
+                <w:szCs w:val="24"/>
+                <w:lang w:val="en-US" w:eastAsia="en-US" w:bidi="ar-SA"/>
+              </w:rPr>
+            </w:pPr>
+            <w:r>
+              <w:rPr>
+                <w:rFonts w:eastAsia="Cambria" w:cs=""/>
+                <w:kern w:val="0"/>
+                <w:sz w:val="24"/>
+                <w:szCs w:val="24"/>
+                <w:lang w:val="en-US" w:eastAsia="en-US" w:bidi="ar-SA"/>
+              </w:rPr>
+              <w:t>+0.6%</w:t>
+            </w:r>
+          </w:p>
+        </w:tc>
+      </w:tr>
+      <w:tr>
+        <w:trPr/>
+        <w:tc>
+          <w:tcPr>
+            <w:tcW w:w="2640" w:type="dxa"/>
+            <w:tcBorders/>
+          </w:tcPr>
+          <w:p>
+            <w:pPr>
+              <w:pStyle w:val="Compact"/>
+              <w:widowControl/>
+              <w:spacing w:before="36" w:after="36"/>
+              <w:jc w:val="left"/>
+              <w:rPr>
+                <w:rFonts w:ascii="Cambria" w:hAnsi="Cambria" w:eastAsia="Cambria" w:cs=""/>
+                <w:kern w:val="0"/>
+                <w:sz w:val="24"/>
+                <w:szCs w:val="24"/>
+                <w:lang w:val="en-US" w:eastAsia="en-US" w:bidi="ar-SA"/>
+              </w:rPr>
+            </w:pPr>
+            <w:r>
+              <w:rPr>
+                <w:rStyle w:val="VerbatimChar"/>
+                <w:rFonts w:eastAsia="Cambria" w:cs=""/>
+                <w:kern w:val="0"/>
+                <w:szCs w:val="24"/>
+                <w:lang w:val="en-US" w:eastAsia="en-US" w:bidi="ar-SA"/>
+              </w:rPr>
+              <w:t>fast_refresh_open</w:t>
+            </w:r>
+          </w:p>
+        </w:tc>
+        <w:tc>
+          <w:tcPr>
+            <w:tcW w:w="2640" w:type="dxa"/>
+            <w:tcBorders/>
+          </w:tcPr>
+          <w:p>
+            <w:pPr>
+              <w:pStyle w:val="Compact"/>
+              <w:widowControl/>
+              <w:spacing w:before="36" w:after="36"/>
+              <w:jc w:val="left"/>
+              <w:rPr>
+                <w:rFonts w:ascii="Cambria" w:hAnsi="Cambria" w:eastAsia="Cambria" w:cs=""/>
+                <w:kern w:val="0"/>
+                <w:sz w:val="24"/>
+                <w:szCs w:val="24"/>
+                <w:lang w:val="en-US" w:eastAsia="en-US" w:bidi="ar-SA"/>
+              </w:rPr>
+            </w:pPr>
+            <w:r>
+              <w:rPr>
+                <w:rFonts w:eastAsia="Cambria" w:cs=""/>
+                <w:kern w:val="0"/>
+                <w:sz w:val="24"/>
+                <w:szCs w:val="24"/>
+                <w:lang w:val="en-US" w:eastAsia="en-US" w:bidi="ar-SA"/>
+              </w:rPr>
+              <w:t>536.6</w:t>
+            </w:r>
+          </w:p>
+        </w:tc>
+        <w:tc>
+          <w:tcPr>
+            <w:tcW w:w="2640" w:type="dxa"/>
+            <w:tcBorders/>
+          </w:tcPr>
+          <w:p>
+            <w:pPr>
+              <w:pStyle w:val="Compact"/>
+              <w:widowControl/>
+              <w:spacing w:before="36" w:after="36"/>
+              <w:jc w:val="left"/>
+              <w:rPr>
+                <w:rFonts w:ascii="Cambria" w:hAnsi="Cambria" w:eastAsia="Cambria" w:cs=""/>
+                <w:kern w:val="0"/>
+                <w:sz w:val="24"/>
+                <w:szCs w:val="24"/>
+                <w:lang w:val="en-US" w:eastAsia="en-US" w:bidi="ar-SA"/>
+              </w:rPr>
+            </w:pPr>
+            <w:r>
+              <w:rPr>
+                <w:rFonts w:eastAsia="Cambria" w:cs=""/>
+                <w:b/>
+                <w:bCs/>
+                <w:kern w:val="0"/>
+                <w:sz w:val="24"/>
+                <w:szCs w:val="24"/>
+                <w:lang w:val="en-US" w:eastAsia="en-US" w:bidi="ar-SA"/>
+              </w:rPr>
+              <w:t>−</w:t>
+            </w:r>
+            <w:r>
+              <w:rPr>
+                <w:rFonts w:eastAsia="Cambria" w:cs=""/>
+                <w:b/>
+                <w:bCs/>
+                <w:kern w:val="0"/>
+                <w:sz w:val="24"/>
+                <w:szCs w:val="24"/>
+                <w:lang w:val="en-US" w:eastAsia="en-US" w:bidi="ar-SA"/>
+              </w:rPr>
+              <w:t>6.2%</w:t>
+            </w:r>
+          </w:p>
+        </w:tc>
+      </w:tr>
+      <w:tr>
+        <w:trPr/>
+        <w:tc>
+          <w:tcPr>
+            <w:tcW w:w="2640" w:type="dxa"/>
+            <w:tcBorders/>
+          </w:tcPr>
+          <w:p>
+            <w:pPr>
+              <w:pStyle w:val="Compact"/>
+              <w:widowControl/>
+              <w:spacing w:before="36" w:after="36"/>
+              <w:jc w:val="left"/>
+              <w:rPr>
+                <w:rFonts w:ascii="Cambria" w:hAnsi="Cambria" w:eastAsia="Cambria" w:cs=""/>
+                <w:kern w:val="0"/>
+                <w:sz w:val="24"/>
+                <w:szCs w:val="24"/>
+                <w:lang w:val="en-US" w:eastAsia="en-US" w:bidi="ar-SA"/>
+              </w:rPr>
+            </w:pPr>
+            <w:r>
+              <w:rPr>
+                <w:rStyle w:val="VerbatimChar"/>
+                <w:rFonts w:eastAsia="Cambria" w:cs=""/>
+                <w:kern w:val="0"/>
+                <w:szCs w:val="24"/>
+                <w:lang w:val="en-US" w:eastAsia="en-US" w:bidi="ar-SA"/>
+              </w:rPr>
+              <w:t>slow_refresh_open</w:t>
+            </w:r>
+          </w:p>
+        </w:tc>
+        <w:tc>
+          <w:tcPr>
+            <w:tcW w:w="2640" w:type="dxa"/>
+            <w:tcBorders/>
+          </w:tcPr>
+          <w:p>
+            <w:pPr>
+              <w:pStyle w:val="Compact"/>
+              <w:widowControl/>
+              <w:spacing w:before="36" w:after="36"/>
+              <w:jc w:val="left"/>
+              <w:rPr>
+                <w:rFonts w:ascii="Cambria" w:hAnsi="Cambria" w:eastAsia="Cambria" w:cs=""/>
+                <w:kern w:val="0"/>
+                <w:sz w:val="24"/>
+                <w:szCs w:val="24"/>
+                <w:lang w:val="en-US" w:eastAsia="en-US" w:bidi="ar-SA"/>
+              </w:rPr>
+            </w:pPr>
+            <w:r>
+              <w:rPr>
+                <w:rFonts w:eastAsia="Cambria" w:cs=""/>
+                <w:b/>
+                <w:bCs/>
+                <w:kern w:val="0"/>
+                <w:sz w:val="24"/>
+                <w:szCs w:val="24"/>
+                <w:lang w:val="en-US" w:eastAsia="en-US" w:bidi="ar-SA"/>
+              </w:rPr>
+              <w:t>599.0</w:t>
+            </w:r>
+          </w:p>
+        </w:tc>
+        <w:tc>
+          <w:tcPr>
+            <w:tcW w:w="2640" w:type="dxa"/>
+            <w:tcBorders/>
+          </w:tcPr>
+          <w:p>
+            <w:pPr>
+              <w:pStyle w:val="Compact"/>
+              <w:widowControl/>
+              <w:spacing w:before="36" w:after="36"/>
+              <w:jc w:val="left"/>
+              <w:rPr>
+                <w:rFonts w:ascii="Cambria" w:hAnsi="Cambria" w:eastAsia="Cambria" w:cs=""/>
+                <w:kern w:val="0"/>
+                <w:sz w:val="24"/>
+                <w:szCs w:val="24"/>
+                <w:lang w:val="en-US" w:eastAsia="en-US" w:bidi="ar-SA"/>
+              </w:rPr>
+            </w:pPr>
+            <w:r>
+              <w:rPr>
+                <w:rFonts w:eastAsia="Cambria" w:cs=""/>
+                <w:b/>
+                <w:bCs/>
+                <w:kern w:val="0"/>
+                <w:sz w:val="24"/>
+                <w:szCs w:val="24"/>
+                <w:lang w:val="en-US" w:eastAsia="en-US" w:bidi="ar-SA"/>
+              </w:rPr>
+              <w:t>+4.7%</w:t>
+            </w:r>
+          </w:p>
+        </w:tc>
+      </w:tr>
+    </w:tbl>
+    <w:p>
+      <w:pPr>
+        <w:pStyle w:val="BodyText"/>
+        <w:rPr/>
+      </w:pPr>
+      <w:r>
+        <w:rPr>
+          <w:b/>
+          <w:bCs/>
+          <w:sz w:val="20"/>
+        </w:rPr>
+        <w:t>Refresh costs 4.7% of streaming bandwidth.</w:t>
+      </w:r>
+      <w:r>
+        <w:rPr>
+          <w:sz w:val="20"/>
+        </w:rPr>
+        <w:t xml:space="preserve"> Relaxing tREFI recovers it and reaches </w:t>
+      </w:r>
+      <w:r>
+        <w:rPr>
+          <w:b/>
+          <w:bCs/>
+          <w:sz w:val="20"/>
+        </w:rPr>
+        <w:t>599.0 MB/s — 99.8% of the 600 MB/s ceiling</w:t>
+      </w:r>
+      <w:r>
+        <w:rPr>
+          <w:sz w:val="20"/>
+        </w:rPr>
+        <w:t>, the highest number this controller has produced on hardware. Refresh credit is inert.</w:t>
+      </w:r>
+    </w:p>
+    <w:p>
+      <w:pPr>
+        <w:pStyle w:val="BodyText"/>
+        <w:rPr/>
+      </w:pPr>
+      <w:bookmarkStart w:id="162" w:name="axis-3-refresh"/>
+      <w:r>
+        <w:rPr>
+          <w:sz w:val="20"/>
+        </w:rPr>
+        <w:t>This is the one tunable on any axis that pays, and it is a JEDEC timing parameter rather than a scheduling policy.</w:t>
+      </w:r>
+      <w:bookmarkEnd w:id="162"/>
+    </w:p>
+    <w:p>
+      <w:pPr>
+        <w:pStyle w:val="Heading3"/>
+        <w:spacing w:before="200" w:after="80"/>
+        <w:rPr/>
+      </w:pPr>
+      <w:bookmarkStart w:id="163" w:name="__RefHeading___Toc7873_1339977371"/>
+      <w:bookmarkStart w:id="164" w:name="multi-id-traffic"/>
+      <w:bookmarkEnd w:id="163"/>
+      <w:r>
+        <w:rPr>
+          <w:rStyle w:val="SectionNumber"/>
+          <w:b/>
+          <w:color w:val="404040"/>
+          <w:sz w:val="24"/>
+        </w:rPr>
+        <w:t>9.5.4</w:t>
+      </w:r>
+      <w:r>
+        <w:rPr>
+          <w:b/>
+          <w:color w:val="404040"/>
+          <w:sz w:val="24"/>
+        </w:rPr>
+        <w:tab/>
+        <w:t>Multi-ID traffic</w:t>
+      </w:r>
+    </w:p>
+    <w:p>
+      <w:pPr>
+        <w:pStyle w:val="FirstParagraph"/>
+        <w:rPr/>
+      </w:pPr>
+      <w:r>
+        <w:rPr>
+          <w:rStyle w:val="VerbatimChar"/>
+          <w:sz w:val="20"/>
+        </w:rPr>
+        <w:t>col_major_bl8_multiid</w:t>
+      </w:r>
+      <w:r>
+        <w:rPr>
+          <w:sz w:val="20"/>
+        </w:rPr>
+        <w:t xml:space="preserve"> (LFSR-driven IDs) is </w:t>
+      </w:r>
+      <w:r>
+        <w:rPr>
+          <w:b/>
+          <w:bCs/>
+          <w:sz w:val="20"/>
+        </w:rPr>
+        <w:t>bit-identical to single-ID</w:t>
+      </w:r>
+      <w:r>
+        <w:rPr>
+          <w:sz w:val="20"/>
+        </w:rPr>
+        <w:t xml:space="preserve"> on every controller config. FR-FCFS already reorders across the whole CAM regardless of ID, so ID diversity exposes no additional opportunity.</w:t>
+      </w:r>
+    </w:p>
+    <w:p>
+      <w:pPr>
+        <w:pStyle w:val="Normal"/>
+        <w:rPr/>
+      </w:pPr>
+      <w:bookmarkStart w:id="165" w:name="X1986d463f2a39f2d023e499d5e5d7a9fed86cae"/>
+      <w:bookmarkStart w:id="166" w:name="multi-id-traffic"/>
+      <w:r>
+        <w:rPr/>
+        <mc:AlternateContent>
+          <mc:Choice Requires="wps">
+            <w:drawing>
+              <wp:inline distT="0" distB="0" distL="0" distR="0">
+                <wp:extent cx="5943600" cy="19050"/>
+                <wp:effectExtent l="0" t="0" r="0" b="0"/>
+                <wp:docPr id="28" name=""/>
+                <a:graphic xmlns:a="http://schemas.openxmlformats.org/drawingml/2006/main">
+                  <a:graphicData uri="http://schemas.microsoft.com/office/word/2010/wordprocessingShape">
+                    <wps:wsp>
+                      <wps:cNvSpPr/>
+                      <wps:nvSpPr>
+                        <wps:cNvPr id="29" name=""/>
+                        <wps:cNvSpPr/>
+                      </wps:nvSpPr>
+                      <wps:spPr>
+                        <a:xfrm>
+                          <a:off x="0" y="0"/>
+                          <a:ext cx="5943600" cy="19080"/>
+                        </a:xfrm>
+                        <a:prstGeom prst="rect">
+                          <a:avLst/>
+                        </a:prstGeom>
+                        <a:solidFill>
+                          <a:srgbClr val="ffffff"/>
+                        </a:solidFill>
+                        <a:ln w="0">
+                          <a:solidFill>
+                            <a:srgbClr val="000000"/>
+                          </a:solidFill>
+                        </a:ln>
+                      </wps:spPr>
+                      <wps:bodyPr/>
+                    </wps:wsp>
+                  </a:graphicData>
+                </a:graphic>
+                <wp14:sizeRelH relativeFrom="page">
+                  <wp14:pctWidth>100000</wp14:pctWidth>
+                </wp14:sizeRelH>
+              </wp:inline>
+            </w:drawing>
+          </mc:Choice>
+          <mc:Fallback>
+            <w:pict>
+              <v:rect id="shape_0" fillcolor="white" stroked="t" o:allowincell="f" style="position:absolute;margin-left:0pt;margin-top:-1.55pt;width:467.95pt;height:1.45pt;mso-wrap-style:none;v-text-anchor:middle;mso-position-horizontal:center;mso-position-vertical:top">
+                <v:fill o:detectmouseclick="t" type="solid" color2="black"/>
+                <v:stroke color="black" joinstyle="round" endcap="flat"/>
+                <w10:wrap type="topAndBottom"/>
+              </v:rect>
+            </w:pict>
+          </mc:Fallback>
+        </mc:AlternateContent>
+      </w:r>
+      <w:bookmarkEnd w:id="165"/>
+      <w:bookmarkEnd w:id="166"/>
+    </w:p>
+    <w:p>
+      <w:pPr>
+        <w:pStyle w:val="Heading2"/>
+        <w:pBdr>
+          <w:bottom w:val="single" w:sz="12" w:space="0" w:color="228B22"/>
+        </w:pBdr>
+        <w:spacing w:before="280" w:after="80"/>
+        <w:rPr/>
+      </w:pPr>
+      <w:bookmarkStart w:id="167" w:name="__RefHeading___Toc7875_1339977371"/>
+      <w:bookmarkStart w:id="168" w:name="reproducing-these-numbers"/>
+      <w:bookmarkEnd w:id="167"/>
+      <w:r>
+        <w:rPr>
+          <w:rStyle w:val="SectionNumber"/>
+          <w:b/>
+          <w:color w:val="228B22"/>
+          <w:sz w:val="28"/>
+        </w:rPr>
+        <w:t>9.6</w:t>
+      </w:r>
+      <w:r>
+        <w:rPr>
+          <w:b/>
+          <w:color w:val="228B22"/>
+          <w:sz w:val="28"/>
+        </w:rPr>
+        <w:tab/>
+        <w:t>8.6 Reproducing these numbers</w:t>
       </w:r>
     </w:p>
     <w:p>
@@ -35219,6 +37128,298 @@
           <w:rStyle w:val="NormalTok"/>
         </w:rPr>
         <w:t xml:space="preserve"> bin/plot_bank_gap.py reports/bank_gap_sweep.json</w:t>
+      </w:r>
+      <w:r>
+        <w:rPr/>
+        <w:br/>
+        <w:br/>
+      </w:r>
+      <w:r>
+        <w:rPr>
+          <w:rStyle w:val="CommentTok"/>
+        </w:rPr>
+        <w:t># 8.5, the runtime axes -- pass the clock EXPLICITLY, see the warning below</w:t>
+      </w:r>
+      <w:r>
+        <w:rPr/>
+        <w:br/>
+      </w:r>
+      <w:r>
+        <w:rPr>
+          <w:rStyle w:val="BuiltInTok"/>
+        </w:rPr>
+        <w:t>cd</w:t>
+      </w:r>
+      <w:r>
+        <w:rPr>
+          <w:rStyle w:val="NormalTok"/>
+        </w:rPr>
+        <w:t xml:space="preserve"> host</w:t>
+      </w:r>
+      <w:r>
+        <w:rPr/>
+        <w:br/>
+      </w:r>
+      <w:r>
+        <w:rPr>
+          <w:rStyle w:val="ControlFlowTok"/>
+        </w:rPr>
+        <w:t>for</w:t>
+      </w:r>
+      <w:r>
+        <w:rPr>
+          <w:rStyle w:val="NormalTok"/>
+        </w:rPr>
+        <w:t xml:space="preserve"> p </w:t>
+      </w:r>
+      <w:r>
+        <w:rPr>
+          <w:rStyle w:val="KeywordTok"/>
+        </w:rPr>
+        <w:t>in</w:t>
+      </w:r>
+      <w:r>
+        <w:rPr>
+          <w:rStyle w:val="NormalTok"/>
+        </w:rPr>
+        <w:t xml:space="preserve"> order sched_sub paging pairs_refresh_open matrix</w:t>
+      </w:r>
+      <w:r>
+        <w:rPr>
+          <w:rStyle w:val="KeywordTok"/>
+        </w:rPr>
+        <w:t>;</w:t>
+      </w:r>
+      <w:r>
+        <w:rPr>
+          <w:rStyle w:val="NormalTok"/>
+        </w:rPr>
+        <w:t xml:space="preserve"> </w:t>
+      </w:r>
+      <w:r>
+        <w:rPr>
+          <w:rStyle w:val="ControlFlowTok"/>
+        </w:rPr>
+        <w:t>do</w:t>
+      </w:r>
+      <w:r>
+        <w:rPr/>
+        <w:br/>
+      </w:r>
+      <w:r>
+        <w:rPr>
+          <w:rStyle w:val="NormalTok"/>
+        </w:rPr>
+        <w:t xml:space="preserve">  </w:t>
+      </w:r>
+      <w:r>
+        <w:rPr>
+          <w:rStyle w:val="ExtensionTok"/>
+        </w:rPr>
+        <w:t>python3</w:t>
+      </w:r>
+      <w:r>
+        <w:rPr>
+          <w:rStyle w:val="NormalTok"/>
+        </w:rPr>
+        <w:t xml:space="preserve"> pumice_master.py </w:t>
+      </w:r>
+      <w:r>
+        <w:rPr>
+          <w:rStyle w:val="AttributeTok"/>
+        </w:rPr>
+        <w:t>--char</w:t>
+      </w:r>
+      <w:r>
+        <w:rPr>
+          <w:rStyle w:val="NormalTok"/>
+        </w:rPr>
+        <w:t xml:space="preserve"> </w:t>
+      </w:r>
+      <w:r>
+        <w:rPr>
+          <w:rStyle w:val="AttributeTok"/>
+        </w:rPr>
+        <w:t>--char-scale</w:t>
+      </w:r>
+      <w:r>
+        <w:rPr>
+          <w:rStyle w:val="NormalTok"/>
+        </w:rPr>
+        <w:t xml:space="preserve"> 1000 </w:t>
+      </w:r>
+      <w:r>
+        <w:rPr>
+          <w:rStyle w:val="AttributeTok"/>
+        </w:rPr>
+        <w:t>--char-profile</w:t>
+      </w:r>
+      <w:r>
+        <w:rPr>
+          <w:rStyle w:val="NormalTok"/>
+        </w:rPr>
+        <w:t xml:space="preserve"> </w:t>
+      </w:r>
+      <w:r>
+        <w:rPr>
+          <w:rStyle w:val="VariableTok"/>
+        </w:rPr>
+        <w:t>$p</w:t>
+      </w:r>
+      <w:r>
+        <w:rPr>
+          <w:rStyle w:val="NormalTok"/>
+        </w:rPr>
+        <w:t xml:space="preserve"> </w:t>
+      </w:r>
+      <w:r>
+        <w:rPr>
+          <w:rStyle w:val="DataTypeTok"/>
+        </w:rPr>
+        <w:t>\</w:t>
+      </w:r>
+      <w:r>
+        <w:rPr/>
+        <w:br/>
+      </w:r>
+      <w:r>
+        <w:rPr>
+          <w:rStyle w:val="NormalTok"/>
+        </w:rPr>
+        <w:t xml:space="preserve">      </w:t>
+      </w:r>
+      <w:r>
+        <w:rPr>
+          <w:rStyle w:val="AttributeTok"/>
+        </w:rPr>
+        <w:t>--no-level</w:t>
+      </w:r>
+      <w:r>
+        <w:rPr>
+          <w:rStyle w:val="NormalTok"/>
+        </w:rPr>
+        <w:t xml:space="preserve"> </w:t>
+      </w:r>
+      <w:r>
+        <w:rPr>
+          <w:rStyle w:val="AttributeTok"/>
+        </w:rPr>
+        <w:t>--clk-mhz</w:t>
+      </w:r>
+      <w:r>
+        <w:rPr>
+          <w:rStyle w:val="NormalTok"/>
+        </w:rPr>
+        <w:t xml:space="preserve"> 75 </w:t>
+      </w:r>
+      <w:r>
+        <w:rPr>
+          <w:rStyle w:val="AttributeTok"/>
+        </w:rPr>
+        <w:t>--csv</w:t>
+      </w:r>
+      <w:r>
+        <w:rPr>
+          <w:rStyle w:val="NormalTok"/>
+        </w:rPr>
+        <w:t xml:space="preserve"> ../reports/axis_</w:t>
+      </w:r>
+      <w:r>
+        <w:rPr>
+          <w:rStyle w:val="VariableTok"/>
+        </w:rPr>
+        <w:t>$p</w:t>
+      </w:r>
+      <w:r>
+        <w:rPr>
+          <w:rStyle w:val="NormalTok"/>
+        </w:rPr>
+        <w:t>.csv</w:t>
+      </w:r>
+      <w:r>
+        <w:rPr/>
+        <w:br/>
+      </w:r>
+      <w:r>
+        <w:rPr>
+          <w:rStyle w:val="ControlFlowTok"/>
+        </w:rPr>
+        <w:t>done</w:t>
+      </w:r>
+    </w:p>
+    <w:p>
+      <w:pPr>
+        <w:pStyle w:val="BlockText"/>
+        <w:rPr/>
+      </w:pPr>
+      <w:r>
+        <w:rPr>
+          <w:rStyle w:val="VerbatimChar"/>
+          <w:b/>
+          <w:bCs/>
+        </w:rPr>
+        <w:t>--clk-mhz</w:t>
+      </w:r>
+      <w:r>
+        <w:rPr>
+          <w:b/>
+          <w:bCs/>
+        </w:rPr>
+        <w:t xml:space="preserve"> defaults to 66.667 and this build runs at 75.</w:t>
+      </w:r>
+      <w:r>
+        <w:rPr/>
+        <w:t xml:space="preserve"> Bandwidth is computed as </w:t>
+      </w:r>
+      <w:r>
+        <w:rPr>
+          <w:rStyle w:val="VerbatimChar"/>
+        </w:rPr>
+        <w:t>(bytes / cycles) * clk_mhz</w:t>
+      </w:r>
+      <w:r>
+        <w:rPr/>
+        <w:t xml:space="preserve">, so the default silently scales every number by 0.889 and mis-states the ceiling as 533 MB/s. Pass it, or let </w:t>
+      </w:r>
+      <w:r>
+        <w:rPr>
+          <w:rStyle w:val="VerbatimChar"/>
+        </w:rPr>
+        <w:t>pumice_char.resolve_clk_mhz()</w:t>
+      </w:r>
+      <w:r>
+        <w:rPr/>
+        <w:t xml:space="preserve"> read </w:t>
+      </w:r>
+      <w:r>
+        <w:rPr>
+          <w:rStyle w:val="VerbatimChar"/>
+        </w:rPr>
+        <w:t>clk_hz</w:t>
+      </w:r>
+      <w:r>
+        <w:rPr/>
+        <w:t xml:space="preserve"> out of the bitstream. The same class of error in the other direction once reported open-page reads at 123% of what the port can physically carry.</w:t>
+      </w:r>
+    </w:p>
+    <w:p>
+      <w:pPr>
+        <w:pStyle w:val="BlockText"/>
+        <w:rPr/>
+      </w:pPr>
+      <w:r>
+        <w:rPr/>
+        <w:t xml:space="preserve">Read section 8.5 with the </w:t>
+      </w:r>
+      <w:r>
+        <w:rPr>
+          <w:rStyle w:val="VerbatimChar"/>
+        </w:rPr>
+        <w:t>limiter</w:t>
+      </w:r>
+      <w:r>
+        <w:rPr/>
+        <w:t xml:space="preserve"> column, not only the bandwidth column. A policy sweep on a workload that cannot express the policy returns a flat table that is indistinguishable from a policy with no effect.</w:t>
       </w:r>
     </w:p>
     <w:p>
@@ -35287,7 +37488,7 @@
         <w:t xml:space="preserve"> carries the full treatment.</w:t>
       </w:r>
       <w:bookmarkEnd w:id="112"/>
-      <w:bookmarkEnd w:id="153"/>
+      <w:bookmarkEnd w:id="168"/>
     </w:p>
     <w:sectPr>
       <w:footerReference w:type="even" r:id="rId13"/>
@@ -35427,7 +37628,7 @@
           </w:r>
           <w:r>
             <w:rPr/>
-            <w:t>36</w:t>
+            <w:t>44</w:t>
           </w:r>
           <w:r>
             <w:rPr/>
@@ -35454,7 +37655,7 @@
           </w:r>
           <w:r>
             <w:rPr/>
-            <w:t>36</w:t>
+            <w:t>44</w:t>
           </w:r>
           <w:r>
             <w:rPr/>
@@ -35574,7 +37775,7 @@
           </w:r>
           <w:r>
             <w:rPr/>
-            <w:t>36</w:t>
+            <w:t>44</w:t>
           </w:r>
           <w:r>
             <w:rPr/>
@@ -35601,7 +37802,7 @@
           </w:r>
           <w:r>
             <w:rPr/>
-            <w:t>36</w:t>
+            <w:t>44</w:t>
           </w:r>
           <w:r>
             <w:rPr/>
